--- a/normalizacao-bd-funcionarios/documentos/Trabalho_Normalizacao_Funcionarios.docx
+++ b/normalizacao-bd-funcionarios/documentos/Trabalho_Normalizacao_Funcionarios.docx
@@ -4,7 +4,7 @@
   <w:body>
     <w:p>
       <w:pPr>
-        <w:jc w:val="center"/>
+        <w:spacing w:line="360" w:lineRule="auto"/>
         <w:rPr>
           <w:rFonts w:ascii="Times New Roman" w:hAnsi="Times New Roman" w:cs="Times New Roman"/>
           <w:sz w:val="24"/>
@@ -36,7 +36,7 @@
     </w:p>
     <w:p>
       <w:pPr>
-        <w:jc w:val="center"/>
+        <w:spacing w:line="360" w:lineRule="auto"/>
         <w:rPr>
           <w:rFonts w:ascii="Times New Roman" w:hAnsi="Times New Roman" w:cs="Times New Roman"/>
           <w:sz w:val="24"/>
@@ -69,16 +69,20 @@
     <w:p>
       <w:pPr>
         <w:pStyle w:val="Ttulo1"/>
-        <w:rPr>
-          <w:rFonts w:ascii="Times New Roman" w:hAnsi="Times New Roman" w:cs="Times New Roman"/>
-          <w:sz w:val="24"/>
-          <w:szCs w:val="24"/>
-          <w:lang w:val="pt-PT"/>
-        </w:rPr>
-      </w:pPr>
-      <w:r>
-        <w:rPr>
-          <w:rFonts w:ascii="Times New Roman" w:hAnsi="Times New Roman" w:cs="Times New Roman"/>
+        <w:spacing w:line="360" w:lineRule="auto"/>
+        <w:jc w:val="both"/>
+        <w:rPr>
+          <w:rFonts w:ascii="Times New Roman" w:hAnsi="Times New Roman" w:cs="Times New Roman"/>
+          <w:color w:val="auto"/>
+          <w:sz w:val="24"/>
+          <w:szCs w:val="24"/>
+          <w:lang w:val="pt-PT"/>
+        </w:rPr>
+      </w:pPr>
+      <w:r>
+        <w:rPr>
+          <w:rFonts w:ascii="Times New Roman" w:hAnsi="Times New Roman" w:cs="Times New Roman"/>
+          <w:color w:val="auto"/>
           <w:sz w:val="24"/>
           <w:szCs w:val="24"/>
           <w:lang w:val="pt-PT"/>
@@ -88,6 +92,8 @@
     </w:p>
     <w:p>
       <w:pPr>
+        <w:spacing w:line="360" w:lineRule="auto"/>
+        <w:jc w:val="both"/>
         <w:rPr>
           <w:rFonts w:ascii="Times New Roman" w:hAnsi="Times New Roman" w:cs="Times New Roman"/>
           <w:sz w:val="24"/>
@@ -107,6 +113,8 @@
     </w:p>
     <w:p>
       <w:pPr>
+        <w:spacing w:line="360" w:lineRule="auto"/>
+        <w:jc w:val="both"/>
         <w:rPr>
           <w:rFonts w:ascii="Times New Roman" w:hAnsi="Times New Roman" w:cs="Times New Roman"/>
           <w:sz w:val="24"/>
@@ -126,79 +134,77 @@
     </w:p>
     <w:p>
       <w:pPr>
-        <w:pStyle w:val="Ttulo1"/>
-        <w:rPr>
-          <w:rFonts w:ascii="Times New Roman" w:hAnsi="Times New Roman" w:cs="Times New Roman"/>
-          <w:sz w:val="24"/>
-          <w:szCs w:val="24"/>
-          <w:lang w:val="pt-PT"/>
-        </w:rPr>
-      </w:pPr>
-      <w:r>
-        <w:rPr>
-          <w:rFonts w:ascii="Times New Roman" w:hAnsi="Times New Roman" w:cs="Times New Roman"/>
-          <w:sz w:val="24"/>
-          <w:szCs w:val="24"/>
-          <w:lang w:val="pt-PT"/>
-        </w:rPr>
-        <w:t>2. Análise da estrutura não normalizada (0FN)</w:t>
+        <w:rPr>
+          <w:rFonts w:ascii="Times New Roman" w:hAnsi="Times New Roman" w:cs="Times New Roman"/>
+          <w:sz w:val="24"/>
+          <w:szCs w:val="24"/>
+          <w:lang w:val="pt-PT"/>
+        </w:rPr>
+      </w:pPr>
+      <w:r>
+        <w:rPr>
+          <w:rFonts w:ascii="Times New Roman" w:hAnsi="Times New Roman" w:cs="Times New Roman"/>
+          <w:sz w:val="24"/>
+          <w:szCs w:val="24"/>
+          <w:lang w:val="pt-PT"/>
+        </w:rPr>
+        <w:br w:type="page"/>
       </w:r>
     </w:p>
     <w:p>
       <w:pPr>
-        <w:rPr>
-          <w:rFonts w:ascii="Times New Roman" w:hAnsi="Times New Roman" w:cs="Times New Roman"/>
-          <w:sz w:val="24"/>
-          <w:szCs w:val="24"/>
-          <w:lang w:val="pt-PT"/>
-        </w:rPr>
-      </w:pPr>
-      <w:r>
-        <w:rPr>
-          <w:rFonts w:ascii="Times New Roman" w:hAnsi="Times New Roman" w:cs="Times New Roman"/>
-          <w:sz w:val="24"/>
-          <w:szCs w:val="24"/>
-          <w:lang w:val="pt-PT"/>
-        </w:rPr>
-        <w:t xml:space="preserve">A relação original pode ser representada, de forma simplificada, por R0 com os seguintes grupos: dados pessoais (Nome, Data </w:t>
-      </w:r>
-      <w:proofErr w:type="spellStart"/>
-      <w:r>
-        <w:rPr>
-          <w:rFonts w:ascii="Times New Roman" w:hAnsi="Times New Roman" w:cs="Times New Roman"/>
-          <w:sz w:val="24"/>
-          <w:szCs w:val="24"/>
-          <w:lang w:val="pt-PT"/>
-        </w:rPr>
-        <w:t>Nasc</w:t>
-      </w:r>
-      <w:proofErr w:type="spellEnd"/>
-      <w:r>
-        <w:rPr>
-          <w:rFonts w:ascii="Times New Roman" w:hAnsi="Times New Roman" w:cs="Times New Roman"/>
-          <w:sz w:val="24"/>
-          <w:szCs w:val="24"/>
-          <w:lang w:val="pt-PT"/>
-        </w:rPr>
-        <w:t>., NUIT, BI, Email), endereço, dados profissionais (Cargo, Cód. Cargo, Função, Cód. Função, Posto de Trabalho, Data Admissão), três colunas de filhos e três colunas de telefones.</w:t>
+        <w:pStyle w:val="Ttulo1"/>
+        <w:spacing w:line="360" w:lineRule="auto"/>
+        <w:jc w:val="both"/>
+        <w:rPr>
+          <w:rFonts w:ascii="Times New Roman" w:hAnsi="Times New Roman" w:cs="Times New Roman"/>
+          <w:color w:val="auto"/>
+          <w:sz w:val="24"/>
+          <w:szCs w:val="24"/>
+          <w:lang w:val="pt-PT"/>
+        </w:rPr>
+      </w:pPr>
+      <w:r>
+        <w:rPr>
+          <w:rFonts w:ascii="Times New Roman" w:hAnsi="Times New Roman" w:cs="Times New Roman"/>
+          <w:color w:val="auto"/>
+          <w:sz w:val="24"/>
+          <w:szCs w:val="24"/>
+          <w:lang w:val="pt-PT"/>
+        </w:rPr>
+        <w:lastRenderedPageBreak/>
+        <w:t>2. Análise da estrutura não normalizada (0FN)</w:t>
       </w:r>
     </w:p>
     <w:p>
       <w:pPr>
-        <w:rPr>
-          <w:rFonts w:ascii="Times New Roman" w:hAnsi="Times New Roman" w:cs="Times New Roman"/>
-          <w:sz w:val="24"/>
-          <w:szCs w:val="24"/>
-        </w:rPr>
-      </w:pPr>
+        <w:spacing w:line="360" w:lineRule="auto"/>
+        <w:jc w:val="both"/>
+        <w:rPr>
+          <w:rFonts w:ascii="Times New Roman" w:hAnsi="Times New Roman" w:cs="Times New Roman"/>
+          <w:sz w:val="24"/>
+          <w:szCs w:val="24"/>
+          <w:lang w:val="pt-PT"/>
+        </w:rPr>
+      </w:pPr>
+      <w:r>
+        <w:rPr>
+          <w:rFonts w:ascii="Times New Roman" w:hAnsi="Times New Roman" w:cs="Times New Roman"/>
+          <w:sz w:val="24"/>
+          <w:szCs w:val="24"/>
+          <w:lang w:val="pt-PT"/>
+        </w:rPr>
+        <w:t xml:space="preserve">A relação original pode ser representada, de forma simplificada, por R0 com os seguintes grupos: dados pessoais (Nome, Data </w:t>
+      </w:r>
       <w:proofErr w:type="spellStart"/>
       <w:r>
         <w:rPr>
           <w:rFonts w:ascii="Times New Roman" w:hAnsi="Times New Roman" w:cs="Times New Roman"/>
           <w:sz w:val="24"/>
           <w:szCs w:val="24"/>
-        </w:rPr>
-        <w:t>Principais</w:t>
+          <w:lang w:val="pt-PT"/>
+        </w:rPr>
+        <w:t>Nasc</w:t>
       </w:r>
       <w:proofErr w:type="spellEnd"/>
       <w:r>
@@ -206,212 +212,29 @@
           <w:rFonts w:ascii="Times New Roman" w:hAnsi="Times New Roman" w:cs="Times New Roman"/>
           <w:sz w:val="24"/>
           <w:szCs w:val="24"/>
-        </w:rPr>
-        <w:t xml:space="preserve"> </w:t>
-      </w:r>
-      <w:proofErr w:type="spellStart"/>
-      <w:r>
-        <w:rPr>
-          <w:rFonts w:ascii="Times New Roman" w:hAnsi="Times New Roman" w:cs="Times New Roman"/>
-          <w:sz w:val="24"/>
-          <w:szCs w:val="24"/>
-        </w:rPr>
-        <w:t>problemas</w:t>
-      </w:r>
-      <w:proofErr w:type="spellEnd"/>
-      <w:r>
-        <w:rPr>
-          <w:rFonts w:ascii="Times New Roman" w:hAnsi="Times New Roman" w:cs="Times New Roman"/>
-          <w:sz w:val="24"/>
-          <w:szCs w:val="24"/>
-        </w:rPr>
-        <w:t xml:space="preserve"> </w:t>
-      </w:r>
-      <w:proofErr w:type="spellStart"/>
-      <w:r>
-        <w:rPr>
-          <w:rFonts w:ascii="Times New Roman" w:hAnsi="Times New Roman" w:cs="Times New Roman"/>
-          <w:sz w:val="24"/>
-          <w:szCs w:val="24"/>
-        </w:rPr>
-        <w:t>identificados</w:t>
-      </w:r>
-      <w:proofErr w:type="spellEnd"/>
-      <w:r>
-        <w:rPr>
-          <w:rFonts w:ascii="Times New Roman" w:hAnsi="Times New Roman" w:cs="Times New Roman"/>
-          <w:sz w:val="24"/>
-          <w:szCs w:val="24"/>
-        </w:rPr>
-        <w:t>:</w:t>
+          <w:lang w:val="pt-PT"/>
+        </w:rPr>
+        <w:t>., NUIT, BI, Email), endereço, dados profissionais (Cargo, Cód. Cargo, Função, Cód. Função, Posto de Trabalho, Data Admissão), três colunas de filhos e três colunas de telefones.</w:t>
       </w:r>
     </w:p>
     <w:p>
       <w:pPr>
-        <w:pStyle w:val="Listacommarcas"/>
-        <w:rPr>
-          <w:rFonts w:ascii="Times New Roman" w:hAnsi="Times New Roman" w:cs="Times New Roman"/>
-          <w:sz w:val="24"/>
-          <w:szCs w:val="24"/>
-          <w:lang w:val="pt-PT"/>
-        </w:rPr>
-      </w:pPr>
-      <w:r>
-        <w:rPr>
-          <w:rFonts w:ascii="Times New Roman" w:hAnsi="Times New Roman" w:cs="Times New Roman"/>
-          <w:sz w:val="24"/>
-          <w:szCs w:val="24"/>
-          <w:lang w:val="pt-PT"/>
-        </w:rPr>
-        <w:t>Grupos repetitivos: Filho 1, Filho 2, Filho 3 e Celular 1, Celular 2, Celular 3.</w:t>
-      </w:r>
-    </w:p>
-    <w:p>
-      <w:pPr>
-        <w:pStyle w:val="Listacommarcas"/>
-        <w:rPr>
-          <w:rFonts w:ascii="Times New Roman" w:hAnsi="Times New Roman" w:cs="Times New Roman"/>
-          <w:sz w:val="24"/>
-          <w:szCs w:val="24"/>
-          <w:lang w:val="pt-PT"/>
-        </w:rPr>
-      </w:pPr>
-      <w:r>
-        <w:rPr>
-          <w:rFonts w:ascii="Times New Roman" w:hAnsi="Times New Roman" w:cs="Times New Roman"/>
-          <w:sz w:val="24"/>
-          <w:szCs w:val="24"/>
-          <w:lang w:val="pt-PT"/>
-        </w:rPr>
-        <w:t>A morada está concentrada num campo composto, contendo tipo/nome da via, número e bairro, além de cidade, província e país em campos separados.</w:t>
-      </w:r>
-    </w:p>
-    <w:p>
-      <w:pPr>
-        <w:pStyle w:val="Listacommarcas"/>
-        <w:rPr>
-          <w:rFonts w:ascii="Times New Roman" w:hAnsi="Times New Roman" w:cs="Times New Roman"/>
-          <w:sz w:val="24"/>
-          <w:szCs w:val="24"/>
-          <w:lang w:val="pt-PT"/>
-        </w:rPr>
-      </w:pPr>
-      <w:r>
-        <w:rPr>
-          <w:rFonts w:ascii="Times New Roman" w:hAnsi="Times New Roman" w:cs="Times New Roman"/>
-          <w:sz w:val="24"/>
-          <w:szCs w:val="24"/>
-          <w:lang w:val="pt-PT"/>
-        </w:rPr>
-        <w:t>Redundância de dados profissionais: o mesmo código de cargo e a mesma designação aparecem em vários funcionários.</w:t>
-      </w:r>
-    </w:p>
-    <w:p>
-      <w:pPr>
-        <w:pStyle w:val="Listacommarcas"/>
-        <w:rPr>
-          <w:rFonts w:ascii="Times New Roman" w:hAnsi="Times New Roman" w:cs="Times New Roman"/>
-          <w:sz w:val="24"/>
-          <w:szCs w:val="24"/>
-          <w:lang w:val="pt-PT"/>
-        </w:rPr>
-      </w:pPr>
-      <w:r>
-        <w:rPr>
-          <w:rFonts w:ascii="Times New Roman" w:hAnsi="Times New Roman" w:cs="Times New Roman"/>
-          <w:sz w:val="24"/>
-          <w:szCs w:val="24"/>
-          <w:lang w:val="pt-PT"/>
-        </w:rPr>
-        <w:t>Redundância de funções: o mesmo código de função e a respetiva designação repetem-se entre funcionários.</w:t>
-      </w:r>
-    </w:p>
-    <w:p>
-      <w:pPr>
-        <w:pStyle w:val="Listacommarcas"/>
-        <w:rPr>
-          <w:rFonts w:ascii="Times New Roman" w:hAnsi="Times New Roman" w:cs="Times New Roman"/>
-          <w:sz w:val="24"/>
-          <w:szCs w:val="24"/>
-          <w:lang w:val="pt-PT"/>
-        </w:rPr>
-      </w:pPr>
-      <w:r>
-        <w:rPr>
-          <w:rFonts w:ascii="Times New Roman" w:hAnsi="Times New Roman" w:cs="Times New Roman"/>
-          <w:sz w:val="24"/>
-          <w:szCs w:val="24"/>
-          <w:lang w:val="pt-PT"/>
-        </w:rPr>
-        <w:t>Redundância geográfica: cidade, província e país repetem-se em diversos registos.</w:t>
-      </w:r>
-    </w:p>
-    <w:p>
-      <w:pPr>
-        <w:pStyle w:val="Listacommarcas"/>
-        <w:rPr>
-          <w:rFonts w:ascii="Times New Roman" w:hAnsi="Times New Roman" w:cs="Times New Roman"/>
-          <w:sz w:val="24"/>
-          <w:szCs w:val="24"/>
-          <w:lang w:val="pt-PT"/>
-        </w:rPr>
-      </w:pPr>
-      <w:r>
-        <w:rPr>
-          <w:rFonts w:ascii="Times New Roman" w:hAnsi="Times New Roman" w:cs="Times New Roman"/>
-          <w:sz w:val="24"/>
-          <w:szCs w:val="24"/>
-          <w:lang w:val="pt-PT"/>
-        </w:rPr>
-        <w:t>A existência de vários valores de telefone e filhos em colunas fixas limita a quantidade de ocorrências e torna consultas e manutenção pouco flexíveis.</w:t>
-      </w:r>
-    </w:p>
-    <w:p>
-      <w:pPr>
-        <w:pStyle w:val="Ttulo2"/>
-        <w:rPr>
-          <w:rFonts w:ascii="Times New Roman" w:hAnsi="Times New Roman" w:cs="Times New Roman"/>
-          <w:sz w:val="24"/>
-          <w:szCs w:val="24"/>
-        </w:rPr>
-      </w:pPr>
-      <w:r>
-        <w:rPr>
-          <w:rFonts w:ascii="Times New Roman" w:hAnsi="Times New Roman" w:cs="Times New Roman"/>
-          <w:sz w:val="24"/>
-          <w:szCs w:val="24"/>
-        </w:rPr>
-        <w:t>2.1. Dependências funcionais</w:t>
-      </w:r>
-    </w:p>
-    <w:p>
-      <w:pPr>
-        <w:pStyle w:val="Listacommarcas"/>
-        <w:rPr>
-          <w:rFonts w:ascii="Times New Roman" w:hAnsi="Times New Roman" w:cs="Times New Roman"/>
-          <w:sz w:val="24"/>
-          <w:szCs w:val="24"/>
-          <w:lang w:val="pt-PT"/>
-        </w:rPr>
-      </w:pPr>
-      <w:r>
-        <w:rPr>
-          <w:rFonts w:ascii="Times New Roman" w:hAnsi="Times New Roman" w:cs="Times New Roman"/>
-          <w:sz w:val="24"/>
-          <w:szCs w:val="24"/>
-          <w:lang w:val="pt-PT"/>
-        </w:rPr>
-        <w:t xml:space="preserve">NUIT → Nome, </w:t>
-      </w:r>
+        <w:spacing w:line="360" w:lineRule="auto"/>
+        <w:jc w:val="both"/>
+        <w:rPr>
+          <w:rFonts w:ascii="Times New Roman" w:hAnsi="Times New Roman" w:cs="Times New Roman"/>
+          <w:sz w:val="24"/>
+          <w:szCs w:val="24"/>
+        </w:rPr>
+      </w:pPr>
       <w:proofErr w:type="spellStart"/>
       <w:r>
         <w:rPr>
           <w:rFonts w:ascii="Times New Roman" w:hAnsi="Times New Roman" w:cs="Times New Roman"/>
           <w:sz w:val="24"/>
           <w:szCs w:val="24"/>
-          <w:lang w:val="pt-PT"/>
-        </w:rPr>
-        <w:t>Data_Nascimento</w:t>
+        </w:rPr>
+        <w:t>Principais</w:t>
       </w:r>
       <w:proofErr w:type="spellEnd"/>
       <w:r>
@@ -419,9 +242,8 @@
           <w:rFonts w:ascii="Times New Roman" w:hAnsi="Times New Roman" w:cs="Times New Roman"/>
           <w:sz w:val="24"/>
           <w:szCs w:val="24"/>
-          <w:lang w:val="pt-PT"/>
-        </w:rPr>
-        <w:t xml:space="preserve">, BI, Email, </w:t>
+        </w:rPr>
+        <w:t xml:space="preserve"> </w:t>
       </w:r>
       <w:proofErr w:type="spellStart"/>
       <w:r>
@@ -429,9 +251,8 @@
           <w:rFonts w:ascii="Times New Roman" w:hAnsi="Times New Roman" w:cs="Times New Roman"/>
           <w:sz w:val="24"/>
           <w:szCs w:val="24"/>
-          <w:lang w:val="pt-PT"/>
-        </w:rPr>
-        <w:t>Data_Admissao</w:t>
+        </w:rPr>
+        <w:t>problemas</w:t>
       </w:r>
       <w:proofErr w:type="spellEnd"/>
       <w:r>
@@ -439,30 +260,8 @@
           <w:rFonts w:ascii="Times New Roman" w:hAnsi="Times New Roman" w:cs="Times New Roman"/>
           <w:sz w:val="24"/>
           <w:szCs w:val="24"/>
-          <w:lang w:val="pt-PT"/>
-        </w:rPr>
-        <w:t>, endereço, cargo, função e posto de trabalho.</w:t>
-      </w:r>
-    </w:p>
-    <w:p>
-      <w:pPr>
-        <w:pStyle w:val="Listacommarcas"/>
-        <w:rPr>
-          <w:rFonts w:ascii="Times New Roman" w:hAnsi="Times New Roman" w:cs="Times New Roman"/>
-          <w:sz w:val="24"/>
-          <w:szCs w:val="24"/>
-          <w:lang w:val="pt-PT"/>
-        </w:rPr>
-      </w:pPr>
-      <w:r>
-        <w:rPr>
-          <w:rFonts w:ascii="Times New Roman" w:hAnsi="Times New Roman" w:cs="Times New Roman"/>
-          <w:sz w:val="24"/>
-          <w:szCs w:val="24"/>
-          <w:lang w:val="pt-PT"/>
-        </w:rPr>
-        <w:lastRenderedPageBreak/>
-        <w:t xml:space="preserve">BI → Nome, </w:t>
+        </w:rPr>
+        <w:t xml:space="preserve"> </w:t>
       </w:r>
       <w:proofErr w:type="spellStart"/>
       <w:r>
@@ -470,9 +269,8 @@
           <w:rFonts w:ascii="Times New Roman" w:hAnsi="Times New Roman" w:cs="Times New Roman"/>
           <w:sz w:val="24"/>
           <w:szCs w:val="24"/>
-          <w:lang w:val="pt-PT"/>
-        </w:rPr>
-        <w:t>Data_Nascimento</w:t>
+        </w:rPr>
+        <w:t>identificados</w:t>
       </w:r>
       <w:proofErr w:type="spellEnd"/>
       <w:r>
@@ -480,1321 +278,8 @@
           <w:rFonts w:ascii="Times New Roman" w:hAnsi="Times New Roman" w:cs="Times New Roman"/>
           <w:sz w:val="24"/>
           <w:szCs w:val="24"/>
-          <w:lang w:val="pt-PT"/>
-        </w:rPr>
-        <w:t>, NUIT, Email, ... (assumindo BI único por funcionário).</w:t>
-      </w:r>
-    </w:p>
-    <w:p>
-      <w:pPr>
-        <w:pStyle w:val="Listacommarcas"/>
-        <w:rPr>
-          <w:rFonts w:ascii="Times New Roman" w:hAnsi="Times New Roman" w:cs="Times New Roman"/>
-          <w:sz w:val="24"/>
-          <w:szCs w:val="24"/>
-          <w:lang w:val="pt-PT"/>
-        </w:rPr>
-      </w:pPr>
-      <w:r>
-        <w:rPr>
-          <w:rFonts w:ascii="Times New Roman" w:hAnsi="Times New Roman" w:cs="Times New Roman"/>
-          <w:sz w:val="24"/>
-          <w:szCs w:val="24"/>
-          <w:lang w:val="pt-PT"/>
-        </w:rPr>
-        <w:t>Email → funcionário (assumindo email institucional único).</w:t>
-      </w:r>
-    </w:p>
-    <w:p>
-      <w:pPr>
-        <w:pStyle w:val="Listacommarcas"/>
-        <w:rPr>
-          <w:rFonts w:ascii="Times New Roman" w:hAnsi="Times New Roman" w:cs="Times New Roman"/>
-          <w:sz w:val="24"/>
-          <w:szCs w:val="24"/>
-        </w:rPr>
-      </w:pPr>
-      <w:proofErr w:type="spellStart"/>
-      <w:r>
-        <w:rPr>
-          <w:rFonts w:ascii="Times New Roman" w:hAnsi="Times New Roman" w:cs="Times New Roman"/>
-          <w:sz w:val="24"/>
-          <w:szCs w:val="24"/>
-        </w:rPr>
-        <w:t>Cód_Cargo</w:t>
-      </w:r>
-      <w:proofErr w:type="spellEnd"/>
-      <w:r>
-        <w:rPr>
-          <w:rFonts w:ascii="Times New Roman" w:hAnsi="Times New Roman" w:cs="Times New Roman"/>
-          <w:sz w:val="24"/>
-          <w:szCs w:val="24"/>
-        </w:rPr>
-        <w:t xml:space="preserve"> → Cargo.</w:t>
-      </w:r>
-    </w:p>
-    <w:p>
-      <w:pPr>
-        <w:pStyle w:val="Listacommarcas"/>
-        <w:rPr>
-          <w:rFonts w:ascii="Times New Roman" w:hAnsi="Times New Roman" w:cs="Times New Roman"/>
-          <w:sz w:val="24"/>
-          <w:szCs w:val="24"/>
-        </w:rPr>
-      </w:pPr>
-      <w:r>
-        <w:rPr>
-          <w:rFonts w:ascii="Times New Roman" w:hAnsi="Times New Roman" w:cs="Times New Roman"/>
-          <w:sz w:val="24"/>
-          <w:szCs w:val="24"/>
-        </w:rPr>
-        <w:t>Cód_Função → Função.</w:t>
-      </w:r>
-    </w:p>
-    <w:p>
-      <w:pPr>
-        <w:pStyle w:val="Listacommarcas"/>
-        <w:rPr>
-          <w:rFonts w:ascii="Times New Roman" w:hAnsi="Times New Roman" w:cs="Times New Roman"/>
-          <w:sz w:val="24"/>
-          <w:szCs w:val="24"/>
-          <w:lang w:val="pt-PT"/>
-        </w:rPr>
-      </w:pPr>
-      <w:r>
-        <w:rPr>
-          <w:rFonts w:ascii="Times New Roman" w:hAnsi="Times New Roman" w:cs="Times New Roman"/>
-          <w:sz w:val="24"/>
-          <w:szCs w:val="24"/>
-          <w:lang w:val="pt-PT"/>
-        </w:rPr>
-        <w:t>Cidade → Província (na estrutura fornecida) e Província → País.</w:t>
-      </w:r>
-    </w:p>
-    <w:p>
-      <w:pPr>
-        <w:rPr>
-          <w:rFonts w:ascii="Times New Roman" w:hAnsi="Times New Roman" w:cs="Times New Roman"/>
-          <w:sz w:val="24"/>
-          <w:szCs w:val="24"/>
-          <w:lang w:val="pt-PT"/>
-        </w:rPr>
-      </w:pPr>
-      <w:r>
-        <w:rPr>
-          <w:rFonts w:ascii="Times New Roman" w:hAnsi="Times New Roman" w:cs="Times New Roman"/>
-          <w:sz w:val="24"/>
-          <w:szCs w:val="24"/>
-          <w:lang w:val="pt-PT"/>
-        </w:rPr>
-        <w:t xml:space="preserve">As dependências </w:t>
-      </w:r>
-      <w:proofErr w:type="spellStart"/>
-      <w:r>
-        <w:rPr>
-          <w:rFonts w:ascii="Times New Roman" w:hAnsi="Times New Roman" w:cs="Times New Roman"/>
-          <w:sz w:val="24"/>
-          <w:szCs w:val="24"/>
-          <w:lang w:val="pt-PT"/>
-        </w:rPr>
-        <w:t>Cód_Cargo</w:t>
-      </w:r>
-      <w:proofErr w:type="spellEnd"/>
-      <w:r>
-        <w:rPr>
-          <w:rFonts w:ascii="Times New Roman" w:hAnsi="Times New Roman" w:cs="Times New Roman"/>
-          <w:sz w:val="24"/>
-          <w:szCs w:val="24"/>
-          <w:lang w:val="pt-PT"/>
-        </w:rPr>
-        <w:t xml:space="preserve"> → Cargo e </w:t>
-      </w:r>
-      <w:proofErr w:type="spellStart"/>
-      <w:r>
-        <w:rPr>
-          <w:rFonts w:ascii="Times New Roman" w:hAnsi="Times New Roman" w:cs="Times New Roman"/>
-          <w:sz w:val="24"/>
-          <w:szCs w:val="24"/>
-          <w:lang w:val="pt-PT"/>
-        </w:rPr>
-        <w:t>Cód_Função</w:t>
-      </w:r>
-      <w:proofErr w:type="spellEnd"/>
-      <w:r>
-        <w:rPr>
-          <w:rFonts w:ascii="Times New Roman" w:hAnsi="Times New Roman" w:cs="Times New Roman"/>
-          <w:sz w:val="24"/>
-          <w:szCs w:val="24"/>
-          <w:lang w:val="pt-PT"/>
-        </w:rPr>
-        <w:t xml:space="preserve"> → Função explicam a repetição de designações. A cadeia Cidade → Província → País representa uma dependência transitiva quando esses atributos permanecem na mesma relação do funcionário.</w:t>
-      </w:r>
-    </w:p>
-    <w:p>
-      <w:pPr>
-        <w:pStyle w:val="Ttulo2"/>
-        <w:rPr>
-          <w:rFonts w:ascii="Times New Roman" w:hAnsi="Times New Roman" w:cs="Times New Roman"/>
-          <w:sz w:val="24"/>
-          <w:szCs w:val="24"/>
-          <w:lang w:val="pt-PT"/>
-        </w:rPr>
-      </w:pPr>
-      <w:r>
-        <w:rPr>
-          <w:rFonts w:ascii="Times New Roman" w:hAnsi="Times New Roman" w:cs="Times New Roman"/>
-          <w:sz w:val="24"/>
-          <w:szCs w:val="24"/>
-          <w:lang w:val="pt-PT"/>
-        </w:rPr>
-        <w:t>2.2. Anomalias</w:t>
-      </w:r>
-    </w:p>
-    <w:p>
-      <w:pPr>
-        <w:rPr>
-          <w:rFonts w:ascii="Times New Roman" w:hAnsi="Times New Roman" w:cs="Times New Roman"/>
-          <w:sz w:val="24"/>
-          <w:szCs w:val="24"/>
-          <w:lang w:val="pt-PT"/>
-        </w:rPr>
-      </w:pPr>
-      <w:r>
-        <w:rPr>
-          <w:rFonts w:ascii="Times New Roman" w:hAnsi="Times New Roman" w:cs="Times New Roman"/>
-          <w:b/>
-          <w:sz w:val="24"/>
-          <w:szCs w:val="24"/>
-          <w:lang w:val="pt-PT"/>
-        </w:rPr>
-        <w:t xml:space="preserve">Anomalia de inserção: </w:t>
-      </w:r>
-      <w:r>
-        <w:rPr>
-          <w:rFonts w:ascii="Times New Roman" w:hAnsi="Times New Roman" w:cs="Times New Roman"/>
-          <w:sz w:val="24"/>
-          <w:szCs w:val="24"/>
-          <w:lang w:val="pt-PT"/>
-        </w:rPr>
-        <w:t>Não é possível registar facilmente um novo cargo ou uma nova função sem associá-los a um funcionário.</w:t>
-      </w:r>
-    </w:p>
-    <w:p>
-      <w:pPr>
-        <w:rPr>
-          <w:rFonts w:ascii="Times New Roman" w:hAnsi="Times New Roman" w:cs="Times New Roman"/>
-          <w:sz w:val="24"/>
-          <w:szCs w:val="24"/>
-          <w:lang w:val="pt-PT"/>
-        </w:rPr>
-      </w:pPr>
-      <w:r>
-        <w:rPr>
-          <w:rFonts w:ascii="Times New Roman" w:hAnsi="Times New Roman" w:cs="Times New Roman"/>
-          <w:b/>
-          <w:sz w:val="24"/>
-          <w:szCs w:val="24"/>
-          <w:lang w:val="pt-PT"/>
-        </w:rPr>
-        <w:t xml:space="preserve">Anomalia de atualização: </w:t>
-      </w:r>
-      <w:r>
-        <w:rPr>
-          <w:rFonts w:ascii="Times New Roman" w:hAnsi="Times New Roman" w:cs="Times New Roman"/>
-          <w:sz w:val="24"/>
-          <w:szCs w:val="24"/>
-          <w:lang w:val="pt-PT"/>
-        </w:rPr>
-        <w:t>A alteração da designação de um cargo ou função exige modificar vários registos; se algum for esquecido, surgem inconsistências.</w:t>
-      </w:r>
-    </w:p>
-    <w:p>
-      <w:pPr>
-        <w:rPr>
-          <w:rFonts w:ascii="Times New Roman" w:hAnsi="Times New Roman" w:cs="Times New Roman"/>
-          <w:sz w:val="24"/>
-          <w:szCs w:val="24"/>
-          <w:lang w:val="pt-PT"/>
-        </w:rPr>
-      </w:pPr>
-      <w:r>
-        <w:rPr>
-          <w:rFonts w:ascii="Times New Roman" w:hAnsi="Times New Roman" w:cs="Times New Roman"/>
-          <w:b/>
-          <w:sz w:val="24"/>
-          <w:szCs w:val="24"/>
-          <w:lang w:val="pt-PT"/>
-        </w:rPr>
-        <w:t xml:space="preserve">Anomalia de remoção: </w:t>
-      </w:r>
-      <w:r>
-        <w:rPr>
-          <w:rFonts w:ascii="Times New Roman" w:hAnsi="Times New Roman" w:cs="Times New Roman"/>
-          <w:sz w:val="24"/>
-          <w:szCs w:val="24"/>
-          <w:lang w:val="pt-PT"/>
-        </w:rPr>
-        <w:t>Ao remover o último funcionário associado a determinado cargo ou localidade, pode perder-se também a informação sobre esse cargo ou localidade.</w:t>
-      </w:r>
-    </w:p>
-    <w:p>
-      <w:pPr>
-        <w:pStyle w:val="Ttulo1"/>
-        <w:rPr>
-          <w:rFonts w:ascii="Times New Roman" w:hAnsi="Times New Roman" w:cs="Times New Roman"/>
-          <w:sz w:val="24"/>
-          <w:szCs w:val="24"/>
-          <w:lang w:val="pt-PT"/>
-        </w:rPr>
-      </w:pPr>
-      <w:r>
-        <w:rPr>
-          <w:rFonts w:ascii="Times New Roman" w:hAnsi="Times New Roman" w:cs="Times New Roman"/>
-          <w:sz w:val="24"/>
-          <w:szCs w:val="24"/>
-          <w:lang w:val="pt-PT"/>
-        </w:rPr>
-        <w:t>3. Primeira Forma Normal (1FN)</w:t>
-      </w:r>
-    </w:p>
-    <w:p>
-      <w:pPr>
-        <w:rPr>
-          <w:rFonts w:ascii="Times New Roman" w:hAnsi="Times New Roman" w:cs="Times New Roman"/>
-          <w:sz w:val="24"/>
-          <w:szCs w:val="24"/>
-          <w:lang w:val="pt-PT"/>
-        </w:rPr>
-      </w:pPr>
-      <w:r>
-        <w:rPr>
-          <w:rFonts w:ascii="Times New Roman" w:hAnsi="Times New Roman" w:cs="Times New Roman"/>
-          <w:sz w:val="24"/>
-          <w:szCs w:val="24"/>
-          <w:lang w:val="pt-PT"/>
-        </w:rPr>
-        <w:t>Para estar na 1FN, cada atributo deve conter valores atómicos e não devem existir grupos repetitivos. Assim, os grupos de filhos e telefones deixam de ser representados por colunas numeradas e passam a ser registos independentes.</w:t>
-      </w:r>
-    </w:p>
-    <w:p>
-      <w:pPr>
-        <w:rPr>
-          <w:rFonts w:ascii="Times New Roman" w:hAnsi="Times New Roman" w:cs="Times New Roman"/>
-          <w:sz w:val="24"/>
-          <w:szCs w:val="24"/>
-        </w:rPr>
-      </w:pPr>
-      <w:proofErr w:type="spellStart"/>
-      <w:r>
-        <w:rPr>
-          <w:rFonts w:ascii="Times New Roman" w:hAnsi="Times New Roman" w:cs="Times New Roman"/>
-          <w:sz w:val="24"/>
-          <w:szCs w:val="24"/>
-        </w:rPr>
-        <w:t>Estruturas</w:t>
-      </w:r>
-      <w:proofErr w:type="spellEnd"/>
-      <w:r>
-        <w:rPr>
-          <w:rFonts w:ascii="Times New Roman" w:hAnsi="Times New Roman" w:cs="Times New Roman"/>
-          <w:sz w:val="24"/>
-          <w:szCs w:val="24"/>
-        </w:rPr>
-        <w:t xml:space="preserve"> </w:t>
-      </w:r>
-      <w:proofErr w:type="spellStart"/>
-      <w:r>
-        <w:rPr>
-          <w:rFonts w:ascii="Times New Roman" w:hAnsi="Times New Roman" w:cs="Times New Roman"/>
-          <w:sz w:val="24"/>
-          <w:szCs w:val="24"/>
-        </w:rPr>
-        <w:t>resultantes</w:t>
-      </w:r>
-      <w:proofErr w:type="spellEnd"/>
-      <w:r>
-        <w:rPr>
-          <w:rFonts w:ascii="Times New Roman" w:hAnsi="Times New Roman" w:cs="Times New Roman"/>
-          <w:sz w:val="24"/>
-          <w:szCs w:val="24"/>
-        </w:rPr>
-        <w:t xml:space="preserve"> </w:t>
-      </w:r>
-      <w:proofErr w:type="spellStart"/>
-      <w:r>
-        <w:rPr>
-          <w:rFonts w:ascii="Times New Roman" w:hAnsi="Times New Roman" w:cs="Times New Roman"/>
-          <w:sz w:val="24"/>
-          <w:szCs w:val="24"/>
-        </w:rPr>
-        <w:t>na</w:t>
-      </w:r>
-      <w:proofErr w:type="spellEnd"/>
-      <w:r>
-        <w:rPr>
-          <w:rFonts w:ascii="Times New Roman" w:hAnsi="Times New Roman" w:cs="Times New Roman"/>
-          <w:sz w:val="24"/>
-          <w:szCs w:val="24"/>
-        </w:rPr>
-        <w:t xml:space="preserve"> 1FN:</w:t>
-      </w:r>
-    </w:p>
-    <w:p>
-      <w:pPr>
-        <w:pStyle w:val="Listacommarcas"/>
-        <w:rPr>
-          <w:rFonts w:ascii="Times New Roman" w:hAnsi="Times New Roman" w:cs="Times New Roman"/>
-          <w:sz w:val="24"/>
-          <w:szCs w:val="24"/>
-          <w:lang w:val="pt-PT"/>
-        </w:rPr>
-      </w:pPr>
-      <w:r>
-        <w:rPr>
-          <w:rFonts w:ascii="Times New Roman" w:hAnsi="Times New Roman" w:cs="Times New Roman"/>
-          <w:sz w:val="24"/>
-          <w:szCs w:val="24"/>
-          <w:lang w:val="pt-PT"/>
-        </w:rPr>
-        <w:t>FUNCIONARIO_1</w:t>
-      </w:r>
-      <w:proofErr w:type="gramStart"/>
-      <w:r>
-        <w:rPr>
-          <w:rFonts w:ascii="Times New Roman" w:hAnsi="Times New Roman" w:cs="Times New Roman"/>
-          <w:sz w:val="24"/>
-          <w:szCs w:val="24"/>
-          <w:lang w:val="pt-PT"/>
-        </w:rPr>
-        <w:t>FN(</w:t>
-      </w:r>
-      <w:proofErr w:type="gramEnd"/>
-      <w:r>
-        <w:rPr>
-          <w:rFonts w:ascii="Times New Roman" w:hAnsi="Times New Roman" w:cs="Times New Roman"/>
-          <w:sz w:val="24"/>
-          <w:szCs w:val="24"/>
-          <w:lang w:val="pt-PT"/>
-        </w:rPr>
-        <w:t xml:space="preserve">Nome, </w:t>
-      </w:r>
-      <w:proofErr w:type="spellStart"/>
-      <w:r>
-        <w:rPr>
-          <w:rFonts w:ascii="Times New Roman" w:hAnsi="Times New Roman" w:cs="Times New Roman"/>
-          <w:sz w:val="24"/>
-          <w:szCs w:val="24"/>
-          <w:lang w:val="pt-PT"/>
-        </w:rPr>
-        <w:t>Data_Nascimento</w:t>
-      </w:r>
-      <w:proofErr w:type="spellEnd"/>
-      <w:r>
-        <w:rPr>
-          <w:rFonts w:ascii="Times New Roman" w:hAnsi="Times New Roman" w:cs="Times New Roman"/>
-          <w:sz w:val="24"/>
-          <w:szCs w:val="24"/>
-          <w:lang w:val="pt-PT"/>
-        </w:rPr>
-        <w:t xml:space="preserve">, NUIT, BI, Email, </w:t>
-      </w:r>
-      <w:proofErr w:type="spellStart"/>
-      <w:r>
-        <w:rPr>
-          <w:rFonts w:ascii="Times New Roman" w:hAnsi="Times New Roman" w:cs="Times New Roman"/>
-          <w:sz w:val="24"/>
-          <w:szCs w:val="24"/>
-          <w:lang w:val="pt-PT"/>
-        </w:rPr>
-        <w:t>Endereco</w:t>
-      </w:r>
-      <w:proofErr w:type="spellEnd"/>
-      <w:r>
-        <w:rPr>
-          <w:rFonts w:ascii="Times New Roman" w:hAnsi="Times New Roman" w:cs="Times New Roman"/>
-          <w:sz w:val="24"/>
-          <w:szCs w:val="24"/>
-          <w:lang w:val="pt-PT"/>
-        </w:rPr>
-        <w:t xml:space="preserve">, Cidade, </w:t>
-      </w:r>
-      <w:proofErr w:type="spellStart"/>
-      <w:r>
-        <w:rPr>
-          <w:rFonts w:ascii="Times New Roman" w:hAnsi="Times New Roman" w:cs="Times New Roman"/>
-          <w:sz w:val="24"/>
-          <w:szCs w:val="24"/>
-          <w:lang w:val="pt-PT"/>
-        </w:rPr>
-        <w:t>Provincia</w:t>
-      </w:r>
-      <w:proofErr w:type="spellEnd"/>
-      <w:r>
-        <w:rPr>
-          <w:rFonts w:ascii="Times New Roman" w:hAnsi="Times New Roman" w:cs="Times New Roman"/>
-          <w:sz w:val="24"/>
-          <w:szCs w:val="24"/>
-          <w:lang w:val="pt-PT"/>
-        </w:rPr>
-        <w:t xml:space="preserve">, Pais, Cargo, </w:t>
-      </w:r>
-      <w:proofErr w:type="spellStart"/>
-      <w:r>
-        <w:rPr>
-          <w:rFonts w:ascii="Times New Roman" w:hAnsi="Times New Roman" w:cs="Times New Roman"/>
-          <w:sz w:val="24"/>
-          <w:szCs w:val="24"/>
-          <w:lang w:val="pt-PT"/>
-        </w:rPr>
-        <w:t>Cod_Cargo</w:t>
-      </w:r>
-      <w:proofErr w:type="spellEnd"/>
-      <w:r>
-        <w:rPr>
-          <w:rFonts w:ascii="Times New Roman" w:hAnsi="Times New Roman" w:cs="Times New Roman"/>
-          <w:sz w:val="24"/>
-          <w:szCs w:val="24"/>
-          <w:lang w:val="pt-PT"/>
-        </w:rPr>
-        <w:t xml:space="preserve">, </w:t>
-      </w:r>
-      <w:proofErr w:type="spellStart"/>
-      <w:r>
-        <w:rPr>
-          <w:rFonts w:ascii="Times New Roman" w:hAnsi="Times New Roman" w:cs="Times New Roman"/>
-          <w:sz w:val="24"/>
-          <w:szCs w:val="24"/>
-          <w:lang w:val="pt-PT"/>
-        </w:rPr>
-        <w:t>Funcao</w:t>
-      </w:r>
-      <w:proofErr w:type="spellEnd"/>
-      <w:r>
-        <w:rPr>
-          <w:rFonts w:ascii="Times New Roman" w:hAnsi="Times New Roman" w:cs="Times New Roman"/>
-          <w:sz w:val="24"/>
-          <w:szCs w:val="24"/>
-          <w:lang w:val="pt-PT"/>
-        </w:rPr>
-        <w:t xml:space="preserve">, </w:t>
-      </w:r>
-      <w:proofErr w:type="spellStart"/>
-      <w:r>
-        <w:rPr>
-          <w:rFonts w:ascii="Times New Roman" w:hAnsi="Times New Roman" w:cs="Times New Roman"/>
-          <w:sz w:val="24"/>
-          <w:szCs w:val="24"/>
-          <w:lang w:val="pt-PT"/>
-        </w:rPr>
-        <w:t>Cod_Funcao</w:t>
-      </w:r>
-      <w:proofErr w:type="spellEnd"/>
-      <w:r>
-        <w:rPr>
-          <w:rFonts w:ascii="Times New Roman" w:hAnsi="Times New Roman" w:cs="Times New Roman"/>
-          <w:sz w:val="24"/>
-          <w:szCs w:val="24"/>
-          <w:lang w:val="pt-PT"/>
-        </w:rPr>
-        <w:t xml:space="preserve">, </w:t>
-      </w:r>
-      <w:proofErr w:type="spellStart"/>
-      <w:r>
-        <w:rPr>
-          <w:rFonts w:ascii="Times New Roman" w:hAnsi="Times New Roman" w:cs="Times New Roman"/>
-          <w:sz w:val="24"/>
-          <w:szCs w:val="24"/>
-          <w:lang w:val="pt-PT"/>
-        </w:rPr>
-        <w:t>Posto_Trabalho</w:t>
-      </w:r>
-      <w:proofErr w:type="spellEnd"/>
-      <w:r>
-        <w:rPr>
-          <w:rFonts w:ascii="Times New Roman" w:hAnsi="Times New Roman" w:cs="Times New Roman"/>
-          <w:sz w:val="24"/>
-          <w:szCs w:val="24"/>
-          <w:lang w:val="pt-PT"/>
-        </w:rPr>
-        <w:t xml:space="preserve">, </w:t>
-      </w:r>
-      <w:proofErr w:type="spellStart"/>
-      <w:r>
-        <w:rPr>
-          <w:rFonts w:ascii="Times New Roman" w:hAnsi="Times New Roman" w:cs="Times New Roman"/>
-          <w:sz w:val="24"/>
-          <w:szCs w:val="24"/>
-          <w:lang w:val="pt-PT"/>
-        </w:rPr>
-        <w:t>Data_Admissao</w:t>
-      </w:r>
-      <w:proofErr w:type="spellEnd"/>
-      <w:r>
-        <w:rPr>
-          <w:rFonts w:ascii="Times New Roman" w:hAnsi="Times New Roman" w:cs="Times New Roman"/>
-          <w:sz w:val="24"/>
-          <w:szCs w:val="24"/>
-          <w:lang w:val="pt-PT"/>
-        </w:rPr>
-        <w:t>)</w:t>
-      </w:r>
-    </w:p>
-    <w:p>
-      <w:pPr>
-        <w:pStyle w:val="Listacommarcas"/>
-        <w:rPr>
-          <w:rFonts w:ascii="Times New Roman" w:hAnsi="Times New Roman" w:cs="Times New Roman"/>
-          <w:sz w:val="24"/>
-          <w:szCs w:val="24"/>
-          <w:lang w:val="pt-PT"/>
-        </w:rPr>
-      </w:pPr>
-      <w:r>
-        <w:rPr>
-          <w:rFonts w:ascii="Times New Roman" w:hAnsi="Times New Roman" w:cs="Times New Roman"/>
-          <w:sz w:val="24"/>
-          <w:szCs w:val="24"/>
-          <w:lang w:val="pt-PT"/>
-        </w:rPr>
-        <w:t>FUNCIONARIO_FILHO_1</w:t>
-      </w:r>
-      <w:proofErr w:type="gramStart"/>
-      <w:r>
-        <w:rPr>
-          <w:rFonts w:ascii="Times New Roman" w:hAnsi="Times New Roman" w:cs="Times New Roman"/>
-          <w:sz w:val="24"/>
-          <w:szCs w:val="24"/>
-          <w:lang w:val="pt-PT"/>
-        </w:rPr>
-        <w:t>FN(</w:t>
-      </w:r>
-      <w:proofErr w:type="gramEnd"/>
-      <w:r>
-        <w:rPr>
-          <w:rFonts w:ascii="Times New Roman" w:hAnsi="Times New Roman" w:cs="Times New Roman"/>
-          <w:sz w:val="24"/>
-          <w:szCs w:val="24"/>
-          <w:lang w:val="pt-PT"/>
-        </w:rPr>
-        <w:t xml:space="preserve">NUIT, </w:t>
-      </w:r>
-      <w:proofErr w:type="spellStart"/>
-      <w:r>
-        <w:rPr>
-          <w:rFonts w:ascii="Times New Roman" w:hAnsi="Times New Roman" w:cs="Times New Roman"/>
-          <w:sz w:val="24"/>
-          <w:szCs w:val="24"/>
-          <w:lang w:val="pt-PT"/>
-        </w:rPr>
-        <w:t>Nome_Filho</w:t>
-      </w:r>
-      <w:proofErr w:type="spellEnd"/>
-      <w:r>
-        <w:rPr>
-          <w:rFonts w:ascii="Times New Roman" w:hAnsi="Times New Roman" w:cs="Times New Roman"/>
-          <w:sz w:val="24"/>
-          <w:szCs w:val="24"/>
-          <w:lang w:val="pt-PT"/>
-        </w:rPr>
-        <w:t>)</w:t>
-      </w:r>
-    </w:p>
-    <w:p>
-      <w:pPr>
-        <w:pStyle w:val="Listacommarcas"/>
-        <w:rPr>
-          <w:rFonts w:ascii="Times New Roman" w:hAnsi="Times New Roman" w:cs="Times New Roman"/>
-          <w:sz w:val="24"/>
-          <w:szCs w:val="24"/>
-          <w:lang w:val="pt-PT"/>
-        </w:rPr>
-      </w:pPr>
-      <w:r>
-        <w:rPr>
-          <w:rFonts w:ascii="Times New Roman" w:hAnsi="Times New Roman" w:cs="Times New Roman"/>
-          <w:sz w:val="24"/>
-          <w:szCs w:val="24"/>
-          <w:lang w:val="pt-PT"/>
-        </w:rPr>
-        <w:t>FUNCIONARIO_TELEFONE_1</w:t>
-      </w:r>
-      <w:proofErr w:type="gramStart"/>
-      <w:r>
-        <w:rPr>
-          <w:rFonts w:ascii="Times New Roman" w:hAnsi="Times New Roman" w:cs="Times New Roman"/>
-          <w:sz w:val="24"/>
-          <w:szCs w:val="24"/>
-          <w:lang w:val="pt-PT"/>
-        </w:rPr>
-        <w:t>FN(</w:t>
-      </w:r>
-      <w:proofErr w:type="gramEnd"/>
-      <w:r>
-        <w:rPr>
-          <w:rFonts w:ascii="Times New Roman" w:hAnsi="Times New Roman" w:cs="Times New Roman"/>
-          <w:sz w:val="24"/>
-          <w:szCs w:val="24"/>
-          <w:lang w:val="pt-PT"/>
-        </w:rPr>
-        <w:t xml:space="preserve">NUIT, </w:t>
-      </w:r>
-      <w:proofErr w:type="spellStart"/>
-      <w:proofErr w:type="gramStart"/>
-      <w:r>
-        <w:rPr>
-          <w:rFonts w:ascii="Times New Roman" w:hAnsi="Times New Roman" w:cs="Times New Roman"/>
-          <w:sz w:val="24"/>
-          <w:szCs w:val="24"/>
-          <w:lang w:val="pt-PT"/>
-        </w:rPr>
-        <w:t>Numero</w:t>
-      </w:r>
-      <w:proofErr w:type="gramEnd"/>
-      <w:r>
-        <w:rPr>
-          <w:rFonts w:ascii="Times New Roman" w:hAnsi="Times New Roman" w:cs="Times New Roman"/>
-          <w:sz w:val="24"/>
-          <w:szCs w:val="24"/>
-          <w:lang w:val="pt-PT"/>
-        </w:rPr>
-        <w:t>_Telefone</w:t>
-      </w:r>
-      <w:proofErr w:type="spellEnd"/>
-      <w:r>
-        <w:rPr>
-          <w:rFonts w:ascii="Times New Roman" w:hAnsi="Times New Roman" w:cs="Times New Roman"/>
-          <w:sz w:val="24"/>
-          <w:szCs w:val="24"/>
-          <w:lang w:val="pt-PT"/>
-        </w:rPr>
-        <w:t>)</w:t>
-      </w:r>
-    </w:p>
-    <w:p>
-      <w:pPr>
-        <w:rPr>
-          <w:rFonts w:ascii="Times New Roman" w:hAnsi="Times New Roman" w:cs="Times New Roman"/>
-          <w:sz w:val="24"/>
-          <w:szCs w:val="24"/>
-          <w:lang w:val="pt-PT"/>
-        </w:rPr>
-      </w:pPr>
-      <w:r>
-        <w:rPr>
-          <w:rFonts w:ascii="Times New Roman" w:hAnsi="Times New Roman" w:cs="Times New Roman"/>
-          <w:sz w:val="24"/>
-          <w:szCs w:val="24"/>
-          <w:lang w:val="pt-PT"/>
-        </w:rPr>
-        <w:t>Na primeira tabela, os dados do funcionário aparecem uma única vez. Na segunda, cada filho ocupa uma linha; na terceira, cada telefone ocupa uma linha. Desta forma, deixa de existir a limitação artificial de três filhos ou três telefones.</w:t>
-      </w:r>
-    </w:p>
-    <w:p>
-      <w:pPr>
-        <w:pStyle w:val="Ttulo1"/>
-        <w:rPr>
-          <w:rFonts w:ascii="Times New Roman" w:hAnsi="Times New Roman" w:cs="Times New Roman"/>
-          <w:sz w:val="24"/>
-          <w:szCs w:val="24"/>
-          <w:lang w:val="pt-PT"/>
-        </w:rPr>
-      </w:pPr>
-      <w:r>
-        <w:rPr>
-          <w:rFonts w:ascii="Times New Roman" w:hAnsi="Times New Roman" w:cs="Times New Roman"/>
-          <w:sz w:val="24"/>
-          <w:szCs w:val="24"/>
-          <w:lang w:val="pt-PT"/>
-        </w:rPr>
-        <w:t>4. Segunda Forma Normal (2FN)</w:t>
-      </w:r>
-    </w:p>
-    <w:p>
-      <w:pPr>
-        <w:rPr>
-          <w:rFonts w:ascii="Times New Roman" w:hAnsi="Times New Roman" w:cs="Times New Roman"/>
-          <w:sz w:val="24"/>
-          <w:szCs w:val="24"/>
-          <w:lang w:val="pt-PT"/>
-        </w:rPr>
-      </w:pPr>
-      <w:r>
-        <w:rPr>
-          <w:rFonts w:ascii="Times New Roman" w:hAnsi="Times New Roman" w:cs="Times New Roman"/>
-          <w:sz w:val="24"/>
-          <w:szCs w:val="24"/>
-          <w:lang w:val="pt-PT"/>
-        </w:rPr>
-        <w:t xml:space="preserve">A 2FN exige que a relação esteja na 1FN e que nenhum atributo não-chave dependa apenas de parte de uma chave primária composta. Na representação plana da 1FN, uma combinação como (NUIT, </w:t>
-      </w:r>
-      <w:proofErr w:type="spellStart"/>
-      <w:r>
-        <w:rPr>
-          <w:rFonts w:ascii="Times New Roman" w:hAnsi="Times New Roman" w:cs="Times New Roman"/>
-          <w:sz w:val="24"/>
-          <w:szCs w:val="24"/>
-          <w:lang w:val="pt-PT"/>
-        </w:rPr>
-        <w:t>Nome_Filho</w:t>
-      </w:r>
-      <w:proofErr w:type="spellEnd"/>
-      <w:r>
-        <w:rPr>
-          <w:rFonts w:ascii="Times New Roman" w:hAnsi="Times New Roman" w:cs="Times New Roman"/>
-          <w:sz w:val="24"/>
-          <w:szCs w:val="24"/>
-          <w:lang w:val="pt-PT"/>
-        </w:rPr>
-        <w:t xml:space="preserve">, </w:t>
-      </w:r>
-      <w:proofErr w:type="spellStart"/>
-      <w:proofErr w:type="gramStart"/>
-      <w:r>
-        <w:rPr>
-          <w:rFonts w:ascii="Times New Roman" w:hAnsi="Times New Roman" w:cs="Times New Roman"/>
-          <w:sz w:val="24"/>
-          <w:szCs w:val="24"/>
-          <w:lang w:val="pt-PT"/>
-        </w:rPr>
-        <w:t>Numero</w:t>
-      </w:r>
-      <w:proofErr w:type="gramEnd"/>
-      <w:r>
-        <w:rPr>
-          <w:rFonts w:ascii="Times New Roman" w:hAnsi="Times New Roman" w:cs="Times New Roman"/>
-          <w:sz w:val="24"/>
-          <w:szCs w:val="24"/>
-          <w:lang w:val="pt-PT"/>
-        </w:rPr>
-        <w:t>_Telefone</w:t>
-      </w:r>
-      <w:proofErr w:type="spellEnd"/>
-      <w:r>
-        <w:rPr>
-          <w:rFonts w:ascii="Times New Roman" w:hAnsi="Times New Roman" w:cs="Times New Roman"/>
-          <w:sz w:val="24"/>
-          <w:szCs w:val="24"/>
-          <w:lang w:val="pt-PT"/>
-        </w:rPr>
-        <w:t xml:space="preserve">) poderia funcionar como </w:t>
-      </w:r>
-      <w:r>
-        <w:rPr>
-          <w:rFonts w:ascii="Times New Roman" w:hAnsi="Times New Roman" w:cs="Times New Roman"/>
-          <w:sz w:val="24"/>
-          <w:szCs w:val="24"/>
-          <w:lang w:val="pt-PT"/>
-        </w:rPr>
-        <w:lastRenderedPageBreak/>
-        <w:t>chave de uma relação expandida. Nesse caso, os dados pessoais e profissionais dependem somente do NUIT, configurando dependência parcial.</w:t>
-      </w:r>
-    </w:p>
-    <w:p>
-      <w:pPr>
-        <w:rPr>
-          <w:rFonts w:ascii="Times New Roman" w:hAnsi="Times New Roman" w:cs="Times New Roman"/>
-          <w:sz w:val="24"/>
-          <w:szCs w:val="24"/>
-          <w:lang w:val="pt-PT"/>
-        </w:rPr>
-      </w:pPr>
-      <w:r>
-        <w:rPr>
-          <w:rFonts w:ascii="Times New Roman" w:hAnsi="Times New Roman" w:cs="Times New Roman"/>
-          <w:sz w:val="24"/>
-          <w:szCs w:val="24"/>
-          <w:lang w:val="pt-PT"/>
-        </w:rPr>
-        <w:t>Decomposição para eliminar dependências parciais:</w:t>
-      </w:r>
-    </w:p>
-    <w:p>
-      <w:pPr>
-        <w:pStyle w:val="Listacommarcas"/>
-        <w:rPr>
-          <w:rFonts w:ascii="Times New Roman" w:hAnsi="Times New Roman" w:cs="Times New Roman"/>
-          <w:sz w:val="24"/>
-          <w:szCs w:val="24"/>
-          <w:lang w:val="pt-PT"/>
-        </w:rPr>
-      </w:pPr>
-      <w:r>
-        <w:rPr>
-          <w:rFonts w:ascii="Times New Roman" w:hAnsi="Times New Roman" w:cs="Times New Roman"/>
-          <w:sz w:val="24"/>
-          <w:szCs w:val="24"/>
-          <w:lang w:val="pt-PT"/>
-        </w:rPr>
-        <w:t>FUNCIONARIO_2</w:t>
-      </w:r>
-      <w:proofErr w:type="gramStart"/>
-      <w:r>
-        <w:rPr>
-          <w:rFonts w:ascii="Times New Roman" w:hAnsi="Times New Roman" w:cs="Times New Roman"/>
-          <w:sz w:val="24"/>
-          <w:szCs w:val="24"/>
-          <w:lang w:val="pt-PT"/>
-        </w:rPr>
-        <w:t>FN(</w:t>
-      </w:r>
-      <w:proofErr w:type="spellStart"/>
-      <w:proofErr w:type="gramEnd"/>
-      <w:r>
-        <w:rPr>
-          <w:rFonts w:ascii="Times New Roman" w:hAnsi="Times New Roman" w:cs="Times New Roman"/>
-          <w:sz w:val="24"/>
-          <w:szCs w:val="24"/>
-          <w:lang w:val="pt-PT"/>
-        </w:rPr>
-        <w:t>id_funcionario</w:t>
-      </w:r>
-      <w:proofErr w:type="spellEnd"/>
-      <w:r>
-        <w:rPr>
-          <w:rFonts w:ascii="Times New Roman" w:hAnsi="Times New Roman" w:cs="Times New Roman"/>
-          <w:sz w:val="24"/>
-          <w:szCs w:val="24"/>
-          <w:lang w:val="pt-PT"/>
-        </w:rPr>
-        <w:t xml:space="preserve">, Nome, </w:t>
-      </w:r>
-      <w:proofErr w:type="spellStart"/>
-      <w:r>
-        <w:rPr>
-          <w:rFonts w:ascii="Times New Roman" w:hAnsi="Times New Roman" w:cs="Times New Roman"/>
-          <w:sz w:val="24"/>
-          <w:szCs w:val="24"/>
-          <w:lang w:val="pt-PT"/>
-        </w:rPr>
-        <w:t>Data_Nascimento</w:t>
-      </w:r>
-      <w:proofErr w:type="spellEnd"/>
-      <w:r>
-        <w:rPr>
-          <w:rFonts w:ascii="Times New Roman" w:hAnsi="Times New Roman" w:cs="Times New Roman"/>
-          <w:sz w:val="24"/>
-          <w:szCs w:val="24"/>
-          <w:lang w:val="pt-PT"/>
-        </w:rPr>
-        <w:t xml:space="preserve">, NUIT, BI, Email, </w:t>
-      </w:r>
-      <w:proofErr w:type="spellStart"/>
-      <w:r>
-        <w:rPr>
-          <w:rFonts w:ascii="Times New Roman" w:hAnsi="Times New Roman" w:cs="Times New Roman"/>
-          <w:sz w:val="24"/>
-          <w:szCs w:val="24"/>
-          <w:lang w:val="pt-PT"/>
-        </w:rPr>
-        <w:t>Endereco</w:t>
-      </w:r>
-      <w:proofErr w:type="spellEnd"/>
-      <w:r>
-        <w:rPr>
-          <w:rFonts w:ascii="Times New Roman" w:hAnsi="Times New Roman" w:cs="Times New Roman"/>
-          <w:sz w:val="24"/>
-          <w:szCs w:val="24"/>
-          <w:lang w:val="pt-PT"/>
-        </w:rPr>
-        <w:t xml:space="preserve">, Cidade, </w:t>
-      </w:r>
-      <w:proofErr w:type="spellStart"/>
-      <w:r>
-        <w:rPr>
-          <w:rFonts w:ascii="Times New Roman" w:hAnsi="Times New Roman" w:cs="Times New Roman"/>
-          <w:sz w:val="24"/>
-          <w:szCs w:val="24"/>
-          <w:lang w:val="pt-PT"/>
-        </w:rPr>
-        <w:t>Provincia</w:t>
-      </w:r>
-      <w:proofErr w:type="spellEnd"/>
-      <w:r>
-        <w:rPr>
-          <w:rFonts w:ascii="Times New Roman" w:hAnsi="Times New Roman" w:cs="Times New Roman"/>
-          <w:sz w:val="24"/>
-          <w:szCs w:val="24"/>
-          <w:lang w:val="pt-PT"/>
-        </w:rPr>
-        <w:t xml:space="preserve">, Pais, </w:t>
-      </w:r>
-      <w:proofErr w:type="spellStart"/>
-      <w:r>
-        <w:rPr>
-          <w:rFonts w:ascii="Times New Roman" w:hAnsi="Times New Roman" w:cs="Times New Roman"/>
-          <w:sz w:val="24"/>
-          <w:szCs w:val="24"/>
-          <w:lang w:val="pt-PT"/>
-        </w:rPr>
-        <w:t>Cod_Cargo</w:t>
-      </w:r>
-      <w:proofErr w:type="spellEnd"/>
-      <w:r>
-        <w:rPr>
-          <w:rFonts w:ascii="Times New Roman" w:hAnsi="Times New Roman" w:cs="Times New Roman"/>
-          <w:sz w:val="24"/>
-          <w:szCs w:val="24"/>
-          <w:lang w:val="pt-PT"/>
-        </w:rPr>
-        <w:t xml:space="preserve">, Cargo, </w:t>
-      </w:r>
-      <w:proofErr w:type="spellStart"/>
-      <w:r>
-        <w:rPr>
-          <w:rFonts w:ascii="Times New Roman" w:hAnsi="Times New Roman" w:cs="Times New Roman"/>
-          <w:sz w:val="24"/>
-          <w:szCs w:val="24"/>
-          <w:lang w:val="pt-PT"/>
-        </w:rPr>
-        <w:t>Cod_Funcao</w:t>
-      </w:r>
-      <w:proofErr w:type="spellEnd"/>
-      <w:r>
-        <w:rPr>
-          <w:rFonts w:ascii="Times New Roman" w:hAnsi="Times New Roman" w:cs="Times New Roman"/>
-          <w:sz w:val="24"/>
-          <w:szCs w:val="24"/>
-          <w:lang w:val="pt-PT"/>
-        </w:rPr>
-        <w:t xml:space="preserve">, </w:t>
-      </w:r>
-      <w:proofErr w:type="spellStart"/>
-      <w:r>
-        <w:rPr>
-          <w:rFonts w:ascii="Times New Roman" w:hAnsi="Times New Roman" w:cs="Times New Roman"/>
-          <w:sz w:val="24"/>
-          <w:szCs w:val="24"/>
-          <w:lang w:val="pt-PT"/>
-        </w:rPr>
-        <w:t>Funcao</w:t>
-      </w:r>
-      <w:proofErr w:type="spellEnd"/>
-      <w:r>
-        <w:rPr>
-          <w:rFonts w:ascii="Times New Roman" w:hAnsi="Times New Roman" w:cs="Times New Roman"/>
-          <w:sz w:val="24"/>
-          <w:szCs w:val="24"/>
-          <w:lang w:val="pt-PT"/>
-        </w:rPr>
-        <w:t xml:space="preserve">, </w:t>
-      </w:r>
-      <w:proofErr w:type="spellStart"/>
-      <w:r>
-        <w:rPr>
-          <w:rFonts w:ascii="Times New Roman" w:hAnsi="Times New Roman" w:cs="Times New Roman"/>
-          <w:sz w:val="24"/>
-          <w:szCs w:val="24"/>
-          <w:lang w:val="pt-PT"/>
-        </w:rPr>
-        <w:t>Posto_Trabalho</w:t>
-      </w:r>
-      <w:proofErr w:type="spellEnd"/>
-      <w:r>
-        <w:rPr>
-          <w:rFonts w:ascii="Times New Roman" w:hAnsi="Times New Roman" w:cs="Times New Roman"/>
-          <w:sz w:val="24"/>
-          <w:szCs w:val="24"/>
-          <w:lang w:val="pt-PT"/>
-        </w:rPr>
-        <w:t xml:space="preserve">, </w:t>
-      </w:r>
-      <w:proofErr w:type="spellStart"/>
-      <w:r>
-        <w:rPr>
-          <w:rFonts w:ascii="Times New Roman" w:hAnsi="Times New Roman" w:cs="Times New Roman"/>
-          <w:sz w:val="24"/>
-          <w:szCs w:val="24"/>
-          <w:lang w:val="pt-PT"/>
-        </w:rPr>
-        <w:t>Data_Admissao</w:t>
-      </w:r>
-      <w:proofErr w:type="spellEnd"/>
-      <w:r>
-        <w:rPr>
-          <w:rFonts w:ascii="Times New Roman" w:hAnsi="Times New Roman" w:cs="Times New Roman"/>
-          <w:sz w:val="24"/>
-          <w:szCs w:val="24"/>
-          <w:lang w:val="pt-PT"/>
-        </w:rPr>
-        <w:t>)</w:t>
-      </w:r>
-    </w:p>
-    <w:p>
-      <w:pPr>
-        <w:pStyle w:val="Listacommarcas"/>
-        <w:rPr>
-          <w:rFonts w:ascii="Times New Roman" w:hAnsi="Times New Roman" w:cs="Times New Roman"/>
-          <w:sz w:val="24"/>
-          <w:szCs w:val="24"/>
-          <w:lang w:val="pt-PT"/>
-        </w:rPr>
-      </w:pPr>
-      <w:r>
-        <w:rPr>
-          <w:rFonts w:ascii="Times New Roman" w:hAnsi="Times New Roman" w:cs="Times New Roman"/>
-          <w:sz w:val="24"/>
-          <w:szCs w:val="24"/>
-          <w:lang w:val="pt-PT"/>
-        </w:rPr>
-        <w:t>FILHO_2</w:t>
-      </w:r>
-      <w:proofErr w:type="gramStart"/>
-      <w:r>
-        <w:rPr>
-          <w:rFonts w:ascii="Times New Roman" w:hAnsi="Times New Roman" w:cs="Times New Roman"/>
-          <w:sz w:val="24"/>
-          <w:szCs w:val="24"/>
-          <w:lang w:val="pt-PT"/>
-        </w:rPr>
-        <w:t>FN(</w:t>
-      </w:r>
-      <w:proofErr w:type="spellStart"/>
-      <w:proofErr w:type="gramEnd"/>
-      <w:r>
-        <w:rPr>
-          <w:rFonts w:ascii="Times New Roman" w:hAnsi="Times New Roman" w:cs="Times New Roman"/>
-          <w:sz w:val="24"/>
-          <w:szCs w:val="24"/>
-          <w:lang w:val="pt-PT"/>
-        </w:rPr>
-        <w:t>id_funcionario</w:t>
-      </w:r>
-      <w:proofErr w:type="spellEnd"/>
-      <w:r>
-        <w:rPr>
-          <w:rFonts w:ascii="Times New Roman" w:hAnsi="Times New Roman" w:cs="Times New Roman"/>
-          <w:sz w:val="24"/>
-          <w:szCs w:val="24"/>
-          <w:lang w:val="pt-PT"/>
-        </w:rPr>
-        <w:t xml:space="preserve">, </w:t>
-      </w:r>
-      <w:proofErr w:type="spellStart"/>
-      <w:r>
-        <w:rPr>
-          <w:rFonts w:ascii="Times New Roman" w:hAnsi="Times New Roman" w:cs="Times New Roman"/>
-          <w:sz w:val="24"/>
-          <w:szCs w:val="24"/>
-          <w:lang w:val="pt-PT"/>
-        </w:rPr>
-        <w:t>Nome_Filho</w:t>
-      </w:r>
-      <w:proofErr w:type="spellEnd"/>
-      <w:r>
-        <w:rPr>
-          <w:rFonts w:ascii="Times New Roman" w:hAnsi="Times New Roman" w:cs="Times New Roman"/>
-          <w:sz w:val="24"/>
-          <w:szCs w:val="24"/>
-          <w:lang w:val="pt-PT"/>
-        </w:rPr>
-        <w:t>)</w:t>
-      </w:r>
-    </w:p>
-    <w:p>
-      <w:pPr>
-        <w:pStyle w:val="Listacommarcas"/>
-        <w:rPr>
-          <w:rFonts w:ascii="Times New Roman" w:hAnsi="Times New Roman" w:cs="Times New Roman"/>
-          <w:sz w:val="24"/>
-          <w:szCs w:val="24"/>
-          <w:lang w:val="pt-PT"/>
-        </w:rPr>
-      </w:pPr>
-      <w:r>
-        <w:rPr>
-          <w:rFonts w:ascii="Times New Roman" w:hAnsi="Times New Roman" w:cs="Times New Roman"/>
-          <w:sz w:val="24"/>
-          <w:szCs w:val="24"/>
-          <w:lang w:val="pt-PT"/>
-        </w:rPr>
-        <w:t>TELEFONE_2</w:t>
-      </w:r>
-      <w:proofErr w:type="gramStart"/>
-      <w:r>
-        <w:rPr>
-          <w:rFonts w:ascii="Times New Roman" w:hAnsi="Times New Roman" w:cs="Times New Roman"/>
-          <w:sz w:val="24"/>
-          <w:szCs w:val="24"/>
-          <w:lang w:val="pt-PT"/>
-        </w:rPr>
-        <w:t>FN(</w:t>
-      </w:r>
-      <w:proofErr w:type="spellStart"/>
-      <w:proofErr w:type="gramEnd"/>
-      <w:r>
-        <w:rPr>
-          <w:rFonts w:ascii="Times New Roman" w:hAnsi="Times New Roman" w:cs="Times New Roman"/>
-          <w:sz w:val="24"/>
-          <w:szCs w:val="24"/>
-          <w:lang w:val="pt-PT"/>
-        </w:rPr>
-        <w:t>id_funcionario</w:t>
-      </w:r>
-      <w:proofErr w:type="spellEnd"/>
-      <w:r>
-        <w:rPr>
-          <w:rFonts w:ascii="Times New Roman" w:hAnsi="Times New Roman" w:cs="Times New Roman"/>
-          <w:sz w:val="24"/>
-          <w:szCs w:val="24"/>
-          <w:lang w:val="pt-PT"/>
-        </w:rPr>
-        <w:t xml:space="preserve">, </w:t>
-      </w:r>
-      <w:proofErr w:type="spellStart"/>
-      <w:proofErr w:type="gramStart"/>
-      <w:r>
-        <w:rPr>
-          <w:rFonts w:ascii="Times New Roman" w:hAnsi="Times New Roman" w:cs="Times New Roman"/>
-          <w:sz w:val="24"/>
-          <w:szCs w:val="24"/>
-          <w:lang w:val="pt-PT"/>
-        </w:rPr>
-        <w:t>Numero</w:t>
-      </w:r>
-      <w:proofErr w:type="gramEnd"/>
-      <w:r>
-        <w:rPr>
-          <w:rFonts w:ascii="Times New Roman" w:hAnsi="Times New Roman" w:cs="Times New Roman"/>
-          <w:sz w:val="24"/>
-          <w:szCs w:val="24"/>
-          <w:lang w:val="pt-PT"/>
-        </w:rPr>
-        <w:t>_Telefone</w:t>
-      </w:r>
-      <w:proofErr w:type="spellEnd"/>
-      <w:r>
-        <w:rPr>
-          <w:rFonts w:ascii="Times New Roman" w:hAnsi="Times New Roman" w:cs="Times New Roman"/>
-          <w:sz w:val="24"/>
-          <w:szCs w:val="24"/>
-          <w:lang w:val="pt-PT"/>
-        </w:rPr>
-        <w:t>)</w:t>
-      </w:r>
-    </w:p>
-    <w:p>
-      <w:pPr>
-        <w:rPr>
-          <w:rFonts w:ascii="Times New Roman" w:hAnsi="Times New Roman" w:cs="Times New Roman"/>
-          <w:sz w:val="24"/>
-          <w:szCs w:val="24"/>
-          <w:lang w:val="pt-PT"/>
-        </w:rPr>
-      </w:pPr>
-      <w:r>
-        <w:rPr>
-          <w:rFonts w:ascii="Times New Roman" w:hAnsi="Times New Roman" w:cs="Times New Roman"/>
-          <w:sz w:val="24"/>
-          <w:szCs w:val="24"/>
-          <w:lang w:val="pt-PT"/>
-        </w:rPr>
-        <w:t>A informação que depende exclusivamente do funcionário fica em FUNCIONARIO_2FN. Os filhos e telefones, que dependem do funcionário e do respetivo valor, ficam em relações próprias. Assim, deixam de existir atributos não-chave dependentes de apenas uma parte de uma chave composta.</w:t>
-      </w:r>
-    </w:p>
-    <w:p>
-      <w:pPr>
-        <w:pStyle w:val="Ttulo1"/>
-        <w:rPr>
-          <w:rFonts w:ascii="Times New Roman" w:hAnsi="Times New Roman" w:cs="Times New Roman"/>
-          <w:sz w:val="24"/>
-          <w:szCs w:val="24"/>
-          <w:lang w:val="pt-PT"/>
-        </w:rPr>
-      </w:pPr>
-      <w:r>
-        <w:rPr>
-          <w:rFonts w:ascii="Times New Roman" w:hAnsi="Times New Roman" w:cs="Times New Roman"/>
-          <w:sz w:val="24"/>
-          <w:szCs w:val="24"/>
-          <w:lang w:val="pt-PT"/>
-        </w:rPr>
-        <w:t>5. Terceira Forma Normal (3FN)</w:t>
-      </w:r>
-    </w:p>
-    <w:p>
-      <w:pPr>
-        <w:rPr>
-          <w:rFonts w:ascii="Times New Roman" w:hAnsi="Times New Roman" w:cs="Times New Roman"/>
-          <w:sz w:val="24"/>
-          <w:szCs w:val="24"/>
-          <w:lang w:val="pt-PT"/>
-        </w:rPr>
-      </w:pPr>
-      <w:r>
-        <w:rPr>
-          <w:rFonts w:ascii="Times New Roman" w:hAnsi="Times New Roman" w:cs="Times New Roman"/>
-          <w:sz w:val="24"/>
-          <w:szCs w:val="24"/>
-          <w:lang w:val="pt-PT"/>
-        </w:rPr>
-        <w:t xml:space="preserve">Na 3FN são eliminadas as dependências transitivas. A análise dos dados revela, entre outras, as dependências </w:t>
-      </w:r>
-      <w:proofErr w:type="spellStart"/>
-      <w:r>
-        <w:rPr>
-          <w:rFonts w:ascii="Times New Roman" w:hAnsi="Times New Roman" w:cs="Times New Roman"/>
-          <w:sz w:val="24"/>
-          <w:szCs w:val="24"/>
-          <w:lang w:val="pt-PT"/>
-        </w:rPr>
-        <w:t>Cód_Cargo</w:t>
-      </w:r>
-      <w:proofErr w:type="spellEnd"/>
-      <w:r>
-        <w:rPr>
-          <w:rFonts w:ascii="Times New Roman" w:hAnsi="Times New Roman" w:cs="Times New Roman"/>
-          <w:sz w:val="24"/>
-          <w:szCs w:val="24"/>
-          <w:lang w:val="pt-PT"/>
-        </w:rPr>
-        <w:t xml:space="preserve"> → Cargo, </w:t>
-      </w:r>
-      <w:proofErr w:type="spellStart"/>
-      <w:r>
-        <w:rPr>
-          <w:rFonts w:ascii="Times New Roman" w:hAnsi="Times New Roman" w:cs="Times New Roman"/>
-          <w:sz w:val="24"/>
-          <w:szCs w:val="24"/>
-          <w:lang w:val="pt-PT"/>
-        </w:rPr>
-        <w:t>Cód_Função</w:t>
-      </w:r>
-      <w:proofErr w:type="spellEnd"/>
-      <w:r>
-        <w:rPr>
-          <w:rFonts w:ascii="Times New Roman" w:hAnsi="Times New Roman" w:cs="Times New Roman"/>
-          <w:sz w:val="24"/>
-          <w:szCs w:val="24"/>
-          <w:lang w:val="pt-PT"/>
-        </w:rPr>
-        <w:t xml:space="preserve"> → Função e, na localização, Cidade → Província → País. Portanto, manter todas essas designações diretamente em FUNCIONARIO provoca repetição.</w:t>
-      </w:r>
-    </w:p>
-    <w:p>
-      <w:pPr>
-        <w:rPr>
-          <w:rFonts w:ascii="Times New Roman" w:hAnsi="Times New Roman" w:cs="Times New Roman"/>
-          <w:sz w:val="24"/>
-          <w:szCs w:val="24"/>
-        </w:rPr>
-      </w:pPr>
-      <w:proofErr w:type="spellStart"/>
-      <w:r>
-        <w:rPr>
-          <w:rFonts w:ascii="Times New Roman" w:hAnsi="Times New Roman" w:cs="Times New Roman"/>
-          <w:sz w:val="24"/>
-          <w:szCs w:val="24"/>
-        </w:rPr>
-        <w:t>Decomposição</w:t>
-      </w:r>
-      <w:proofErr w:type="spellEnd"/>
-      <w:r>
-        <w:rPr>
-          <w:rFonts w:ascii="Times New Roman" w:hAnsi="Times New Roman" w:cs="Times New Roman"/>
-          <w:sz w:val="24"/>
-          <w:szCs w:val="24"/>
-        </w:rPr>
-        <w:t xml:space="preserve"> principal:</w:t>
+        </w:rPr>
+        <w:t>:</w:t>
       </w:r>
     </w:p>
     <w:p>
@@ -1802,31 +287,25 @@
         <w:pStyle w:val="Listacommarcas"/>
         <w:numPr>
           <w:ilvl w:val="0"/>
-          <w:numId w:val="10"/>
+          <w:numId w:val="12"/>
         </w:numPr>
-        <w:rPr>
-          <w:rFonts w:ascii="Times New Roman" w:hAnsi="Times New Roman" w:cs="Times New Roman"/>
-          <w:sz w:val="24"/>
-          <w:szCs w:val="24"/>
-        </w:rPr>
-      </w:pPr>
-      <w:proofErr w:type="gramStart"/>
-      <w:r>
-        <w:rPr>
-          <w:rFonts w:ascii="Times New Roman" w:hAnsi="Times New Roman" w:cs="Times New Roman"/>
-          <w:sz w:val="24"/>
-          <w:szCs w:val="24"/>
-        </w:rPr>
-        <w:t>CARGO(</w:t>
-      </w:r>
-      <w:proofErr w:type="gramEnd"/>
-      <w:r>
-        <w:rPr>
-          <w:rFonts w:ascii="Times New Roman" w:hAnsi="Times New Roman" w:cs="Times New Roman"/>
-          <w:sz w:val="24"/>
-          <w:szCs w:val="24"/>
-        </w:rPr>
-        <w:t>Cod_Cargo, Designacao)</w:t>
+        <w:spacing w:line="360" w:lineRule="auto"/>
+        <w:jc w:val="both"/>
+        <w:rPr>
+          <w:rFonts w:ascii="Times New Roman" w:hAnsi="Times New Roman" w:cs="Times New Roman"/>
+          <w:sz w:val="24"/>
+          <w:szCs w:val="24"/>
+          <w:lang w:val="pt-PT"/>
+        </w:rPr>
+      </w:pPr>
+      <w:r>
+        <w:rPr>
+          <w:rFonts w:ascii="Times New Roman" w:hAnsi="Times New Roman" w:cs="Times New Roman"/>
+          <w:sz w:val="24"/>
+          <w:szCs w:val="24"/>
+          <w:lang w:val="pt-PT"/>
+        </w:rPr>
+        <w:t>Grupos repetitivos: Filho 1, Filho 2, Filho 3 e Celular 1, Celular 2, Celular 3.</w:t>
       </w:r>
     </w:p>
     <w:p>
@@ -1834,31 +313,25 @@
         <w:pStyle w:val="Listacommarcas"/>
         <w:numPr>
           <w:ilvl w:val="0"/>
-          <w:numId w:val="10"/>
+          <w:numId w:val="12"/>
         </w:numPr>
-        <w:rPr>
-          <w:rFonts w:ascii="Times New Roman" w:hAnsi="Times New Roman" w:cs="Times New Roman"/>
-          <w:sz w:val="24"/>
-          <w:szCs w:val="24"/>
-        </w:rPr>
-      </w:pPr>
-      <w:proofErr w:type="gramStart"/>
-      <w:r>
-        <w:rPr>
-          <w:rFonts w:ascii="Times New Roman" w:hAnsi="Times New Roman" w:cs="Times New Roman"/>
-          <w:sz w:val="24"/>
-          <w:szCs w:val="24"/>
-        </w:rPr>
-        <w:t>FUNCAO(</w:t>
-      </w:r>
-      <w:proofErr w:type="gramEnd"/>
-      <w:r>
-        <w:rPr>
-          <w:rFonts w:ascii="Times New Roman" w:hAnsi="Times New Roman" w:cs="Times New Roman"/>
-          <w:sz w:val="24"/>
-          <w:szCs w:val="24"/>
-        </w:rPr>
-        <w:t>Cod_Funcao, Designacao)</w:t>
+        <w:spacing w:line="360" w:lineRule="auto"/>
+        <w:jc w:val="both"/>
+        <w:rPr>
+          <w:rFonts w:ascii="Times New Roman" w:hAnsi="Times New Roman" w:cs="Times New Roman"/>
+          <w:sz w:val="24"/>
+          <w:szCs w:val="24"/>
+          <w:lang w:val="pt-PT"/>
+        </w:rPr>
+      </w:pPr>
+      <w:r>
+        <w:rPr>
+          <w:rFonts w:ascii="Times New Roman" w:hAnsi="Times New Roman" w:cs="Times New Roman"/>
+          <w:sz w:val="24"/>
+          <w:szCs w:val="24"/>
+          <w:lang w:val="pt-PT"/>
+        </w:rPr>
+        <w:t>A morada está concentrada num campo composto, contendo tipo/nome da via, número e bairro, além de cidade, província e país em campos separados.</w:t>
       </w:r>
     </w:p>
     <w:p>
@@ -1866,74 +339,25 @@
         <w:pStyle w:val="Listacommarcas"/>
         <w:numPr>
           <w:ilvl w:val="0"/>
-          <w:numId w:val="10"/>
+          <w:numId w:val="12"/>
         </w:numPr>
-        <w:rPr>
-          <w:rFonts w:ascii="Times New Roman" w:hAnsi="Times New Roman" w:cs="Times New Roman"/>
-          <w:sz w:val="24"/>
-          <w:szCs w:val="24"/>
-          <w:lang w:val="pt-PT"/>
-        </w:rPr>
-      </w:pPr>
-      <w:r>
-        <w:rPr>
-          <w:rFonts w:ascii="Times New Roman" w:hAnsi="Times New Roman" w:cs="Times New Roman"/>
-          <w:sz w:val="24"/>
-          <w:szCs w:val="24"/>
-          <w:lang w:val="pt-PT"/>
-        </w:rPr>
-        <w:t>POSTO_</w:t>
-      </w:r>
-      <w:proofErr w:type="gramStart"/>
-      <w:r>
-        <w:rPr>
-          <w:rFonts w:ascii="Times New Roman" w:hAnsi="Times New Roman" w:cs="Times New Roman"/>
-          <w:sz w:val="24"/>
-          <w:szCs w:val="24"/>
-          <w:lang w:val="pt-PT"/>
-        </w:rPr>
-        <w:t>TRABALHO(</w:t>
-      </w:r>
-      <w:proofErr w:type="spellStart"/>
-      <w:proofErr w:type="gramEnd"/>
-      <w:r>
-        <w:rPr>
-          <w:rFonts w:ascii="Times New Roman" w:hAnsi="Times New Roman" w:cs="Times New Roman"/>
-          <w:sz w:val="24"/>
-          <w:szCs w:val="24"/>
-          <w:lang w:val="pt-PT"/>
-        </w:rPr>
-        <w:t>Id_Posto</w:t>
-      </w:r>
-      <w:proofErr w:type="spellEnd"/>
-      <w:r>
-        <w:rPr>
-          <w:rFonts w:ascii="Times New Roman" w:hAnsi="Times New Roman" w:cs="Times New Roman"/>
-          <w:sz w:val="24"/>
-          <w:szCs w:val="24"/>
-          <w:lang w:val="pt-PT"/>
-        </w:rPr>
-        <w:t xml:space="preserve">, </w:t>
-      </w:r>
-      <w:proofErr w:type="spellStart"/>
-      <w:r>
-        <w:rPr>
-          <w:rFonts w:ascii="Times New Roman" w:hAnsi="Times New Roman" w:cs="Times New Roman"/>
-          <w:sz w:val="24"/>
-          <w:szCs w:val="24"/>
-          <w:lang w:val="pt-PT"/>
-        </w:rPr>
-        <w:t>Nome_Posto</w:t>
-      </w:r>
-      <w:proofErr w:type="spellEnd"/>
-      <w:r>
-        <w:rPr>
-          <w:rFonts w:ascii="Times New Roman" w:hAnsi="Times New Roman" w:cs="Times New Roman"/>
-          <w:sz w:val="24"/>
-          <w:szCs w:val="24"/>
-          <w:lang w:val="pt-PT"/>
-        </w:rPr>
-        <w:t>)</w:t>
+        <w:spacing w:line="360" w:lineRule="auto"/>
+        <w:jc w:val="both"/>
+        <w:rPr>
+          <w:rFonts w:ascii="Times New Roman" w:hAnsi="Times New Roman" w:cs="Times New Roman"/>
+          <w:sz w:val="24"/>
+          <w:szCs w:val="24"/>
+          <w:lang w:val="pt-PT"/>
+        </w:rPr>
+      </w:pPr>
+      <w:r>
+        <w:rPr>
+          <w:rFonts w:ascii="Times New Roman" w:hAnsi="Times New Roman" w:cs="Times New Roman"/>
+          <w:sz w:val="24"/>
+          <w:szCs w:val="24"/>
+          <w:lang w:val="pt-PT"/>
+        </w:rPr>
+        <w:t>Redundância de dados profissionais: o mesmo código de cargo e a mesma designação aparecem em vários funcionários.</w:t>
       </w:r>
     </w:p>
     <w:p>
@@ -1941,41 +365,25 @@
         <w:pStyle w:val="Listacommarcas"/>
         <w:numPr>
           <w:ilvl w:val="0"/>
-          <w:numId w:val="10"/>
+          <w:numId w:val="12"/>
         </w:numPr>
-        <w:rPr>
-          <w:rFonts w:ascii="Times New Roman" w:hAnsi="Times New Roman" w:cs="Times New Roman"/>
-          <w:sz w:val="24"/>
-          <w:szCs w:val="24"/>
-        </w:rPr>
-      </w:pPr>
-      <w:proofErr w:type="gramStart"/>
-      <w:r>
-        <w:rPr>
-          <w:rFonts w:ascii="Times New Roman" w:hAnsi="Times New Roman" w:cs="Times New Roman"/>
-          <w:sz w:val="24"/>
-          <w:szCs w:val="24"/>
-        </w:rPr>
-        <w:t>PAIS(</w:t>
-      </w:r>
-      <w:proofErr w:type="spellStart"/>
-      <w:proofErr w:type="gramEnd"/>
-      <w:r>
-        <w:rPr>
-          <w:rFonts w:ascii="Times New Roman" w:hAnsi="Times New Roman" w:cs="Times New Roman"/>
-          <w:sz w:val="24"/>
-          <w:szCs w:val="24"/>
-        </w:rPr>
-        <w:t>Id_Pais</w:t>
-      </w:r>
-      <w:proofErr w:type="spellEnd"/>
-      <w:r>
-        <w:rPr>
-          <w:rFonts w:ascii="Times New Roman" w:hAnsi="Times New Roman" w:cs="Times New Roman"/>
-          <w:sz w:val="24"/>
-          <w:szCs w:val="24"/>
-        </w:rPr>
-        <w:t>, Nome)</w:t>
+        <w:spacing w:line="360" w:lineRule="auto"/>
+        <w:jc w:val="both"/>
+        <w:rPr>
+          <w:rFonts w:ascii="Times New Roman" w:hAnsi="Times New Roman" w:cs="Times New Roman"/>
+          <w:sz w:val="24"/>
+          <w:szCs w:val="24"/>
+          <w:lang w:val="pt-PT"/>
+        </w:rPr>
+      </w:pPr>
+      <w:r>
+        <w:rPr>
+          <w:rFonts w:ascii="Times New Roman" w:hAnsi="Times New Roman" w:cs="Times New Roman"/>
+          <w:sz w:val="24"/>
+          <w:szCs w:val="24"/>
+          <w:lang w:val="pt-PT"/>
+        </w:rPr>
+        <w:t>Redundância de funções: o mesmo código de função e a respetiva designação repetem-se entre funcionários.</w:t>
       </w:r>
     </w:p>
     <w:p>
@@ -1983,65 +391,25 @@
         <w:pStyle w:val="Listacommarcas"/>
         <w:numPr>
           <w:ilvl w:val="0"/>
-          <w:numId w:val="10"/>
+          <w:numId w:val="12"/>
         </w:numPr>
-        <w:rPr>
-          <w:rFonts w:ascii="Times New Roman" w:hAnsi="Times New Roman" w:cs="Times New Roman"/>
-          <w:sz w:val="24"/>
-          <w:szCs w:val="24"/>
-          <w:lang w:val="pt-PT"/>
-        </w:rPr>
-      </w:pPr>
-      <w:proofErr w:type="gramStart"/>
-      <w:r>
-        <w:rPr>
-          <w:rFonts w:ascii="Times New Roman" w:hAnsi="Times New Roman" w:cs="Times New Roman"/>
-          <w:sz w:val="24"/>
-          <w:szCs w:val="24"/>
-          <w:lang w:val="pt-PT"/>
-        </w:rPr>
-        <w:t>PROVINCIA(</w:t>
-      </w:r>
-      <w:proofErr w:type="spellStart"/>
-      <w:proofErr w:type="gramEnd"/>
-      <w:r>
-        <w:rPr>
-          <w:rFonts w:ascii="Times New Roman" w:hAnsi="Times New Roman" w:cs="Times New Roman"/>
-          <w:sz w:val="24"/>
-          <w:szCs w:val="24"/>
-          <w:lang w:val="pt-PT"/>
-        </w:rPr>
-        <w:t>Id_Provincia</w:t>
-      </w:r>
-      <w:proofErr w:type="spellEnd"/>
-      <w:r>
-        <w:rPr>
-          <w:rFonts w:ascii="Times New Roman" w:hAnsi="Times New Roman" w:cs="Times New Roman"/>
-          <w:sz w:val="24"/>
-          <w:szCs w:val="24"/>
-          <w:lang w:val="pt-PT"/>
-        </w:rPr>
-        <w:t xml:space="preserve">, Nome, </w:t>
-      </w:r>
-      <w:proofErr w:type="spellStart"/>
-      <w:r>
-        <w:rPr>
-          <w:rFonts w:ascii="Times New Roman" w:hAnsi="Times New Roman" w:cs="Times New Roman"/>
-          <w:sz w:val="24"/>
-          <w:szCs w:val="24"/>
-          <w:lang w:val="pt-PT"/>
-        </w:rPr>
-        <w:t>Id_Pais</w:t>
-      </w:r>
-      <w:proofErr w:type="spellEnd"/>
-      <w:r>
-        <w:rPr>
-          <w:rFonts w:ascii="Times New Roman" w:hAnsi="Times New Roman" w:cs="Times New Roman"/>
-          <w:sz w:val="24"/>
-          <w:szCs w:val="24"/>
-          <w:lang w:val="pt-PT"/>
-        </w:rPr>
-        <w:t>)</w:t>
+        <w:spacing w:line="360" w:lineRule="auto"/>
+        <w:jc w:val="both"/>
+        <w:rPr>
+          <w:rFonts w:ascii="Times New Roman" w:hAnsi="Times New Roman" w:cs="Times New Roman"/>
+          <w:sz w:val="24"/>
+          <w:szCs w:val="24"/>
+          <w:lang w:val="pt-PT"/>
+        </w:rPr>
+      </w:pPr>
+      <w:r>
+        <w:rPr>
+          <w:rFonts w:ascii="Times New Roman" w:hAnsi="Times New Roman" w:cs="Times New Roman"/>
+          <w:sz w:val="24"/>
+          <w:szCs w:val="24"/>
+          <w:lang w:val="pt-PT"/>
+        </w:rPr>
+        <w:t>Redundância geográfica: cidade, província e país repetem-se em diversos registos.</w:t>
       </w:r>
     </w:p>
     <w:p>
@@ -2049,65 +417,47 @@
         <w:pStyle w:val="Listacommarcas"/>
         <w:numPr>
           <w:ilvl w:val="0"/>
-          <w:numId w:val="10"/>
+          <w:numId w:val="12"/>
         </w:numPr>
-        <w:rPr>
-          <w:rFonts w:ascii="Times New Roman" w:hAnsi="Times New Roman" w:cs="Times New Roman"/>
-          <w:sz w:val="24"/>
-          <w:szCs w:val="24"/>
-          <w:lang w:val="pt-PT"/>
-        </w:rPr>
-      </w:pPr>
-      <w:proofErr w:type="gramStart"/>
-      <w:r>
-        <w:rPr>
-          <w:rFonts w:ascii="Times New Roman" w:hAnsi="Times New Roman" w:cs="Times New Roman"/>
-          <w:sz w:val="24"/>
-          <w:szCs w:val="24"/>
-          <w:lang w:val="pt-PT"/>
-        </w:rPr>
-        <w:t>CIDADE(</w:t>
-      </w:r>
-      <w:proofErr w:type="spellStart"/>
-      <w:proofErr w:type="gramEnd"/>
-      <w:r>
-        <w:rPr>
-          <w:rFonts w:ascii="Times New Roman" w:hAnsi="Times New Roman" w:cs="Times New Roman"/>
-          <w:sz w:val="24"/>
-          <w:szCs w:val="24"/>
-          <w:lang w:val="pt-PT"/>
-        </w:rPr>
-        <w:t>Id_Cidade</w:t>
-      </w:r>
-      <w:proofErr w:type="spellEnd"/>
-      <w:r>
-        <w:rPr>
-          <w:rFonts w:ascii="Times New Roman" w:hAnsi="Times New Roman" w:cs="Times New Roman"/>
-          <w:sz w:val="24"/>
-          <w:szCs w:val="24"/>
-          <w:lang w:val="pt-PT"/>
-        </w:rPr>
-        <w:t xml:space="preserve">, Nome, </w:t>
-      </w:r>
-      <w:proofErr w:type="spellStart"/>
-      <w:r>
-        <w:rPr>
-          <w:rFonts w:ascii="Times New Roman" w:hAnsi="Times New Roman" w:cs="Times New Roman"/>
-          <w:sz w:val="24"/>
-          <w:szCs w:val="24"/>
-          <w:lang w:val="pt-PT"/>
-        </w:rPr>
-        <w:t>Id_Provincia</w:t>
-      </w:r>
-      <w:proofErr w:type="spellEnd"/>
-      <w:r>
-        <w:rPr>
-          <w:rFonts w:ascii="Times New Roman" w:hAnsi="Times New Roman" w:cs="Times New Roman"/>
-          <w:sz w:val="24"/>
-          <w:szCs w:val="24"/>
-          <w:lang w:val="pt-PT"/>
-        </w:rPr>
-        <w:t>)</w:t>
+        <w:spacing w:line="360" w:lineRule="auto"/>
+        <w:jc w:val="both"/>
+        <w:rPr>
+          <w:rFonts w:ascii="Times New Roman" w:hAnsi="Times New Roman" w:cs="Times New Roman"/>
+          <w:sz w:val="24"/>
+          <w:szCs w:val="24"/>
+          <w:lang w:val="pt-PT"/>
+        </w:rPr>
+      </w:pPr>
+      <w:r>
+        <w:rPr>
+          <w:rFonts w:ascii="Times New Roman" w:hAnsi="Times New Roman" w:cs="Times New Roman"/>
+          <w:sz w:val="24"/>
+          <w:szCs w:val="24"/>
+          <w:lang w:val="pt-PT"/>
+        </w:rPr>
+        <w:t>A existência de vários valores de telefone e filhos em colunas fixas limita a quantidade de ocorrências e torna consultas e manutenção pouco flexíveis.</w:t>
+      </w:r>
+    </w:p>
+    <w:p>
+      <w:pPr>
+        <w:pStyle w:val="Ttulo2"/>
+        <w:spacing w:line="360" w:lineRule="auto"/>
+        <w:jc w:val="both"/>
+        <w:rPr>
+          <w:rFonts w:ascii="Times New Roman" w:hAnsi="Times New Roman" w:cs="Times New Roman"/>
+          <w:color w:val="auto"/>
+          <w:sz w:val="24"/>
+          <w:szCs w:val="24"/>
+        </w:rPr>
+      </w:pPr>
+      <w:r>
+        <w:rPr>
+          <w:rFonts w:ascii="Times New Roman" w:hAnsi="Times New Roman" w:cs="Times New Roman"/>
+          <w:color w:val="auto"/>
+          <w:sz w:val="24"/>
+          <w:szCs w:val="24"/>
+        </w:rPr>
+        <w:t>2.1. Dependências funcionais</w:t>
       </w:r>
     </w:p>
     <w:p>
@@ -2115,35 +465,34 @@
         <w:pStyle w:val="Listacommarcas"/>
         <w:numPr>
           <w:ilvl w:val="0"/>
-          <w:numId w:val="10"/>
+          <w:numId w:val="13"/>
         </w:numPr>
-        <w:rPr>
-          <w:rFonts w:ascii="Times New Roman" w:hAnsi="Times New Roman" w:cs="Times New Roman"/>
-          <w:sz w:val="24"/>
-          <w:szCs w:val="24"/>
-          <w:lang w:val="pt-PT"/>
-        </w:rPr>
-      </w:pPr>
-      <w:proofErr w:type="gramStart"/>
-      <w:r>
-        <w:rPr>
-          <w:rFonts w:ascii="Times New Roman" w:hAnsi="Times New Roman" w:cs="Times New Roman"/>
-          <w:sz w:val="24"/>
-          <w:szCs w:val="24"/>
-          <w:lang w:val="pt-PT"/>
-        </w:rPr>
-        <w:t>ENDERECO(</w:t>
+        <w:spacing w:line="360" w:lineRule="auto"/>
+        <w:rPr>
+          <w:rFonts w:ascii="Times New Roman" w:hAnsi="Times New Roman" w:cs="Times New Roman"/>
+          <w:sz w:val="24"/>
+          <w:szCs w:val="24"/>
+          <w:lang w:val="pt-PT"/>
+        </w:rPr>
+      </w:pPr>
+      <w:r>
+        <w:rPr>
+          <w:rFonts w:ascii="Times New Roman" w:hAnsi="Times New Roman" w:cs="Times New Roman"/>
+          <w:sz w:val="24"/>
+          <w:szCs w:val="24"/>
+          <w:lang w:val="pt-PT"/>
+        </w:rPr>
+        <w:t xml:space="preserve">NUIT → Nome, </w:t>
       </w:r>
       <w:proofErr w:type="spellStart"/>
-      <w:proofErr w:type="gramEnd"/>
-      <w:r>
-        <w:rPr>
-          <w:rFonts w:ascii="Times New Roman" w:hAnsi="Times New Roman" w:cs="Times New Roman"/>
-          <w:sz w:val="24"/>
-          <w:szCs w:val="24"/>
-          <w:lang w:val="pt-PT"/>
-        </w:rPr>
-        <w:t>Id_Endereco</w:t>
+      <w:r>
+        <w:rPr>
+          <w:rFonts w:ascii="Times New Roman" w:hAnsi="Times New Roman" w:cs="Times New Roman"/>
+          <w:sz w:val="24"/>
+          <w:szCs w:val="24"/>
+          <w:lang w:val="pt-PT"/>
+        </w:rPr>
+        <w:t>Data_Nascimento</w:t>
       </w:r>
       <w:proofErr w:type="spellEnd"/>
       <w:r>
@@ -2153,7 +502,7 @@
           <w:szCs w:val="24"/>
           <w:lang w:val="pt-PT"/>
         </w:rPr>
-        <w:t xml:space="preserve">, </w:t>
+        <w:t xml:space="preserve">, BI, Email, </w:t>
       </w:r>
       <w:proofErr w:type="spellStart"/>
       <w:r>
@@ -2163,7 +512,7 @@
           <w:szCs w:val="24"/>
           <w:lang w:val="pt-PT"/>
         </w:rPr>
-        <w:t>Tipo_Via</w:t>
+        <w:t>Data_Admissao</w:t>
       </w:r>
       <w:proofErr w:type="spellEnd"/>
       <w:r>
@@ -2173,67 +522,7 @@
           <w:szCs w:val="24"/>
           <w:lang w:val="pt-PT"/>
         </w:rPr>
-        <w:t xml:space="preserve">, </w:t>
-      </w:r>
-      <w:proofErr w:type="spellStart"/>
-      <w:r>
-        <w:rPr>
-          <w:rFonts w:ascii="Times New Roman" w:hAnsi="Times New Roman" w:cs="Times New Roman"/>
-          <w:sz w:val="24"/>
-          <w:szCs w:val="24"/>
-          <w:lang w:val="pt-PT"/>
-        </w:rPr>
-        <w:t>Nome_Via</w:t>
-      </w:r>
-      <w:proofErr w:type="spellEnd"/>
-      <w:r>
-        <w:rPr>
-          <w:rFonts w:ascii="Times New Roman" w:hAnsi="Times New Roman" w:cs="Times New Roman"/>
-          <w:sz w:val="24"/>
-          <w:szCs w:val="24"/>
-          <w:lang w:val="pt-PT"/>
-        </w:rPr>
-        <w:t xml:space="preserve">, </w:t>
-      </w:r>
-      <w:proofErr w:type="gramStart"/>
-      <w:r>
-        <w:rPr>
-          <w:rFonts w:ascii="Times New Roman" w:hAnsi="Times New Roman" w:cs="Times New Roman"/>
-          <w:sz w:val="24"/>
-          <w:szCs w:val="24"/>
-          <w:lang w:val="pt-PT"/>
-        </w:rPr>
-        <w:t>Numero</w:t>
-      </w:r>
-      <w:proofErr w:type="gramEnd"/>
-      <w:r>
-        <w:rPr>
-          <w:rFonts w:ascii="Times New Roman" w:hAnsi="Times New Roman" w:cs="Times New Roman"/>
-          <w:sz w:val="24"/>
-          <w:szCs w:val="24"/>
-          <w:lang w:val="pt-PT"/>
-        </w:rPr>
-        <w:t xml:space="preserve">, Bairro, </w:t>
-      </w:r>
-      <w:proofErr w:type="spellStart"/>
-      <w:r>
-        <w:rPr>
-          <w:rFonts w:ascii="Times New Roman" w:hAnsi="Times New Roman" w:cs="Times New Roman"/>
-          <w:sz w:val="24"/>
-          <w:szCs w:val="24"/>
-          <w:lang w:val="pt-PT"/>
-        </w:rPr>
-        <w:t>Id_Cidade</w:t>
-      </w:r>
-      <w:proofErr w:type="spellEnd"/>
-      <w:r>
-        <w:rPr>
-          <w:rFonts w:ascii="Times New Roman" w:hAnsi="Times New Roman" w:cs="Times New Roman"/>
-          <w:sz w:val="24"/>
-          <w:szCs w:val="24"/>
-          <w:lang w:val="pt-PT"/>
-        </w:rPr>
-        <w:t>)</w:t>
+        <w:t>, endereço, cargo, função e posto de trabalho.</w:t>
       </w:r>
     </w:p>
     <w:p>
@@ -2241,15 +530,466 @@
         <w:pStyle w:val="Listacommarcas"/>
         <w:numPr>
           <w:ilvl w:val="0"/>
-          <w:numId w:val="10"/>
+          <w:numId w:val="13"/>
         </w:numPr>
-        <w:rPr>
-          <w:rFonts w:ascii="Times New Roman" w:hAnsi="Times New Roman" w:cs="Times New Roman"/>
-          <w:sz w:val="24"/>
-          <w:szCs w:val="24"/>
-          <w:lang w:val="pt-PT"/>
-        </w:rPr>
-      </w:pPr>
+        <w:spacing w:line="360" w:lineRule="auto"/>
+        <w:rPr>
+          <w:rFonts w:ascii="Times New Roman" w:hAnsi="Times New Roman" w:cs="Times New Roman"/>
+          <w:sz w:val="24"/>
+          <w:szCs w:val="24"/>
+          <w:lang w:val="pt-PT"/>
+        </w:rPr>
+      </w:pPr>
+      <w:r>
+        <w:rPr>
+          <w:rFonts w:ascii="Times New Roman" w:hAnsi="Times New Roman" w:cs="Times New Roman"/>
+          <w:sz w:val="24"/>
+          <w:szCs w:val="24"/>
+          <w:lang w:val="pt-PT"/>
+        </w:rPr>
+        <w:t xml:space="preserve">BI → Nome, </w:t>
+      </w:r>
+      <w:proofErr w:type="spellStart"/>
+      <w:r>
+        <w:rPr>
+          <w:rFonts w:ascii="Times New Roman" w:hAnsi="Times New Roman" w:cs="Times New Roman"/>
+          <w:sz w:val="24"/>
+          <w:szCs w:val="24"/>
+          <w:lang w:val="pt-PT"/>
+        </w:rPr>
+        <w:t>Data_Nascimento</w:t>
+      </w:r>
+      <w:proofErr w:type="spellEnd"/>
+      <w:r>
+        <w:rPr>
+          <w:rFonts w:ascii="Times New Roman" w:hAnsi="Times New Roman" w:cs="Times New Roman"/>
+          <w:sz w:val="24"/>
+          <w:szCs w:val="24"/>
+          <w:lang w:val="pt-PT"/>
+        </w:rPr>
+        <w:t>, NUIT, Email, ... (assumindo BI único por funcionário).</w:t>
+      </w:r>
+    </w:p>
+    <w:p>
+      <w:pPr>
+        <w:pStyle w:val="Listacommarcas"/>
+        <w:numPr>
+          <w:ilvl w:val="0"/>
+          <w:numId w:val="13"/>
+        </w:numPr>
+        <w:spacing w:line="360" w:lineRule="auto"/>
+        <w:rPr>
+          <w:rFonts w:ascii="Times New Roman" w:hAnsi="Times New Roman" w:cs="Times New Roman"/>
+          <w:sz w:val="24"/>
+          <w:szCs w:val="24"/>
+          <w:lang w:val="pt-PT"/>
+        </w:rPr>
+      </w:pPr>
+      <w:r>
+        <w:rPr>
+          <w:rFonts w:ascii="Times New Roman" w:hAnsi="Times New Roman" w:cs="Times New Roman"/>
+          <w:sz w:val="24"/>
+          <w:szCs w:val="24"/>
+          <w:lang w:val="pt-PT"/>
+        </w:rPr>
+        <w:t>Email → funcionário (assumindo email institucional único).</w:t>
+      </w:r>
+    </w:p>
+    <w:p>
+      <w:pPr>
+        <w:pStyle w:val="Listacommarcas"/>
+        <w:numPr>
+          <w:ilvl w:val="0"/>
+          <w:numId w:val="13"/>
+        </w:numPr>
+        <w:spacing w:line="360" w:lineRule="auto"/>
+        <w:rPr>
+          <w:rFonts w:ascii="Times New Roman" w:hAnsi="Times New Roman" w:cs="Times New Roman"/>
+          <w:sz w:val="24"/>
+          <w:szCs w:val="24"/>
+        </w:rPr>
+      </w:pPr>
+      <w:proofErr w:type="spellStart"/>
+      <w:r>
+        <w:rPr>
+          <w:rFonts w:ascii="Times New Roman" w:hAnsi="Times New Roman" w:cs="Times New Roman"/>
+          <w:sz w:val="24"/>
+          <w:szCs w:val="24"/>
+        </w:rPr>
+        <w:t>Cód_Cargo</w:t>
+      </w:r>
+      <w:proofErr w:type="spellEnd"/>
+      <w:r>
+        <w:rPr>
+          <w:rFonts w:ascii="Times New Roman" w:hAnsi="Times New Roman" w:cs="Times New Roman"/>
+          <w:sz w:val="24"/>
+          <w:szCs w:val="24"/>
+        </w:rPr>
+        <w:t xml:space="preserve"> → Cargo.</w:t>
+      </w:r>
+    </w:p>
+    <w:p>
+      <w:pPr>
+        <w:pStyle w:val="Listacommarcas"/>
+        <w:numPr>
+          <w:ilvl w:val="0"/>
+          <w:numId w:val="13"/>
+        </w:numPr>
+        <w:spacing w:line="360" w:lineRule="auto"/>
+        <w:rPr>
+          <w:rFonts w:ascii="Times New Roman" w:hAnsi="Times New Roman" w:cs="Times New Roman"/>
+          <w:sz w:val="24"/>
+          <w:szCs w:val="24"/>
+        </w:rPr>
+      </w:pPr>
+      <w:r>
+        <w:rPr>
+          <w:rFonts w:ascii="Times New Roman" w:hAnsi="Times New Roman" w:cs="Times New Roman"/>
+          <w:sz w:val="24"/>
+          <w:szCs w:val="24"/>
+        </w:rPr>
+        <w:t>Cód_Função → Função.</w:t>
+      </w:r>
+    </w:p>
+    <w:p>
+      <w:pPr>
+        <w:pStyle w:val="Listacommarcas"/>
+        <w:numPr>
+          <w:ilvl w:val="0"/>
+          <w:numId w:val="13"/>
+        </w:numPr>
+        <w:spacing w:line="360" w:lineRule="auto"/>
+        <w:rPr>
+          <w:rFonts w:ascii="Times New Roman" w:hAnsi="Times New Roman" w:cs="Times New Roman"/>
+          <w:sz w:val="24"/>
+          <w:szCs w:val="24"/>
+          <w:lang w:val="pt-PT"/>
+        </w:rPr>
+      </w:pPr>
+      <w:r>
+        <w:rPr>
+          <w:rFonts w:ascii="Times New Roman" w:hAnsi="Times New Roman" w:cs="Times New Roman"/>
+          <w:sz w:val="24"/>
+          <w:szCs w:val="24"/>
+          <w:lang w:val="pt-PT"/>
+        </w:rPr>
+        <w:t>Cidade → Província (na estrutura fornecida) e Província → País.</w:t>
+      </w:r>
+    </w:p>
+    <w:p>
+      <w:pPr>
+        <w:spacing w:line="360" w:lineRule="auto"/>
+        <w:jc w:val="both"/>
+        <w:rPr>
+          <w:rFonts w:ascii="Times New Roman" w:hAnsi="Times New Roman" w:cs="Times New Roman"/>
+          <w:sz w:val="24"/>
+          <w:szCs w:val="24"/>
+          <w:lang w:val="pt-PT"/>
+        </w:rPr>
+      </w:pPr>
+      <w:r>
+        <w:rPr>
+          <w:rFonts w:ascii="Times New Roman" w:hAnsi="Times New Roman" w:cs="Times New Roman"/>
+          <w:sz w:val="24"/>
+          <w:szCs w:val="24"/>
+          <w:lang w:val="pt-PT"/>
+        </w:rPr>
+        <w:t xml:space="preserve">As dependências </w:t>
+      </w:r>
+      <w:proofErr w:type="spellStart"/>
+      <w:r>
+        <w:rPr>
+          <w:rFonts w:ascii="Times New Roman" w:hAnsi="Times New Roman" w:cs="Times New Roman"/>
+          <w:sz w:val="24"/>
+          <w:szCs w:val="24"/>
+          <w:lang w:val="pt-PT"/>
+        </w:rPr>
+        <w:t>Cód_Cargo</w:t>
+      </w:r>
+      <w:proofErr w:type="spellEnd"/>
+      <w:r>
+        <w:rPr>
+          <w:rFonts w:ascii="Times New Roman" w:hAnsi="Times New Roman" w:cs="Times New Roman"/>
+          <w:sz w:val="24"/>
+          <w:szCs w:val="24"/>
+          <w:lang w:val="pt-PT"/>
+        </w:rPr>
+        <w:t xml:space="preserve"> → Cargo e </w:t>
+      </w:r>
+      <w:proofErr w:type="spellStart"/>
+      <w:r>
+        <w:rPr>
+          <w:rFonts w:ascii="Times New Roman" w:hAnsi="Times New Roman" w:cs="Times New Roman"/>
+          <w:sz w:val="24"/>
+          <w:szCs w:val="24"/>
+          <w:lang w:val="pt-PT"/>
+        </w:rPr>
+        <w:t>Cód_Função</w:t>
+      </w:r>
+      <w:proofErr w:type="spellEnd"/>
+      <w:r>
+        <w:rPr>
+          <w:rFonts w:ascii="Times New Roman" w:hAnsi="Times New Roman" w:cs="Times New Roman"/>
+          <w:sz w:val="24"/>
+          <w:szCs w:val="24"/>
+          <w:lang w:val="pt-PT"/>
+        </w:rPr>
+        <w:t xml:space="preserve"> → Função explicam a repetição de designações. A cadeia Cidade → Província → País representa uma dependência transitiva quando esses atributos permanecem na mesma relação do funcionário.</w:t>
+      </w:r>
+    </w:p>
+    <w:p>
+      <w:pPr>
+        <w:pStyle w:val="Ttulo2"/>
+        <w:spacing w:line="360" w:lineRule="auto"/>
+        <w:jc w:val="both"/>
+        <w:rPr>
+          <w:rFonts w:ascii="Times New Roman" w:hAnsi="Times New Roman" w:cs="Times New Roman"/>
+          <w:color w:val="auto"/>
+          <w:sz w:val="24"/>
+          <w:szCs w:val="24"/>
+          <w:lang w:val="pt-PT"/>
+        </w:rPr>
+      </w:pPr>
+      <w:r>
+        <w:rPr>
+          <w:rFonts w:ascii="Times New Roman" w:hAnsi="Times New Roman" w:cs="Times New Roman"/>
+          <w:color w:val="auto"/>
+          <w:sz w:val="24"/>
+          <w:szCs w:val="24"/>
+          <w:lang w:val="pt-PT"/>
+        </w:rPr>
+        <w:lastRenderedPageBreak/>
+        <w:t>2.2. Anomalias</w:t>
+      </w:r>
+    </w:p>
+    <w:p>
+      <w:pPr>
+        <w:spacing w:line="360" w:lineRule="auto"/>
+        <w:jc w:val="both"/>
+        <w:rPr>
+          <w:rFonts w:ascii="Times New Roman" w:hAnsi="Times New Roman" w:cs="Times New Roman"/>
+          <w:sz w:val="24"/>
+          <w:szCs w:val="24"/>
+          <w:lang w:val="pt-PT"/>
+        </w:rPr>
+      </w:pPr>
+      <w:r>
+        <w:rPr>
+          <w:rFonts w:ascii="Times New Roman" w:hAnsi="Times New Roman" w:cs="Times New Roman"/>
+          <w:b/>
+          <w:sz w:val="24"/>
+          <w:szCs w:val="24"/>
+          <w:lang w:val="pt-PT"/>
+        </w:rPr>
+        <w:t xml:space="preserve">Anomalia de inserção: </w:t>
+      </w:r>
+      <w:r>
+        <w:rPr>
+          <w:rFonts w:ascii="Times New Roman" w:hAnsi="Times New Roman" w:cs="Times New Roman"/>
+          <w:sz w:val="24"/>
+          <w:szCs w:val="24"/>
+          <w:lang w:val="pt-PT"/>
+        </w:rPr>
+        <w:t>Não é possível registar facilmente um novo cargo ou uma nova função sem associá-los a um funcionário.</w:t>
+      </w:r>
+    </w:p>
+    <w:p>
+      <w:pPr>
+        <w:spacing w:line="360" w:lineRule="auto"/>
+        <w:jc w:val="both"/>
+        <w:rPr>
+          <w:rFonts w:ascii="Times New Roman" w:hAnsi="Times New Roman" w:cs="Times New Roman"/>
+          <w:sz w:val="24"/>
+          <w:szCs w:val="24"/>
+          <w:lang w:val="pt-PT"/>
+        </w:rPr>
+      </w:pPr>
+      <w:r>
+        <w:rPr>
+          <w:rFonts w:ascii="Times New Roman" w:hAnsi="Times New Roman" w:cs="Times New Roman"/>
+          <w:b/>
+          <w:sz w:val="24"/>
+          <w:szCs w:val="24"/>
+          <w:lang w:val="pt-PT"/>
+        </w:rPr>
+        <w:t xml:space="preserve">Anomalia de atualização: </w:t>
+      </w:r>
+      <w:r>
+        <w:rPr>
+          <w:rFonts w:ascii="Times New Roman" w:hAnsi="Times New Roman" w:cs="Times New Roman"/>
+          <w:sz w:val="24"/>
+          <w:szCs w:val="24"/>
+          <w:lang w:val="pt-PT"/>
+        </w:rPr>
+        <w:t>A alteração da designação de um cargo ou função exige modificar vários registos; se algum for esquecido, surgem inconsistências.</w:t>
+      </w:r>
+    </w:p>
+    <w:p>
+      <w:pPr>
+        <w:spacing w:line="360" w:lineRule="auto"/>
+        <w:jc w:val="both"/>
+        <w:rPr>
+          <w:rFonts w:ascii="Times New Roman" w:hAnsi="Times New Roman" w:cs="Times New Roman"/>
+          <w:sz w:val="24"/>
+          <w:szCs w:val="24"/>
+          <w:lang w:val="pt-PT"/>
+        </w:rPr>
+      </w:pPr>
+      <w:r>
+        <w:rPr>
+          <w:rFonts w:ascii="Times New Roman" w:hAnsi="Times New Roman" w:cs="Times New Roman"/>
+          <w:b/>
+          <w:sz w:val="24"/>
+          <w:szCs w:val="24"/>
+          <w:lang w:val="pt-PT"/>
+        </w:rPr>
+        <w:t xml:space="preserve">Anomalia de remoção: </w:t>
+      </w:r>
+      <w:r>
+        <w:rPr>
+          <w:rFonts w:ascii="Times New Roman" w:hAnsi="Times New Roman" w:cs="Times New Roman"/>
+          <w:sz w:val="24"/>
+          <w:szCs w:val="24"/>
+          <w:lang w:val="pt-PT"/>
+        </w:rPr>
+        <w:t>Ao remover o último funcionário associado a determinado cargo ou localidade, pode perder-se também a informação sobre esse cargo ou localidade.</w:t>
+      </w:r>
+    </w:p>
+    <w:p>
+      <w:pPr>
+        <w:pStyle w:val="Ttulo1"/>
+        <w:spacing w:line="360" w:lineRule="auto"/>
+        <w:jc w:val="both"/>
+        <w:rPr>
+          <w:rFonts w:ascii="Times New Roman" w:hAnsi="Times New Roman" w:cs="Times New Roman"/>
+          <w:color w:val="auto"/>
+          <w:sz w:val="24"/>
+          <w:szCs w:val="24"/>
+          <w:lang w:val="pt-PT"/>
+        </w:rPr>
+      </w:pPr>
+      <w:r>
+        <w:rPr>
+          <w:rFonts w:ascii="Times New Roman" w:hAnsi="Times New Roman" w:cs="Times New Roman"/>
+          <w:color w:val="auto"/>
+          <w:sz w:val="24"/>
+          <w:szCs w:val="24"/>
+          <w:lang w:val="pt-PT"/>
+        </w:rPr>
+        <w:t>3. Primeira Forma Normal (1FN)</w:t>
+      </w:r>
+    </w:p>
+    <w:p>
+      <w:pPr>
+        <w:spacing w:line="360" w:lineRule="auto"/>
+        <w:jc w:val="both"/>
+        <w:rPr>
+          <w:rFonts w:ascii="Times New Roman" w:hAnsi="Times New Roman" w:cs="Times New Roman"/>
+          <w:sz w:val="24"/>
+          <w:szCs w:val="24"/>
+          <w:lang w:val="pt-PT"/>
+        </w:rPr>
+      </w:pPr>
+      <w:r>
+        <w:rPr>
+          <w:rFonts w:ascii="Times New Roman" w:hAnsi="Times New Roman" w:cs="Times New Roman"/>
+          <w:sz w:val="24"/>
+          <w:szCs w:val="24"/>
+          <w:lang w:val="pt-PT"/>
+        </w:rPr>
+        <w:t>Para estar na 1FN, cada atributo deve conter valores atómicos e não devem existir grupos repetitivos. Assim, os grupos de filhos e telefones deixam de ser representados por colunas numeradas e passam a ser registos independentes.</w:t>
+      </w:r>
+    </w:p>
+    <w:p>
+      <w:pPr>
+        <w:spacing w:line="360" w:lineRule="auto"/>
+        <w:jc w:val="both"/>
+        <w:rPr>
+          <w:rFonts w:ascii="Times New Roman" w:hAnsi="Times New Roman" w:cs="Times New Roman"/>
+          <w:sz w:val="24"/>
+          <w:szCs w:val="24"/>
+        </w:rPr>
+      </w:pPr>
+      <w:proofErr w:type="spellStart"/>
+      <w:r>
+        <w:rPr>
+          <w:rFonts w:ascii="Times New Roman" w:hAnsi="Times New Roman" w:cs="Times New Roman"/>
+          <w:sz w:val="24"/>
+          <w:szCs w:val="24"/>
+        </w:rPr>
+        <w:t>Estruturas</w:t>
+      </w:r>
+      <w:proofErr w:type="spellEnd"/>
+      <w:r>
+        <w:rPr>
+          <w:rFonts w:ascii="Times New Roman" w:hAnsi="Times New Roman" w:cs="Times New Roman"/>
+          <w:sz w:val="24"/>
+          <w:szCs w:val="24"/>
+        </w:rPr>
+        <w:t xml:space="preserve"> </w:t>
+      </w:r>
+      <w:proofErr w:type="spellStart"/>
+      <w:r>
+        <w:rPr>
+          <w:rFonts w:ascii="Times New Roman" w:hAnsi="Times New Roman" w:cs="Times New Roman"/>
+          <w:sz w:val="24"/>
+          <w:szCs w:val="24"/>
+        </w:rPr>
+        <w:t>resultantes</w:t>
+      </w:r>
+      <w:proofErr w:type="spellEnd"/>
+      <w:r>
+        <w:rPr>
+          <w:rFonts w:ascii="Times New Roman" w:hAnsi="Times New Roman" w:cs="Times New Roman"/>
+          <w:sz w:val="24"/>
+          <w:szCs w:val="24"/>
+        </w:rPr>
+        <w:t xml:space="preserve"> </w:t>
+      </w:r>
+      <w:proofErr w:type="spellStart"/>
+      <w:r>
+        <w:rPr>
+          <w:rFonts w:ascii="Times New Roman" w:hAnsi="Times New Roman" w:cs="Times New Roman"/>
+          <w:sz w:val="24"/>
+          <w:szCs w:val="24"/>
+        </w:rPr>
+        <w:t>na</w:t>
+      </w:r>
+      <w:proofErr w:type="spellEnd"/>
+      <w:r>
+        <w:rPr>
+          <w:rFonts w:ascii="Times New Roman" w:hAnsi="Times New Roman" w:cs="Times New Roman"/>
+          <w:sz w:val="24"/>
+          <w:szCs w:val="24"/>
+        </w:rPr>
+        <w:t xml:space="preserve"> 1FN:</w:t>
+      </w:r>
+    </w:p>
+    <w:p>
+      <w:pPr>
+        <w:pStyle w:val="Listacommarcas"/>
+        <w:numPr>
+          <w:ilvl w:val="0"/>
+          <w:numId w:val="14"/>
+        </w:numPr>
+        <w:spacing w:line="360" w:lineRule="auto"/>
+        <w:jc w:val="both"/>
+        <w:rPr>
+          <w:rFonts w:ascii="Times New Roman" w:hAnsi="Times New Roman" w:cs="Times New Roman"/>
+          <w:sz w:val="24"/>
+          <w:szCs w:val="24"/>
+          <w:lang w:val="pt-PT"/>
+        </w:rPr>
+      </w:pPr>
+      <w:r>
+        <w:rPr>
+          <w:rFonts w:ascii="Times New Roman" w:hAnsi="Times New Roman" w:cs="Times New Roman"/>
+          <w:sz w:val="24"/>
+          <w:szCs w:val="24"/>
+          <w:lang w:val="pt-PT"/>
+        </w:rPr>
+        <w:t>FUNCIONARIO_1</w:t>
+      </w:r>
       <w:proofErr w:type="gramStart"/>
       <w:r>
         <w:rPr>
@@ -2258,7 +998,495 @@
           <w:szCs w:val="24"/>
           <w:lang w:val="pt-PT"/>
         </w:rPr>
-        <w:t>FUNCIONARIO(</w:t>
+        <w:t>FN(</w:t>
+      </w:r>
+      <w:proofErr w:type="gramEnd"/>
+      <w:r>
+        <w:rPr>
+          <w:rFonts w:ascii="Times New Roman" w:hAnsi="Times New Roman" w:cs="Times New Roman"/>
+          <w:sz w:val="24"/>
+          <w:szCs w:val="24"/>
+          <w:lang w:val="pt-PT"/>
+        </w:rPr>
+        <w:t xml:space="preserve">Nome, </w:t>
+      </w:r>
+      <w:proofErr w:type="spellStart"/>
+      <w:r>
+        <w:rPr>
+          <w:rFonts w:ascii="Times New Roman" w:hAnsi="Times New Roman" w:cs="Times New Roman"/>
+          <w:sz w:val="24"/>
+          <w:szCs w:val="24"/>
+          <w:lang w:val="pt-PT"/>
+        </w:rPr>
+        <w:t>Data_Nascimento</w:t>
+      </w:r>
+      <w:proofErr w:type="spellEnd"/>
+      <w:r>
+        <w:rPr>
+          <w:rFonts w:ascii="Times New Roman" w:hAnsi="Times New Roman" w:cs="Times New Roman"/>
+          <w:sz w:val="24"/>
+          <w:szCs w:val="24"/>
+          <w:lang w:val="pt-PT"/>
+        </w:rPr>
+        <w:t xml:space="preserve">, NUIT, BI, Email, </w:t>
+      </w:r>
+      <w:proofErr w:type="spellStart"/>
+      <w:r>
+        <w:rPr>
+          <w:rFonts w:ascii="Times New Roman" w:hAnsi="Times New Roman" w:cs="Times New Roman"/>
+          <w:sz w:val="24"/>
+          <w:szCs w:val="24"/>
+          <w:lang w:val="pt-PT"/>
+        </w:rPr>
+        <w:t>Endereco</w:t>
+      </w:r>
+      <w:proofErr w:type="spellEnd"/>
+      <w:r>
+        <w:rPr>
+          <w:rFonts w:ascii="Times New Roman" w:hAnsi="Times New Roman" w:cs="Times New Roman"/>
+          <w:sz w:val="24"/>
+          <w:szCs w:val="24"/>
+          <w:lang w:val="pt-PT"/>
+        </w:rPr>
+        <w:t xml:space="preserve">, Cidade, </w:t>
+      </w:r>
+      <w:proofErr w:type="spellStart"/>
+      <w:r>
+        <w:rPr>
+          <w:rFonts w:ascii="Times New Roman" w:hAnsi="Times New Roman" w:cs="Times New Roman"/>
+          <w:sz w:val="24"/>
+          <w:szCs w:val="24"/>
+          <w:lang w:val="pt-PT"/>
+        </w:rPr>
+        <w:t>Provincia</w:t>
+      </w:r>
+      <w:proofErr w:type="spellEnd"/>
+      <w:r>
+        <w:rPr>
+          <w:rFonts w:ascii="Times New Roman" w:hAnsi="Times New Roman" w:cs="Times New Roman"/>
+          <w:sz w:val="24"/>
+          <w:szCs w:val="24"/>
+          <w:lang w:val="pt-PT"/>
+        </w:rPr>
+        <w:t xml:space="preserve">, Pais, Cargo, </w:t>
+      </w:r>
+      <w:proofErr w:type="spellStart"/>
+      <w:r>
+        <w:rPr>
+          <w:rFonts w:ascii="Times New Roman" w:hAnsi="Times New Roman" w:cs="Times New Roman"/>
+          <w:sz w:val="24"/>
+          <w:szCs w:val="24"/>
+          <w:lang w:val="pt-PT"/>
+        </w:rPr>
+        <w:t>Cod_Cargo</w:t>
+      </w:r>
+      <w:proofErr w:type="spellEnd"/>
+      <w:r>
+        <w:rPr>
+          <w:rFonts w:ascii="Times New Roman" w:hAnsi="Times New Roman" w:cs="Times New Roman"/>
+          <w:sz w:val="24"/>
+          <w:szCs w:val="24"/>
+          <w:lang w:val="pt-PT"/>
+        </w:rPr>
+        <w:t xml:space="preserve">, </w:t>
+      </w:r>
+      <w:proofErr w:type="spellStart"/>
+      <w:r>
+        <w:rPr>
+          <w:rFonts w:ascii="Times New Roman" w:hAnsi="Times New Roman" w:cs="Times New Roman"/>
+          <w:sz w:val="24"/>
+          <w:szCs w:val="24"/>
+          <w:lang w:val="pt-PT"/>
+        </w:rPr>
+        <w:t>Funcao</w:t>
+      </w:r>
+      <w:proofErr w:type="spellEnd"/>
+      <w:r>
+        <w:rPr>
+          <w:rFonts w:ascii="Times New Roman" w:hAnsi="Times New Roman" w:cs="Times New Roman"/>
+          <w:sz w:val="24"/>
+          <w:szCs w:val="24"/>
+          <w:lang w:val="pt-PT"/>
+        </w:rPr>
+        <w:t xml:space="preserve">, </w:t>
+      </w:r>
+      <w:proofErr w:type="spellStart"/>
+      <w:r>
+        <w:rPr>
+          <w:rFonts w:ascii="Times New Roman" w:hAnsi="Times New Roman" w:cs="Times New Roman"/>
+          <w:sz w:val="24"/>
+          <w:szCs w:val="24"/>
+          <w:lang w:val="pt-PT"/>
+        </w:rPr>
+        <w:t>Cod_Funcao</w:t>
+      </w:r>
+      <w:proofErr w:type="spellEnd"/>
+      <w:r>
+        <w:rPr>
+          <w:rFonts w:ascii="Times New Roman" w:hAnsi="Times New Roman" w:cs="Times New Roman"/>
+          <w:sz w:val="24"/>
+          <w:szCs w:val="24"/>
+          <w:lang w:val="pt-PT"/>
+        </w:rPr>
+        <w:t xml:space="preserve">, </w:t>
+      </w:r>
+      <w:proofErr w:type="spellStart"/>
+      <w:r>
+        <w:rPr>
+          <w:rFonts w:ascii="Times New Roman" w:hAnsi="Times New Roman" w:cs="Times New Roman"/>
+          <w:sz w:val="24"/>
+          <w:szCs w:val="24"/>
+          <w:lang w:val="pt-PT"/>
+        </w:rPr>
+        <w:t>Posto_Trabalho</w:t>
+      </w:r>
+      <w:proofErr w:type="spellEnd"/>
+      <w:r>
+        <w:rPr>
+          <w:rFonts w:ascii="Times New Roman" w:hAnsi="Times New Roman" w:cs="Times New Roman"/>
+          <w:sz w:val="24"/>
+          <w:szCs w:val="24"/>
+          <w:lang w:val="pt-PT"/>
+        </w:rPr>
+        <w:t xml:space="preserve">, </w:t>
+      </w:r>
+      <w:proofErr w:type="spellStart"/>
+      <w:r>
+        <w:rPr>
+          <w:rFonts w:ascii="Times New Roman" w:hAnsi="Times New Roman" w:cs="Times New Roman"/>
+          <w:sz w:val="24"/>
+          <w:szCs w:val="24"/>
+          <w:lang w:val="pt-PT"/>
+        </w:rPr>
+        <w:t>Data_Admissao</w:t>
+      </w:r>
+      <w:proofErr w:type="spellEnd"/>
+      <w:r>
+        <w:rPr>
+          <w:rFonts w:ascii="Times New Roman" w:hAnsi="Times New Roman" w:cs="Times New Roman"/>
+          <w:sz w:val="24"/>
+          <w:szCs w:val="24"/>
+          <w:lang w:val="pt-PT"/>
+        </w:rPr>
+        <w:t>)</w:t>
+      </w:r>
+    </w:p>
+    <w:p>
+      <w:pPr>
+        <w:pStyle w:val="Listacommarcas"/>
+        <w:numPr>
+          <w:ilvl w:val="0"/>
+          <w:numId w:val="14"/>
+        </w:numPr>
+        <w:spacing w:line="360" w:lineRule="auto"/>
+        <w:jc w:val="both"/>
+        <w:rPr>
+          <w:rFonts w:ascii="Times New Roman" w:hAnsi="Times New Roman" w:cs="Times New Roman"/>
+          <w:sz w:val="24"/>
+          <w:szCs w:val="24"/>
+          <w:lang w:val="pt-PT"/>
+        </w:rPr>
+      </w:pPr>
+      <w:r>
+        <w:rPr>
+          <w:rFonts w:ascii="Times New Roman" w:hAnsi="Times New Roman" w:cs="Times New Roman"/>
+          <w:sz w:val="24"/>
+          <w:szCs w:val="24"/>
+          <w:lang w:val="pt-PT"/>
+        </w:rPr>
+        <w:t>FUNCIONARIO_FILHO_1</w:t>
+      </w:r>
+      <w:proofErr w:type="gramStart"/>
+      <w:r>
+        <w:rPr>
+          <w:rFonts w:ascii="Times New Roman" w:hAnsi="Times New Roman" w:cs="Times New Roman"/>
+          <w:sz w:val="24"/>
+          <w:szCs w:val="24"/>
+          <w:lang w:val="pt-PT"/>
+        </w:rPr>
+        <w:t>FN(</w:t>
+      </w:r>
+      <w:proofErr w:type="gramEnd"/>
+      <w:r>
+        <w:rPr>
+          <w:rFonts w:ascii="Times New Roman" w:hAnsi="Times New Roman" w:cs="Times New Roman"/>
+          <w:sz w:val="24"/>
+          <w:szCs w:val="24"/>
+          <w:lang w:val="pt-PT"/>
+        </w:rPr>
+        <w:t xml:space="preserve">NUIT, </w:t>
+      </w:r>
+      <w:proofErr w:type="spellStart"/>
+      <w:r>
+        <w:rPr>
+          <w:rFonts w:ascii="Times New Roman" w:hAnsi="Times New Roman" w:cs="Times New Roman"/>
+          <w:sz w:val="24"/>
+          <w:szCs w:val="24"/>
+          <w:lang w:val="pt-PT"/>
+        </w:rPr>
+        <w:t>Nome_Filho</w:t>
+      </w:r>
+      <w:proofErr w:type="spellEnd"/>
+      <w:r>
+        <w:rPr>
+          <w:rFonts w:ascii="Times New Roman" w:hAnsi="Times New Roman" w:cs="Times New Roman"/>
+          <w:sz w:val="24"/>
+          <w:szCs w:val="24"/>
+          <w:lang w:val="pt-PT"/>
+        </w:rPr>
+        <w:t>)</w:t>
+      </w:r>
+    </w:p>
+    <w:p>
+      <w:pPr>
+        <w:pStyle w:val="Listacommarcas"/>
+        <w:numPr>
+          <w:ilvl w:val="0"/>
+          <w:numId w:val="14"/>
+        </w:numPr>
+        <w:spacing w:line="360" w:lineRule="auto"/>
+        <w:jc w:val="both"/>
+        <w:rPr>
+          <w:rFonts w:ascii="Times New Roman" w:hAnsi="Times New Roman" w:cs="Times New Roman"/>
+          <w:sz w:val="24"/>
+          <w:szCs w:val="24"/>
+          <w:lang w:val="pt-PT"/>
+        </w:rPr>
+      </w:pPr>
+      <w:r>
+        <w:rPr>
+          <w:rFonts w:ascii="Times New Roman" w:hAnsi="Times New Roman" w:cs="Times New Roman"/>
+          <w:sz w:val="24"/>
+          <w:szCs w:val="24"/>
+          <w:lang w:val="pt-PT"/>
+        </w:rPr>
+        <w:t>FUNCIONARIO_TELEFONE_1</w:t>
+      </w:r>
+      <w:proofErr w:type="gramStart"/>
+      <w:r>
+        <w:rPr>
+          <w:rFonts w:ascii="Times New Roman" w:hAnsi="Times New Roman" w:cs="Times New Roman"/>
+          <w:sz w:val="24"/>
+          <w:szCs w:val="24"/>
+          <w:lang w:val="pt-PT"/>
+        </w:rPr>
+        <w:t>FN(</w:t>
+      </w:r>
+      <w:proofErr w:type="gramEnd"/>
+      <w:r>
+        <w:rPr>
+          <w:rFonts w:ascii="Times New Roman" w:hAnsi="Times New Roman" w:cs="Times New Roman"/>
+          <w:sz w:val="24"/>
+          <w:szCs w:val="24"/>
+          <w:lang w:val="pt-PT"/>
+        </w:rPr>
+        <w:t xml:space="preserve">NUIT, </w:t>
+      </w:r>
+      <w:proofErr w:type="spellStart"/>
+      <w:proofErr w:type="gramStart"/>
+      <w:r>
+        <w:rPr>
+          <w:rFonts w:ascii="Times New Roman" w:hAnsi="Times New Roman" w:cs="Times New Roman"/>
+          <w:sz w:val="24"/>
+          <w:szCs w:val="24"/>
+          <w:lang w:val="pt-PT"/>
+        </w:rPr>
+        <w:t>Numero</w:t>
+      </w:r>
+      <w:proofErr w:type="gramEnd"/>
+      <w:r>
+        <w:rPr>
+          <w:rFonts w:ascii="Times New Roman" w:hAnsi="Times New Roman" w:cs="Times New Roman"/>
+          <w:sz w:val="24"/>
+          <w:szCs w:val="24"/>
+          <w:lang w:val="pt-PT"/>
+        </w:rPr>
+        <w:t>_Telefone</w:t>
+      </w:r>
+      <w:proofErr w:type="spellEnd"/>
+      <w:r>
+        <w:rPr>
+          <w:rFonts w:ascii="Times New Roman" w:hAnsi="Times New Roman" w:cs="Times New Roman"/>
+          <w:sz w:val="24"/>
+          <w:szCs w:val="24"/>
+          <w:lang w:val="pt-PT"/>
+        </w:rPr>
+        <w:t>)</w:t>
+      </w:r>
+    </w:p>
+    <w:p>
+      <w:pPr>
+        <w:spacing w:line="360" w:lineRule="auto"/>
+        <w:jc w:val="both"/>
+        <w:rPr>
+          <w:rFonts w:ascii="Times New Roman" w:hAnsi="Times New Roman" w:cs="Times New Roman"/>
+          <w:sz w:val="24"/>
+          <w:szCs w:val="24"/>
+          <w:lang w:val="pt-PT"/>
+        </w:rPr>
+      </w:pPr>
+      <w:r>
+        <w:rPr>
+          <w:rFonts w:ascii="Times New Roman" w:hAnsi="Times New Roman" w:cs="Times New Roman"/>
+          <w:sz w:val="24"/>
+          <w:szCs w:val="24"/>
+          <w:lang w:val="pt-PT"/>
+        </w:rPr>
+        <w:t>Na primeira tabela, os dados do funcionário aparecem uma única vez. Na segunda, cada filho ocupa uma linha; na terceira, cada telefone ocupa uma linha. Desta forma, deixa de existir a limitação artificial de três filhos ou três telefones.</w:t>
+      </w:r>
+    </w:p>
+    <w:p>
+      <w:pPr>
+        <w:pStyle w:val="Ttulo1"/>
+        <w:spacing w:line="360" w:lineRule="auto"/>
+        <w:jc w:val="both"/>
+        <w:rPr>
+          <w:rFonts w:ascii="Times New Roman" w:hAnsi="Times New Roman" w:cs="Times New Roman"/>
+          <w:color w:val="auto"/>
+          <w:sz w:val="24"/>
+          <w:szCs w:val="24"/>
+          <w:lang w:val="pt-PT"/>
+        </w:rPr>
+      </w:pPr>
+      <w:r>
+        <w:rPr>
+          <w:rFonts w:ascii="Times New Roman" w:hAnsi="Times New Roman" w:cs="Times New Roman"/>
+          <w:color w:val="auto"/>
+          <w:sz w:val="24"/>
+          <w:szCs w:val="24"/>
+          <w:lang w:val="pt-PT"/>
+        </w:rPr>
+        <w:t>4. Segunda Forma Normal (2FN)</w:t>
+      </w:r>
+    </w:p>
+    <w:p>
+      <w:pPr>
+        <w:spacing w:line="360" w:lineRule="auto"/>
+        <w:jc w:val="both"/>
+        <w:rPr>
+          <w:rFonts w:ascii="Times New Roman" w:hAnsi="Times New Roman" w:cs="Times New Roman"/>
+          <w:sz w:val="24"/>
+          <w:szCs w:val="24"/>
+          <w:lang w:val="pt-PT"/>
+        </w:rPr>
+      </w:pPr>
+      <w:r>
+        <w:rPr>
+          <w:rFonts w:ascii="Times New Roman" w:hAnsi="Times New Roman" w:cs="Times New Roman"/>
+          <w:sz w:val="24"/>
+          <w:szCs w:val="24"/>
+          <w:lang w:val="pt-PT"/>
+        </w:rPr>
+        <w:t xml:space="preserve">A 2FN exige que a relação esteja na 1FN e que nenhum atributo não-chave dependa apenas de parte de uma chave primária composta. Na representação plana da 1FN, uma combinação como (NUIT, </w:t>
+      </w:r>
+      <w:proofErr w:type="spellStart"/>
+      <w:r>
+        <w:rPr>
+          <w:rFonts w:ascii="Times New Roman" w:hAnsi="Times New Roman" w:cs="Times New Roman"/>
+          <w:sz w:val="24"/>
+          <w:szCs w:val="24"/>
+          <w:lang w:val="pt-PT"/>
+        </w:rPr>
+        <w:t>Nome_Filho</w:t>
+      </w:r>
+      <w:proofErr w:type="spellEnd"/>
+      <w:r>
+        <w:rPr>
+          <w:rFonts w:ascii="Times New Roman" w:hAnsi="Times New Roman" w:cs="Times New Roman"/>
+          <w:sz w:val="24"/>
+          <w:szCs w:val="24"/>
+          <w:lang w:val="pt-PT"/>
+        </w:rPr>
+        <w:t xml:space="preserve">, </w:t>
+      </w:r>
+      <w:proofErr w:type="spellStart"/>
+      <w:proofErr w:type="gramStart"/>
+      <w:r>
+        <w:rPr>
+          <w:rFonts w:ascii="Times New Roman" w:hAnsi="Times New Roman" w:cs="Times New Roman"/>
+          <w:sz w:val="24"/>
+          <w:szCs w:val="24"/>
+          <w:lang w:val="pt-PT"/>
+        </w:rPr>
+        <w:t>Numero</w:t>
+      </w:r>
+      <w:proofErr w:type="gramEnd"/>
+      <w:r>
+        <w:rPr>
+          <w:rFonts w:ascii="Times New Roman" w:hAnsi="Times New Roman" w:cs="Times New Roman"/>
+          <w:sz w:val="24"/>
+          <w:szCs w:val="24"/>
+          <w:lang w:val="pt-PT"/>
+        </w:rPr>
+        <w:t>_Telefone</w:t>
+      </w:r>
+      <w:proofErr w:type="spellEnd"/>
+      <w:r>
+        <w:rPr>
+          <w:rFonts w:ascii="Times New Roman" w:hAnsi="Times New Roman" w:cs="Times New Roman"/>
+          <w:sz w:val="24"/>
+          <w:szCs w:val="24"/>
+          <w:lang w:val="pt-PT"/>
+        </w:rPr>
+        <w:t>) poderia funcionar como chave de uma relação expandida. Nesse caso, os dados pessoais e profissionais dependem somente do NUIT, configurando dependência parcial.</w:t>
+      </w:r>
+    </w:p>
+    <w:p>
+      <w:pPr>
+        <w:spacing w:line="360" w:lineRule="auto"/>
+        <w:jc w:val="both"/>
+        <w:rPr>
+          <w:rFonts w:ascii="Times New Roman" w:hAnsi="Times New Roman" w:cs="Times New Roman"/>
+          <w:sz w:val="24"/>
+          <w:szCs w:val="24"/>
+          <w:lang w:val="pt-PT"/>
+        </w:rPr>
+      </w:pPr>
+      <w:r>
+        <w:rPr>
+          <w:rFonts w:ascii="Times New Roman" w:hAnsi="Times New Roman" w:cs="Times New Roman"/>
+          <w:sz w:val="24"/>
+          <w:szCs w:val="24"/>
+          <w:lang w:val="pt-PT"/>
+        </w:rPr>
+        <w:lastRenderedPageBreak/>
+        <w:t>Decomposição para eliminar dependências parciais:</w:t>
+      </w:r>
+    </w:p>
+    <w:p>
+      <w:pPr>
+        <w:pStyle w:val="Listacommarcas"/>
+        <w:numPr>
+          <w:ilvl w:val="0"/>
+          <w:numId w:val="15"/>
+        </w:numPr>
+        <w:spacing w:line="360" w:lineRule="auto"/>
+        <w:jc w:val="both"/>
+        <w:rPr>
+          <w:rFonts w:ascii="Times New Roman" w:hAnsi="Times New Roman" w:cs="Times New Roman"/>
+          <w:sz w:val="24"/>
+          <w:szCs w:val="24"/>
+          <w:lang w:val="pt-PT"/>
+        </w:rPr>
+      </w:pPr>
+      <w:r>
+        <w:rPr>
+          <w:rFonts w:ascii="Times New Roman" w:hAnsi="Times New Roman" w:cs="Times New Roman"/>
+          <w:sz w:val="24"/>
+          <w:szCs w:val="24"/>
+          <w:lang w:val="pt-PT"/>
+        </w:rPr>
+        <w:t>FUNCIONARIO_2</w:t>
+      </w:r>
+      <w:proofErr w:type="gramStart"/>
+      <w:r>
+        <w:rPr>
+          <w:rFonts w:ascii="Times New Roman" w:hAnsi="Times New Roman" w:cs="Times New Roman"/>
+          <w:sz w:val="24"/>
+          <w:szCs w:val="24"/>
+          <w:lang w:val="pt-PT"/>
+        </w:rPr>
+        <w:t>FN(</w:t>
       </w:r>
       <w:proofErr w:type="spellStart"/>
       <w:proofErr w:type="gramEnd"/>
@@ -2269,7 +1497,7 @@
           <w:szCs w:val="24"/>
           <w:lang w:val="pt-PT"/>
         </w:rPr>
-        <w:t>Id_Funcionario</w:t>
+        <w:t>id_funcionario</w:t>
       </w:r>
       <w:proofErr w:type="spellEnd"/>
       <w:r>
@@ -2309,87 +1537,127 @@
           <w:szCs w:val="24"/>
           <w:lang w:val="pt-PT"/>
         </w:rPr>
+        <w:t>Endereco</w:t>
+      </w:r>
+      <w:proofErr w:type="spellEnd"/>
+      <w:r>
+        <w:rPr>
+          <w:rFonts w:ascii="Times New Roman" w:hAnsi="Times New Roman" w:cs="Times New Roman"/>
+          <w:sz w:val="24"/>
+          <w:szCs w:val="24"/>
+          <w:lang w:val="pt-PT"/>
+        </w:rPr>
+        <w:t xml:space="preserve">, Cidade, </w:t>
+      </w:r>
+      <w:proofErr w:type="spellStart"/>
+      <w:r>
+        <w:rPr>
+          <w:rFonts w:ascii="Times New Roman" w:hAnsi="Times New Roman" w:cs="Times New Roman"/>
+          <w:sz w:val="24"/>
+          <w:szCs w:val="24"/>
+          <w:lang w:val="pt-PT"/>
+        </w:rPr>
+        <w:t>Provincia</w:t>
+      </w:r>
+      <w:proofErr w:type="spellEnd"/>
+      <w:r>
+        <w:rPr>
+          <w:rFonts w:ascii="Times New Roman" w:hAnsi="Times New Roman" w:cs="Times New Roman"/>
+          <w:sz w:val="24"/>
+          <w:szCs w:val="24"/>
+          <w:lang w:val="pt-PT"/>
+        </w:rPr>
+        <w:t xml:space="preserve">, Pais, </w:t>
+      </w:r>
+      <w:proofErr w:type="spellStart"/>
+      <w:r>
+        <w:rPr>
+          <w:rFonts w:ascii="Times New Roman" w:hAnsi="Times New Roman" w:cs="Times New Roman"/>
+          <w:sz w:val="24"/>
+          <w:szCs w:val="24"/>
+          <w:lang w:val="pt-PT"/>
+        </w:rPr>
+        <w:t>Cod_Cargo</w:t>
+      </w:r>
+      <w:proofErr w:type="spellEnd"/>
+      <w:r>
+        <w:rPr>
+          <w:rFonts w:ascii="Times New Roman" w:hAnsi="Times New Roman" w:cs="Times New Roman"/>
+          <w:sz w:val="24"/>
+          <w:szCs w:val="24"/>
+          <w:lang w:val="pt-PT"/>
+        </w:rPr>
+        <w:t xml:space="preserve">, Cargo, </w:t>
+      </w:r>
+      <w:proofErr w:type="spellStart"/>
+      <w:r>
+        <w:rPr>
+          <w:rFonts w:ascii="Times New Roman" w:hAnsi="Times New Roman" w:cs="Times New Roman"/>
+          <w:sz w:val="24"/>
+          <w:szCs w:val="24"/>
+          <w:lang w:val="pt-PT"/>
+        </w:rPr>
+        <w:t>Cod_Funcao</w:t>
+      </w:r>
+      <w:proofErr w:type="spellEnd"/>
+      <w:r>
+        <w:rPr>
+          <w:rFonts w:ascii="Times New Roman" w:hAnsi="Times New Roman" w:cs="Times New Roman"/>
+          <w:sz w:val="24"/>
+          <w:szCs w:val="24"/>
+          <w:lang w:val="pt-PT"/>
+        </w:rPr>
+        <w:t xml:space="preserve">, </w:t>
+      </w:r>
+      <w:proofErr w:type="spellStart"/>
+      <w:r>
+        <w:rPr>
+          <w:rFonts w:ascii="Times New Roman" w:hAnsi="Times New Roman" w:cs="Times New Roman"/>
+          <w:sz w:val="24"/>
+          <w:szCs w:val="24"/>
+          <w:lang w:val="pt-PT"/>
+        </w:rPr>
+        <w:t>Funcao</w:t>
+      </w:r>
+      <w:proofErr w:type="spellEnd"/>
+      <w:r>
+        <w:rPr>
+          <w:rFonts w:ascii="Times New Roman" w:hAnsi="Times New Roman" w:cs="Times New Roman"/>
+          <w:sz w:val="24"/>
+          <w:szCs w:val="24"/>
+          <w:lang w:val="pt-PT"/>
+        </w:rPr>
+        <w:t xml:space="preserve">, </w:t>
+      </w:r>
+      <w:proofErr w:type="spellStart"/>
+      <w:r>
+        <w:rPr>
+          <w:rFonts w:ascii="Times New Roman" w:hAnsi="Times New Roman" w:cs="Times New Roman"/>
+          <w:sz w:val="24"/>
+          <w:szCs w:val="24"/>
+          <w:lang w:val="pt-PT"/>
+        </w:rPr>
+        <w:t>Posto_Trabalho</w:t>
+      </w:r>
+      <w:proofErr w:type="spellEnd"/>
+      <w:r>
+        <w:rPr>
+          <w:rFonts w:ascii="Times New Roman" w:hAnsi="Times New Roman" w:cs="Times New Roman"/>
+          <w:sz w:val="24"/>
+          <w:szCs w:val="24"/>
+          <w:lang w:val="pt-PT"/>
+        </w:rPr>
+        <w:t xml:space="preserve">, </w:t>
+      </w:r>
+      <w:proofErr w:type="spellStart"/>
+      <w:r>
+        <w:rPr>
+          <w:rFonts w:ascii="Times New Roman" w:hAnsi="Times New Roman" w:cs="Times New Roman"/>
+          <w:sz w:val="24"/>
+          <w:szCs w:val="24"/>
+          <w:lang w:val="pt-PT"/>
+        </w:rPr>
         <w:t>Data_Admissao</w:t>
-      </w:r>
-      <w:proofErr w:type="spellEnd"/>
-      <w:r>
-        <w:rPr>
-          <w:rFonts w:ascii="Times New Roman" w:hAnsi="Times New Roman" w:cs="Times New Roman"/>
-          <w:sz w:val="24"/>
-          <w:szCs w:val="24"/>
-          <w:lang w:val="pt-PT"/>
-        </w:rPr>
-        <w:t xml:space="preserve">, </w:t>
-      </w:r>
-      <w:proofErr w:type="spellStart"/>
-      <w:r>
-        <w:rPr>
-          <w:rFonts w:ascii="Times New Roman" w:hAnsi="Times New Roman" w:cs="Times New Roman"/>
-          <w:sz w:val="24"/>
-          <w:szCs w:val="24"/>
-          <w:lang w:val="pt-PT"/>
-        </w:rPr>
-        <w:t>Id_Endereco</w:t>
-      </w:r>
-      <w:proofErr w:type="spellEnd"/>
-      <w:r>
-        <w:rPr>
-          <w:rFonts w:ascii="Times New Roman" w:hAnsi="Times New Roman" w:cs="Times New Roman"/>
-          <w:sz w:val="24"/>
-          <w:szCs w:val="24"/>
-          <w:lang w:val="pt-PT"/>
-        </w:rPr>
-        <w:t xml:space="preserve">, </w:t>
-      </w:r>
-      <w:proofErr w:type="spellStart"/>
-      <w:r>
-        <w:rPr>
-          <w:rFonts w:ascii="Times New Roman" w:hAnsi="Times New Roman" w:cs="Times New Roman"/>
-          <w:sz w:val="24"/>
-          <w:szCs w:val="24"/>
-          <w:lang w:val="pt-PT"/>
-        </w:rPr>
-        <w:t>Cod_Cargo</w:t>
-      </w:r>
-      <w:proofErr w:type="spellEnd"/>
-      <w:r>
-        <w:rPr>
-          <w:rFonts w:ascii="Times New Roman" w:hAnsi="Times New Roman" w:cs="Times New Roman"/>
-          <w:sz w:val="24"/>
-          <w:szCs w:val="24"/>
-          <w:lang w:val="pt-PT"/>
-        </w:rPr>
-        <w:t xml:space="preserve">, </w:t>
-      </w:r>
-      <w:proofErr w:type="spellStart"/>
-      <w:r>
-        <w:rPr>
-          <w:rFonts w:ascii="Times New Roman" w:hAnsi="Times New Roman" w:cs="Times New Roman"/>
-          <w:sz w:val="24"/>
-          <w:szCs w:val="24"/>
-          <w:lang w:val="pt-PT"/>
-        </w:rPr>
-        <w:t>Cod_Funcao</w:t>
-      </w:r>
-      <w:proofErr w:type="spellEnd"/>
-      <w:r>
-        <w:rPr>
-          <w:rFonts w:ascii="Times New Roman" w:hAnsi="Times New Roman" w:cs="Times New Roman"/>
-          <w:sz w:val="24"/>
-          <w:szCs w:val="24"/>
-          <w:lang w:val="pt-PT"/>
-        </w:rPr>
-        <w:t xml:space="preserve">, </w:t>
-      </w:r>
-      <w:proofErr w:type="spellStart"/>
-      <w:r>
-        <w:rPr>
-          <w:rFonts w:ascii="Times New Roman" w:hAnsi="Times New Roman" w:cs="Times New Roman"/>
-          <w:sz w:val="24"/>
-          <w:szCs w:val="24"/>
-          <w:lang w:val="pt-PT"/>
-        </w:rPr>
-        <w:t>Id_Posto</w:t>
       </w:r>
       <w:proofErr w:type="spellEnd"/>
       <w:r>
@@ -2404,144 +1672,1077 @@
     </w:p>
     <w:p>
       <w:pPr>
-        <w:rPr>
-          <w:rFonts w:ascii="Times New Roman" w:hAnsi="Times New Roman" w:cs="Times New Roman"/>
-          <w:sz w:val="24"/>
-          <w:szCs w:val="24"/>
-          <w:lang w:val="pt-PT"/>
-        </w:rPr>
-      </w:pPr>
-      <w:r>
-        <w:rPr>
-          <w:rFonts w:ascii="Times New Roman" w:hAnsi="Times New Roman" w:cs="Times New Roman"/>
-          <w:sz w:val="24"/>
-          <w:szCs w:val="24"/>
-          <w:lang w:val="pt-PT"/>
-        </w:rPr>
-        <w:t>Depois desta decomposição, a designação de um cargo é armazenada apenas em CARGO; a designação de uma função apenas em FUNCAO; e a hierarquia geográfica é representada por PAIS, PROVINCIA e CIDADE. A morada mantém os componentes atómicos da via e referencia uma cidade.</w:t>
+        <w:pStyle w:val="Listacommarcas"/>
+        <w:numPr>
+          <w:ilvl w:val="0"/>
+          <w:numId w:val="15"/>
+        </w:numPr>
+        <w:spacing w:line="360" w:lineRule="auto"/>
+        <w:jc w:val="both"/>
+        <w:rPr>
+          <w:rFonts w:ascii="Times New Roman" w:hAnsi="Times New Roman" w:cs="Times New Roman"/>
+          <w:sz w:val="24"/>
+          <w:szCs w:val="24"/>
+          <w:lang w:val="pt-PT"/>
+        </w:rPr>
+      </w:pPr>
+      <w:r>
+        <w:rPr>
+          <w:rFonts w:ascii="Times New Roman" w:hAnsi="Times New Roman" w:cs="Times New Roman"/>
+          <w:sz w:val="24"/>
+          <w:szCs w:val="24"/>
+          <w:lang w:val="pt-PT"/>
+        </w:rPr>
+        <w:t>FILHO_2</w:t>
+      </w:r>
+      <w:proofErr w:type="gramStart"/>
+      <w:r>
+        <w:rPr>
+          <w:rFonts w:ascii="Times New Roman" w:hAnsi="Times New Roman" w:cs="Times New Roman"/>
+          <w:sz w:val="24"/>
+          <w:szCs w:val="24"/>
+          <w:lang w:val="pt-PT"/>
+        </w:rPr>
+        <w:t>FN(</w:t>
+      </w:r>
+      <w:proofErr w:type="spellStart"/>
+      <w:proofErr w:type="gramEnd"/>
+      <w:r>
+        <w:rPr>
+          <w:rFonts w:ascii="Times New Roman" w:hAnsi="Times New Roman" w:cs="Times New Roman"/>
+          <w:sz w:val="24"/>
+          <w:szCs w:val="24"/>
+          <w:lang w:val="pt-PT"/>
+        </w:rPr>
+        <w:t>id_funcionario</w:t>
+      </w:r>
+      <w:proofErr w:type="spellEnd"/>
+      <w:r>
+        <w:rPr>
+          <w:rFonts w:ascii="Times New Roman" w:hAnsi="Times New Roman" w:cs="Times New Roman"/>
+          <w:sz w:val="24"/>
+          <w:szCs w:val="24"/>
+          <w:lang w:val="pt-PT"/>
+        </w:rPr>
+        <w:t xml:space="preserve">, </w:t>
+      </w:r>
+      <w:proofErr w:type="spellStart"/>
+      <w:r>
+        <w:rPr>
+          <w:rFonts w:ascii="Times New Roman" w:hAnsi="Times New Roman" w:cs="Times New Roman"/>
+          <w:sz w:val="24"/>
+          <w:szCs w:val="24"/>
+          <w:lang w:val="pt-PT"/>
+        </w:rPr>
+        <w:t>Nome_Filho</w:t>
+      </w:r>
+      <w:proofErr w:type="spellEnd"/>
+      <w:r>
+        <w:rPr>
+          <w:rFonts w:ascii="Times New Roman" w:hAnsi="Times New Roman" w:cs="Times New Roman"/>
+          <w:sz w:val="24"/>
+          <w:szCs w:val="24"/>
+          <w:lang w:val="pt-PT"/>
+        </w:rPr>
+        <w:t>)</w:t>
       </w:r>
     </w:p>
     <w:p>
       <w:pPr>
-        <w:pStyle w:val="Ttulo1"/>
-        <w:rPr>
-          <w:rFonts w:ascii="Times New Roman" w:hAnsi="Times New Roman" w:cs="Times New Roman"/>
-          <w:sz w:val="24"/>
-          <w:szCs w:val="24"/>
-          <w:lang w:val="pt-PT"/>
-        </w:rPr>
-      </w:pPr>
-      <w:r>
-        <w:rPr>
-          <w:rFonts w:ascii="Times New Roman" w:hAnsi="Times New Roman" w:cs="Times New Roman"/>
-          <w:sz w:val="24"/>
-          <w:szCs w:val="24"/>
-          <w:lang w:val="pt-PT"/>
-        </w:rPr>
-        <w:lastRenderedPageBreak/>
-        <w:t>6. Quarta Forma Normal (4FN)</w:t>
+        <w:pStyle w:val="Listacommarcas"/>
+        <w:numPr>
+          <w:ilvl w:val="0"/>
+          <w:numId w:val="15"/>
+        </w:numPr>
+        <w:spacing w:line="360" w:lineRule="auto"/>
+        <w:jc w:val="both"/>
+        <w:rPr>
+          <w:rFonts w:ascii="Times New Roman" w:hAnsi="Times New Roman" w:cs="Times New Roman"/>
+          <w:sz w:val="24"/>
+          <w:szCs w:val="24"/>
+          <w:lang w:val="pt-PT"/>
+        </w:rPr>
+      </w:pPr>
+      <w:r>
+        <w:rPr>
+          <w:rFonts w:ascii="Times New Roman" w:hAnsi="Times New Roman" w:cs="Times New Roman"/>
+          <w:sz w:val="24"/>
+          <w:szCs w:val="24"/>
+          <w:lang w:val="pt-PT"/>
+        </w:rPr>
+        <w:t>TELEFONE_2</w:t>
+      </w:r>
+      <w:proofErr w:type="gramStart"/>
+      <w:r>
+        <w:rPr>
+          <w:rFonts w:ascii="Times New Roman" w:hAnsi="Times New Roman" w:cs="Times New Roman"/>
+          <w:sz w:val="24"/>
+          <w:szCs w:val="24"/>
+          <w:lang w:val="pt-PT"/>
+        </w:rPr>
+        <w:t>FN(</w:t>
+      </w:r>
+      <w:proofErr w:type="spellStart"/>
+      <w:proofErr w:type="gramEnd"/>
+      <w:r>
+        <w:rPr>
+          <w:rFonts w:ascii="Times New Roman" w:hAnsi="Times New Roman" w:cs="Times New Roman"/>
+          <w:sz w:val="24"/>
+          <w:szCs w:val="24"/>
+          <w:lang w:val="pt-PT"/>
+        </w:rPr>
+        <w:t>id_funcionario</w:t>
+      </w:r>
+      <w:proofErr w:type="spellEnd"/>
+      <w:r>
+        <w:rPr>
+          <w:rFonts w:ascii="Times New Roman" w:hAnsi="Times New Roman" w:cs="Times New Roman"/>
+          <w:sz w:val="24"/>
+          <w:szCs w:val="24"/>
+          <w:lang w:val="pt-PT"/>
+        </w:rPr>
+        <w:t xml:space="preserve">, </w:t>
+      </w:r>
+      <w:proofErr w:type="spellStart"/>
+      <w:proofErr w:type="gramStart"/>
+      <w:r>
+        <w:rPr>
+          <w:rFonts w:ascii="Times New Roman" w:hAnsi="Times New Roman" w:cs="Times New Roman"/>
+          <w:sz w:val="24"/>
+          <w:szCs w:val="24"/>
+          <w:lang w:val="pt-PT"/>
+        </w:rPr>
+        <w:t>Numero</w:t>
+      </w:r>
+      <w:proofErr w:type="gramEnd"/>
+      <w:r>
+        <w:rPr>
+          <w:rFonts w:ascii="Times New Roman" w:hAnsi="Times New Roman" w:cs="Times New Roman"/>
+          <w:sz w:val="24"/>
+          <w:szCs w:val="24"/>
+          <w:lang w:val="pt-PT"/>
+        </w:rPr>
+        <w:t>_Telefone</w:t>
+      </w:r>
+      <w:proofErr w:type="spellEnd"/>
+      <w:r>
+        <w:rPr>
+          <w:rFonts w:ascii="Times New Roman" w:hAnsi="Times New Roman" w:cs="Times New Roman"/>
+          <w:sz w:val="24"/>
+          <w:szCs w:val="24"/>
+          <w:lang w:val="pt-PT"/>
+        </w:rPr>
+        <w:t>)</w:t>
       </w:r>
     </w:p>
     <w:p>
       <w:pPr>
-        <w:rPr>
-          <w:rFonts w:ascii="Times New Roman" w:hAnsi="Times New Roman" w:cs="Times New Roman"/>
-          <w:sz w:val="24"/>
-          <w:szCs w:val="24"/>
-          <w:lang w:val="pt-PT"/>
-        </w:rPr>
-      </w:pPr>
-      <w:r>
-        <w:rPr>
-          <w:rFonts w:ascii="Times New Roman" w:hAnsi="Times New Roman" w:cs="Times New Roman"/>
-          <w:sz w:val="24"/>
-          <w:szCs w:val="24"/>
-          <w:lang w:val="pt-PT"/>
-        </w:rPr>
-        <w:t xml:space="preserve">A 4FN trata especialmente das dependências </w:t>
-      </w:r>
-      <w:proofErr w:type="spellStart"/>
-      <w:r>
-        <w:rPr>
-          <w:rFonts w:ascii="Times New Roman" w:hAnsi="Times New Roman" w:cs="Times New Roman"/>
-          <w:sz w:val="24"/>
-          <w:szCs w:val="24"/>
-          <w:lang w:val="pt-PT"/>
-        </w:rPr>
-        <w:t>multivaloradas</w:t>
-      </w:r>
-      <w:proofErr w:type="spellEnd"/>
-      <w:r>
-        <w:rPr>
-          <w:rFonts w:ascii="Times New Roman" w:hAnsi="Times New Roman" w:cs="Times New Roman"/>
-          <w:sz w:val="24"/>
-          <w:szCs w:val="24"/>
-          <w:lang w:val="pt-PT"/>
-        </w:rPr>
-        <w:t xml:space="preserve">. Um funcionário pode possuir vários filhos e vários telefones, sendo esses dois conjuntos de valores independentes entre si. Assim, para um funcionário E, existem as dependências </w:t>
-      </w:r>
-      <w:proofErr w:type="spellStart"/>
-      <w:r>
-        <w:rPr>
-          <w:rFonts w:ascii="Times New Roman" w:hAnsi="Times New Roman" w:cs="Times New Roman"/>
-          <w:sz w:val="24"/>
-          <w:szCs w:val="24"/>
-          <w:lang w:val="pt-PT"/>
-        </w:rPr>
-        <w:t>multivaloradas</w:t>
-      </w:r>
-      <w:proofErr w:type="spellEnd"/>
-      <w:r>
-        <w:rPr>
-          <w:rFonts w:ascii="Times New Roman" w:hAnsi="Times New Roman" w:cs="Times New Roman"/>
-          <w:sz w:val="24"/>
-          <w:szCs w:val="24"/>
-          <w:lang w:val="pt-PT"/>
-        </w:rPr>
-        <w:t xml:space="preserve"> E →→ Filhos e </w:t>
-      </w:r>
-      <w:proofErr w:type="spellStart"/>
-      <w:r>
-        <w:rPr>
-          <w:rFonts w:ascii="Times New Roman" w:hAnsi="Times New Roman" w:cs="Times New Roman"/>
-          <w:sz w:val="24"/>
-          <w:szCs w:val="24"/>
-          <w:lang w:val="pt-PT"/>
-        </w:rPr>
-        <w:t>E</w:t>
-      </w:r>
-      <w:proofErr w:type="spellEnd"/>
-      <w:r>
-        <w:rPr>
-          <w:rFonts w:ascii="Times New Roman" w:hAnsi="Times New Roman" w:cs="Times New Roman"/>
-          <w:sz w:val="24"/>
-          <w:szCs w:val="24"/>
-          <w:lang w:val="pt-PT"/>
-        </w:rPr>
-        <w:t xml:space="preserve"> →→ Telefones.</w:t>
+        <w:spacing w:line="360" w:lineRule="auto"/>
+        <w:jc w:val="both"/>
+        <w:rPr>
+          <w:rFonts w:ascii="Times New Roman" w:hAnsi="Times New Roman" w:cs="Times New Roman"/>
+          <w:sz w:val="24"/>
+          <w:szCs w:val="24"/>
+          <w:lang w:val="pt-PT"/>
+        </w:rPr>
+      </w:pPr>
+      <w:r>
+        <w:rPr>
+          <w:rFonts w:ascii="Times New Roman" w:hAnsi="Times New Roman" w:cs="Times New Roman"/>
+          <w:sz w:val="24"/>
+          <w:szCs w:val="24"/>
+          <w:lang w:val="pt-PT"/>
+        </w:rPr>
+        <w:t>A informação que depende exclusivamente do funcionário fica em FUNCIONARIO_2FN. Os filhos e telefones, que dependem do funcionário e do respetivo valor, ficam em relações próprias. Assim, deixam de existir atributos não-chave dependentes de apenas uma parte de uma chave composta.</w:t>
       </w:r>
     </w:p>
     <w:p>
       <w:pPr>
-        <w:rPr>
-          <w:rFonts w:ascii="Times New Roman" w:hAnsi="Times New Roman" w:cs="Times New Roman"/>
-          <w:sz w:val="24"/>
-          <w:szCs w:val="24"/>
-          <w:lang w:val="pt-PT"/>
-        </w:rPr>
-      </w:pPr>
-      <w:r>
-        <w:rPr>
-          <w:rFonts w:ascii="Times New Roman" w:hAnsi="Times New Roman" w:cs="Times New Roman"/>
-          <w:sz w:val="24"/>
-          <w:szCs w:val="24"/>
-          <w:lang w:val="pt-PT"/>
-        </w:rPr>
-        <w:t>Se filhos e telefones fossem mantidos juntos numa mesma relação, seria necessário representar combinações entre cada filho e cada telefone, criando uma multiplicação desnecessária de linhas. Por exemplo, um funcionário com 3 filhos e 3 telefones poderia gerar 9 combinações.</w:t>
+        <w:pStyle w:val="Ttulo1"/>
+        <w:spacing w:line="360" w:lineRule="auto"/>
+        <w:jc w:val="both"/>
+        <w:rPr>
+          <w:rFonts w:ascii="Times New Roman" w:hAnsi="Times New Roman" w:cs="Times New Roman"/>
+          <w:color w:val="auto"/>
+          <w:sz w:val="24"/>
+          <w:szCs w:val="24"/>
+          <w:lang w:val="pt-PT"/>
+        </w:rPr>
+      </w:pPr>
+      <w:r>
+        <w:rPr>
+          <w:rFonts w:ascii="Times New Roman" w:hAnsi="Times New Roman" w:cs="Times New Roman"/>
+          <w:color w:val="auto"/>
+          <w:sz w:val="24"/>
+          <w:szCs w:val="24"/>
+          <w:lang w:val="pt-PT"/>
+        </w:rPr>
+        <w:t>5. Terceira Forma Normal (3FN)</w:t>
       </w:r>
     </w:p>
     <w:p>
       <w:pPr>
+        <w:spacing w:line="360" w:lineRule="auto"/>
+        <w:jc w:val="both"/>
+        <w:rPr>
+          <w:rFonts w:ascii="Times New Roman" w:hAnsi="Times New Roman" w:cs="Times New Roman"/>
+          <w:sz w:val="24"/>
+          <w:szCs w:val="24"/>
+          <w:lang w:val="pt-PT"/>
+        </w:rPr>
+      </w:pPr>
+      <w:r>
+        <w:rPr>
+          <w:rFonts w:ascii="Times New Roman" w:hAnsi="Times New Roman" w:cs="Times New Roman"/>
+          <w:sz w:val="24"/>
+          <w:szCs w:val="24"/>
+          <w:lang w:val="pt-PT"/>
+        </w:rPr>
+        <w:t xml:space="preserve">Na 3FN são eliminadas as dependências transitivas. A análise dos dados revela, entre outras, as dependências </w:t>
+      </w:r>
+      <w:proofErr w:type="spellStart"/>
+      <w:r>
+        <w:rPr>
+          <w:rFonts w:ascii="Times New Roman" w:hAnsi="Times New Roman" w:cs="Times New Roman"/>
+          <w:sz w:val="24"/>
+          <w:szCs w:val="24"/>
+          <w:lang w:val="pt-PT"/>
+        </w:rPr>
+        <w:t>Cód_Cargo</w:t>
+      </w:r>
+      <w:proofErr w:type="spellEnd"/>
+      <w:r>
+        <w:rPr>
+          <w:rFonts w:ascii="Times New Roman" w:hAnsi="Times New Roman" w:cs="Times New Roman"/>
+          <w:sz w:val="24"/>
+          <w:szCs w:val="24"/>
+          <w:lang w:val="pt-PT"/>
+        </w:rPr>
+        <w:t xml:space="preserve"> → Cargo, </w:t>
+      </w:r>
+      <w:proofErr w:type="spellStart"/>
+      <w:r>
+        <w:rPr>
+          <w:rFonts w:ascii="Times New Roman" w:hAnsi="Times New Roman" w:cs="Times New Roman"/>
+          <w:sz w:val="24"/>
+          <w:szCs w:val="24"/>
+          <w:lang w:val="pt-PT"/>
+        </w:rPr>
+        <w:t>Cód_Função</w:t>
+      </w:r>
+      <w:proofErr w:type="spellEnd"/>
+      <w:r>
+        <w:rPr>
+          <w:rFonts w:ascii="Times New Roman" w:hAnsi="Times New Roman" w:cs="Times New Roman"/>
+          <w:sz w:val="24"/>
+          <w:szCs w:val="24"/>
+          <w:lang w:val="pt-PT"/>
+        </w:rPr>
+        <w:t xml:space="preserve"> → Função e, na localização, Cidade → Província → País. Portanto, manter todas essas designações diretamente em FUNCIONARIO provoca repetição.</w:t>
+      </w:r>
+    </w:p>
+    <w:p>
+      <w:pPr>
+        <w:spacing w:line="360" w:lineRule="auto"/>
+        <w:jc w:val="both"/>
+        <w:rPr>
+          <w:rFonts w:ascii="Times New Roman" w:hAnsi="Times New Roman" w:cs="Times New Roman"/>
+          <w:sz w:val="24"/>
+          <w:szCs w:val="24"/>
+        </w:rPr>
+      </w:pPr>
+      <w:proofErr w:type="spellStart"/>
+      <w:r>
+        <w:rPr>
+          <w:rFonts w:ascii="Times New Roman" w:hAnsi="Times New Roman" w:cs="Times New Roman"/>
+          <w:sz w:val="24"/>
+          <w:szCs w:val="24"/>
+        </w:rPr>
+        <w:t>Decomposição</w:t>
+      </w:r>
+      <w:proofErr w:type="spellEnd"/>
+      <w:r>
+        <w:rPr>
+          <w:rFonts w:ascii="Times New Roman" w:hAnsi="Times New Roman" w:cs="Times New Roman"/>
+          <w:sz w:val="24"/>
+          <w:szCs w:val="24"/>
+        </w:rPr>
+        <w:t xml:space="preserve"> principal:</w:t>
+      </w:r>
+    </w:p>
+    <w:p>
+      <w:pPr>
+        <w:pStyle w:val="Listacommarcas"/>
+        <w:numPr>
+          <w:ilvl w:val="0"/>
+          <w:numId w:val="16"/>
+        </w:numPr>
+        <w:spacing w:line="360" w:lineRule="auto"/>
+        <w:jc w:val="both"/>
+        <w:rPr>
+          <w:rFonts w:ascii="Times New Roman" w:hAnsi="Times New Roman" w:cs="Times New Roman"/>
+          <w:sz w:val="24"/>
+          <w:szCs w:val="24"/>
+        </w:rPr>
+      </w:pPr>
+      <w:proofErr w:type="gramStart"/>
+      <w:r>
+        <w:rPr>
+          <w:rFonts w:ascii="Times New Roman" w:hAnsi="Times New Roman" w:cs="Times New Roman"/>
+          <w:sz w:val="24"/>
+          <w:szCs w:val="24"/>
+        </w:rPr>
+        <w:t>CARGO(</w:t>
+      </w:r>
+      <w:proofErr w:type="gramEnd"/>
+      <w:r>
+        <w:rPr>
+          <w:rFonts w:ascii="Times New Roman" w:hAnsi="Times New Roman" w:cs="Times New Roman"/>
+          <w:sz w:val="24"/>
+          <w:szCs w:val="24"/>
+        </w:rPr>
+        <w:t>Cod_Cargo, Designacao)</w:t>
+      </w:r>
+    </w:p>
+    <w:p>
+      <w:pPr>
+        <w:pStyle w:val="Listacommarcas"/>
+        <w:numPr>
+          <w:ilvl w:val="0"/>
+          <w:numId w:val="16"/>
+        </w:numPr>
+        <w:spacing w:line="360" w:lineRule="auto"/>
+        <w:jc w:val="both"/>
+        <w:rPr>
+          <w:rFonts w:ascii="Times New Roman" w:hAnsi="Times New Roman" w:cs="Times New Roman"/>
+          <w:sz w:val="24"/>
+          <w:szCs w:val="24"/>
+        </w:rPr>
+      </w:pPr>
+      <w:proofErr w:type="gramStart"/>
+      <w:r>
+        <w:rPr>
+          <w:rFonts w:ascii="Times New Roman" w:hAnsi="Times New Roman" w:cs="Times New Roman"/>
+          <w:sz w:val="24"/>
+          <w:szCs w:val="24"/>
+        </w:rPr>
+        <w:t>FUNCAO(</w:t>
+      </w:r>
+      <w:proofErr w:type="gramEnd"/>
+      <w:r>
+        <w:rPr>
+          <w:rFonts w:ascii="Times New Roman" w:hAnsi="Times New Roman" w:cs="Times New Roman"/>
+          <w:sz w:val="24"/>
+          <w:szCs w:val="24"/>
+        </w:rPr>
+        <w:t>Cod_Funcao, Designacao)</w:t>
+      </w:r>
+    </w:p>
+    <w:p>
+      <w:pPr>
+        <w:pStyle w:val="Listacommarcas"/>
+        <w:numPr>
+          <w:ilvl w:val="0"/>
+          <w:numId w:val="16"/>
+        </w:numPr>
+        <w:spacing w:line="360" w:lineRule="auto"/>
+        <w:jc w:val="both"/>
+        <w:rPr>
+          <w:rFonts w:ascii="Times New Roman" w:hAnsi="Times New Roman" w:cs="Times New Roman"/>
+          <w:sz w:val="24"/>
+          <w:szCs w:val="24"/>
+          <w:lang w:val="pt-PT"/>
+        </w:rPr>
+      </w:pPr>
+      <w:r>
+        <w:rPr>
+          <w:rFonts w:ascii="Times New Roman" w:hAnsi="Times New Roman" w:cs="Times New Roman"/>
+          <w:sz w:val="24"/>
+          <w:szCs w:val="24"/>
+          <w:lang w:val="pt-PT"/>
+        </w:rPr>
+        <w:t>POSTO_</w:t>
+      </w:r>
+      <w:proofErr w:type="gramStart"/>
+      <w:r>
+        <w:rPr>
+          <w:rFonts w:ascii="Times New Roman" w:hAnsi="Times New Roman" w:cs="Times New Roman"/>
+          <w:sz w:val="24"/>
+          <w:szCs w:val="24"/>
+          <w:lang w:val="pt-PT"/>
+        </w:rPr>
+        <w:t>TRABALHO(</w:t>
+      </w:r>
+      <w:proofErr w:type="spellStart"/>
+      <w:proofErr w:type="gramEnd"/>
+      <w:r>
+        <w:rPr>
+          <w:rFonts w:ascii="Times New Roman" w:hAnsi="Times New Roman" w:cs="Times New Roman"/>
+          <w:sz w:val="24"/>
+          <w:szCs w:val="24"/>
+          <w:lang w:val="pt-PT"/>
+        </w:rPr>
+        <w:t>Id_Posto</w:t>
+      </w:r>
+      <w:proofErr w:type="spellEnd"/>
+      <w:r>
+        <w:rPr>
+          <w:rFonts w:ascii="Times New Roman" w:hAnsi="Times New Roman" w:cs="Times New Roman"/>
+          <w:sz w:val="24"/>
+          <w:szCs w:val="24"/>
+          <w:lang w:val="pt-PT"/>
+        </w:rPr>
+        <w:t xml:space="preserve">, </w:t>
+      </w:r>
+      <w:proofErr w:type="spellStart"/>
+      <w:r>
+        <w:rPr>
+          <w:rFonts w:ascii="Times New Roman" w:hAnsi="Times New Roman" w:cs="Times New Roman"/>
+          <w:sz w:val="24"/>
+          <w:szCs w:val="24"/>
+          <w:lang w:val="pt-PT"/>
+        </w:rPr>
+        <w:t>Nome_Posto</w:t>
+      </w:r>
+      <w:proofErr w:type="spellEnd"/>
+      <w:r>
+        <w:rPr>
+          <w:rFonts w:ascii="Times New Roman" w:hAnsi="Times New Roman" w:cs="Times New Roman"/>
+          <w:sz w:val="24"/>
+          <w:szCs w:val="24"/>
+          <w:lang w:val="pt-PT"/>
+        </w:rPr>
+        <w:t>)</w:t>
+      </w:r>
+    </w:p>
+    <w:p>
+      <w:pPr>
+        <w:pStyle w:val="Listacommarcas"/>
+        <w:numPr>
+          <w:ilvl w:val="0"/>
+          <w:numId w:val="16"/>
+        </w:numPr>
+        <w:spacing w:line="360" w:lineRule="auto"/>
+        <w:jc w:val="both"/>
+        <w:rPr>
+          <w:rFonts w:ascii="Times New Roman" w:hAnsi="Times New Roman" w:cs="Times New Roman"/>
+          <w:sz w:val="24"/>
+          <w:szCs w:val="24"/>
+        </w:rPr>
+      </w:pPr>
+      <w:proofErr w:type="gramStart"/>
+      <w:r>
+        <w:rPr>
+          <w:rFonts w:ascii="Times New Roman" w:hAnsi="Times New Roman" w:cs="Times New Roman"/>
+          <w:sz w:val="24"/>
+          <w:szCs w:val="24"/>
+        </w:rPr>
+        <w:t>PAIS(</w:t>
+      </w:r>
+      <w:proofErr w:type="spellStart"/>
+      <w:proofErr w:type="gramEnd"/>
+      <w:r>
+        <w:rPr>
+          <w:rFonts w:ascii="Times New Roman" w:hAnsi="Times New Roman" w:cs="Times New Roman"/>
+          <w:sz w:val="24"/>
+          <w:szCs w:val="24"/>
+        </w:rPr>
+        <w:t>Id_Pais</w:t>
+      </w:r>
+      <w:proofErr w:type="spellEnd"/>
+      <w:r>
+        <w:rPr>
+          <w:rFonts w:ascii="Times New Roman" w:hAnsi="Times New Roman" w:cs="Times New Roman"/>
+          <w:sz w:val="24"/>
+          <w:szCs w:val="24"/>
+        </w:rPr>
+        <w:t>, Nome)</w:t>
+      </w:r>
+    </w:p>
+    <w:p>
+      <w:pPr>
+        <w:pStyle w:val="Listacommarcas"/>
+        <w:numPr>
+          <w:ilvl w:val="0"/>
+          <w:numId w:val="16"/>
+        </w:numPr>
+        <w:spacing w:line="360" w:lineRule="auto"/>
+        <w:jc w:val="both"/>
+        <w:rPr>
+          <w:rFonts w:ascii="Times New Roman" w:hAnsi="Times New Roman" w:cs="Times New Roman"/>
+          <w:sz w:val="24"/>
+          <w:szCs w:val="24"/>
+          <w:lang w:val="pt-PT"/>
+        </w:rPr>
+      </w:pPr>
+      <w:proofErr w:type="gramStart"/>
+      <w:r>
+        <w:rPr>
+          <w:rFonts w:ascii="Times New Roman" w:hAnsi="Times New Roman" w:cs="Times New Roman"/>
+          <w:sz w:val="24"/>
+          <w:szCs w:val="24"/>
+          <w:lang w:val="pt-PT"/>
+        </w:rPr>
+        <w:t>PROVINCIA(</w:t>
+      </w:r>
+      <w:proofErr w:type="spellStart"/>
+      <w:proofErr w:type="gramEnd"/>
+      <w:r>
+        <w:rPr>
+          <w:rFonts w:ascii="Times New Roman" w:hAnsi="Times New Roman" w:cs="Times New Roman"/>
+          <w:sz w:val="24"/>
+          <w:szCs w:val="24"/>
+          <w:lang w:val="pt-PT"/>
+        </w:rPr>
+        <w:t>Id_Provincia</w:t>
+      </w:r>
+      <w:proofErr w:type="spellEnd"/>
+      <w:r>
+        <w:rPr>
+          <w:rFonts w:ascii="Times New Roman" w:hAnsi="Times New Roman" w:cs="Times New Roman"/>
+          <w:sz w:val="24"/>
+          <w:szCs w:val="24"/>
+          <w:lang w:val="pt-PT"/>
+        </w:rPr>
+        <w:t xml:space="preserve">, Nome, </w:t>
+      </w:r>
+      <w:proofErr w:type="spellStart"/>
+      <w:r>
+        <w:rPr>
+          <w:rFonts w:ascii="Times New Roman" w:hAnsi="Times New Roman" w:cs="Times New Roman"/>
+          <w:sz w:val="24"/>
+          <w:szCs w:val="24"/>
+          <w:lang w:val="pt-PT"/>
+        </w:rPr>
+        <w:t>Id_Pais</w:t>
+      </w:r>
+      <w:proofErr w:type="spellEnd"/>
+      <w:r>
+        <w:rPr>
+          <w:rFonts w:ascii="Times New Roman" w:hAnsi="Times New Roman" w:cs="Times New Roman"/>
+          <w:sz w:val="24"/>
+          <w:szCs w:val="24"/>
+          <w:lang w:val="pt-PT"/>
+        </w:rPr>
+        <w:t>)</w:t>
+      </w:r>
+    </w:p>
+    <w:p>
+      <w:pPr>
+        <w:pStyle w:val="Listacommarcas"/>
+        <w:numPr>
+          <w:ilvl w:val="0"/>
+          <w:numId w:val="16"/>
+        </w:numPr>
+        <w:spacing w:line="360" w:lineRule="auto"/>
+        <w:jc w:val="both"/>
+        <w:rPr>
+          <w:rFonts w:ascii="Times New Roman" w:hAnsi="Times New Roman" w:cs="Times New Roman"/>
+          <w:sz w:val="24"/>
+          <w:szCs w:val="24"/>
+          <w:lang w:val="pt-PT"/>
+        </w:rPr>
+      </w:pPr>
+      <w:proofErr w:type="gramStart"/>
+      <w:r>
+        <w:rPr>
+          <w:rFonts w:ascii="Times New Roman" w:hAnsi="Times New Roman" w:cs="Times New Roman"/>
+          <w:sz w:val="24"/>
+          <w:szCs w:val="24"/>
+          <w:lang w:val="pt-PT"/>
+        </w:rPr>
+        <w:t>CIDADE(</w:t>
+      </w:r>
+      <w:proofErr w:type="spellStart"/>
+      <w:proofErr w:type="gramEnd"/>
+      <w:r>
+        <w:rPr>
+          <w:rFonts w:ascii="Times New Roman" w:hAnsi="Times New Roman" w:cs="Times New Roman"/>
+          <w:sz w:val="24"/>
+          <w:szCs w:val="24"/>
+          <w:lang w:val="pt-PT"/>
+        </w:rPr>
+        <w:t>Id_Cidade</w:t>
+      </w:r>
+      <w:proofErr w:type="spellEnd"/>
+      <w:r>
+        <w:rPr>
+          <w:rFonts w:ascii="Times New Roman" w:hAnsi="Times New Roman" w:cs="Times New Roman"/>
+          <w:sz w:val="24"/>
+          <w:szCs w:val="24"/>
+          <w:lang w:val="pt-PT"/>
+        </w:rPr>
+        <w:t xml:space="preserve">, Nome, </w:t>
+      </w:r>
+      <w:proofErr w:type="spellStart"/>
+      <w:r>
+        <w:rPr>
+          <w:rFonts w:ascii="Times New Roman" w:hAnsi="Times New Roman" w:cs="Times New Roman"/>
+          <w:sz w:val="24"/>
+          <w:szCs w:val="24"/>
+          <w:lang w:val="pt-PT"/>
+        </w:rPr>
+        <w:t>Id_Provincia</w:t>
+      </w:r>
+      <w:proofErr w:type="spellEnd"/>
+      <w:r>
+        <w:rPr>
+          <w:rFonts w:ascii="Times New Roman" w:hAnsi="Times New Roman" w:cs="Times New Roman"/>
+          <w:sz w:val="24"/>
+          <w:szCs w:val="24"/>
+          <w:lang w:val="pt-PT"/>
+        </w:rPr>
+        <w:t>)</w:t>
+      </w:r>
+    </w:p>
+    <w:p>
+      <w:pPr>
+        <w:pStyle w:val="Listacommarcas"/>
+        <w:numPr>
+          <w:ilvl w:val="0"/>
+          <w:numId w:val="16"/>
+        </w:numPr>
+        <w:spacing w:line="360" w:lineRule="auto"/>
+        <w:jc w:val="both"/>
+        <w:rPr>
+          <w:rFonts w:ascii="Times New Roman" w:hAnsi="Times New Roman" w:cs="Times New Roman"/>
+          <w:sz w:val="24"/>
+          <w:szCs w:val="24"/>
+          <w:lang w:val="pt-PT"/>
+        </w:rPr>
+      </w:pPr>
+      <w:proofErr w:type="gramStart"/>
+      <w:r>
+        <w:rPr>
+          <w:rFonts w:ascii="Times New Roman" w:hAnsi="Times New Roman" w:cs="Times New Roman"/>
+          <w:sz w:val="24"/>
+          <w:szCs w:val="24"/>
+          <w:lang w:val="pt-PT"/>
+        </w:rPr>
+        <w:t>ENDERECO(</w:t>
+      </w:r>
+      <w:proofErr w:type="spellStart"/>
+      <w:proofErr w:type="gramEnd"/>
+      <w:r>
+        <w:rPr>
+          <w:rFonts w:ascii="Times New Roman" w:hAnsi="Times New Roman" w:cs="Times New Roman"/>
+          <w:sz w:val="24"/>
+          <w:szCs w:val="24"/>
+          <w:lang w:val="pt-PT"/>
+        </w:rPr>
+        <w:t>Id_Endereco</w:t>
+      </w:r>
+      <w:proofErr w:type="spellEnd"/>
+      <w:r>
+        <w:rPr>
+          <w:rFonts w:ascii="Times New Roman" w:hAnsi="Times New Roman" w:cs="Times New Roman"/>
+          <w:sz w:val="24"/>
+          <w:szCs w:val="24"/>
+          <w:lang w:val="pt-PT"/>
+        </w:rPr>
+        <w:t xml:space="preserve">, </w:t>
+      </w:r>
+      <w:proofErr w:type="spellStart"/>
+      <w:r>
+        <w:rPr>
+          <w:rFonts w:ascii="Times New Roman" w:hAnsi="Times New Roman" w:cs="Times New Roman"/>
+          <w:sz w:val="24"/>
+          <w:szCs w:val="24"/>
+          <w:lang w:val="pt-PT"/>
+        </w:rPr>
+        <w:t>Tipo_Via</w:t>
+      </w:r>
+      <w:proofErr w:type="spellEnd"/>
+      <w:r>
+        <w:rPr>
+          <w:rFonts w:ascii="Times New Roman" w:hAnsi="Times New Roman" w:cs="Times New Roman"/>
+          <w:sz w:val="24"/>
+          <w:szCs w:val="24"/>
+          <w:lang w:val="pt-PT"/>
+        </w:rPr>
+        <w:t xml:space="preserve">, </w:t>
+      </w:r>
+      <w:proofErr w:type="spellStart"/>
+      <w:r>
+        <w:rPr>
+          <w:rFonts w:ascii="Times New Roman" w:hAnsi="Times New Roman" w:cs="Times New Roman"/>
+          <w:sz w:val="24"/>
+          <w:szCs w:val="24"/>
+          <w:lang w:val="pt-PT"/>
+        </w:rPr>
+        <w:t>Nome_Via</w:t>
+      </w:r>
+      <w:proofErr w:type="spellEnd"/>
+      <w:r>
+        <w:rPr>
+          <w:rFonts w:ascii="Times New Roman" w:hAnsi="Times New Roman" w:cs="Times New Roman"/>
+          <w:sz w:val="24"/>
+          <w:szCs w:val="24"/>
+          <w:lang w:val="pt-PT"/>
+        </w:rPr>
+        <w:t xml:space="preserve">, </w:t>
+      </w:r>
+      <w:proofErr w:type="gramStart"/>
+      <w:r>
+        <w:rPr>
+          <w:rFonts w:ascii="Times New Roman" w:hAnsi="Times New Roman" w:cs="Times New Roman"/>
+          <w:sz w:val="24"/>
+          <w:szCs w:val="24"/>
+          <w:lang w:val="pt-PT"/>
+        </w:rPr>
+        <w:t>Numero</w:t>
+      </w:r>
+      <w:proofErr w:type="gramEnd"/>
+      <w:r>
+        <w:rPr>
+          <w:rFonts w:ascii="Times New Roman" w:hAnsi="Times New Roman" w:cs="Times New Roman"/>
+          <w:sz w:val="24"/>
+          <w:szCs w:val="24"/>
+          <w:lang w:val="pt-PT"/>
+        </w:rPr>
+        <w:t xml:space="preserve">, Bairro, </w:t>
+      </w:r>
+      <w:proofErr w:type="spellStart"/>
+      <w:r>
+        <w:rPr>
+          <w:rFonts w:ascii="Times New Roman" w:hAnsi="Times New Roman" w:cs="Times New Roman"/>
+          <w:sz w:val="24"/>
+          <w:szCs w:val="24"/>
+          <w:lang w:val="pt-PT"/>
+        </w:rPr>
+        <w:t>Id_Cidade</w:t>
+      </w:r>
+      <w:proofErr w:type="spellEnd"/>
+      <w:r>
+        <w:rPr>
+          <w:rFonts w:ascii="Times New Roman" w:hAnsi="Times New Roman" w:cs="Times New Roman"/>
+          <w:sz w:val="24"/>
+          <w:szCs w:val="24"/>
+          <w:lang w:val="pt-PT"/>
+        </w:rPr>
+        <w:t>)</w:t>
+      </w:r>
+    </w:p>
+    <w:p>
+      <w:pPr>
+        <w:pStyle w:val="Listacommarcas"/>
+        <w:numPr>
+          <w:ilvl w:val="0"/>
+          <w:numId w:val="16"/>
+        </w:numPr>
+        <w:spacing w:line="360" w:lineRule="auto"/>
+        <w:jc w:val="both"/>
+        <w:rPr>
+          <w:rFonts w:ascii="Times New Roman" w:hAnsi="Times New Roman" w:cs="Times New Roman"/>
+          <w:sz w:val="24"/>
+          <w:szCs w:val="24"/>
+          <w:lang w:val="pt-PT"/>
+        </w:rPr>
+      </w:pPr>
+      <w:proofErr w:type="gramStart"/>
+      <w:r>
+        <w:rPr>
+          <w:rFonts w:ascii="Times New Roman" w:hAnsi="Times New Roman" w:cs="Times New Roman"/>
+          <w:sz w:val="24"/>
+          <w:szCs w:val="24"/>
+          <w:lang w:val="pt-PT"/>
+        </w:rPr>
+        <w:t>FUNCIONARIO(</w:t>
+      </w:r>
+      <w:proofErr w:type="spellStart"/>
+      <w:proofErr w:type="gramEnd"/>
+      <w:r>
+        <w:rPr>
+          <w:rFonts w:ascii="Times New Roman" w:hAnsi="Times New Roman" w:cs="Times New Roman"/>
+          <w:sz w:val="24"/>
+          <w:szCs w:val="24"/>
+          <w:lang w:val="pt-PT"/>
+        </w:rPr>
+        <w:t>Id_Funcionario</w:t>
+      </w:r>
+      <w:proofErr w:type="spellEnd"/>
+      <w:r>
+        <w:rPr>
+          <w:rFonts w:ascii="Times New Roman" w:hAnsi="Times New Roman" w:cs="Times New Roman"/>
+          <w:sz w:val="24"/>
+          <w:szCs w:val="24"/>
+          <w:lang w:val="pt-PT"/>
+        </w:rPr>
+        <w:t xml:space="preserve">, Nome, </w:t>
+      </w:r>
+      <w:proofErr w:type="spellStart"/>
+      <w:r>
+        <w:rPr>
+          <w:rFonts w:ascii="Times New Roman" w:hAnsi="Times New Roman" w:cs="Times New Roman"/>
+          <w:sz w:val="24"/>
+          <w:szCs w:val="24"/>
+          <w:lang w:val="pt-PT"/>
+        </w:rPr>
+        <w:t>Data_Nascimento</w:t>
+      </w:r>
+      <w:proofErr w:type="spellEnd"/>
+      <w:r>
+        <w:rPr>
+          <w:rFonts w:ascii="Times New Roman" w:hAnsi="Times New Roman" w:cs="Times New Roman"/>
+          <w:sz w:val="24"/>
+          <w:szCs w:val="24"/>
+          <w:lang w:val="pt-PT"/>
+        </w:rPr>
+        <w:t xml:space="preserve">, NUIT, BI, Email, </w:t>
+      </w:r>
+      <w:proofErr w:type="spellStart"/>
+      <w:r>
+        <w:rPr>
+          <w:rFonts w:ascii="Times New Roman" w:hAnsi="Times New Roman" w:cs="Times New Roman"/>
+          <w:sz w:val="24"/>
+          <w:szCs w:val="24"/>
+          <w:lang w:val="pt-PT"/>
+        </w:rPr>
+        <w:t>Data_Admissao</w:t>
+      </w:r>
+      <w:proofErr w:type="spellEnd"/>
+      <w:r>
+        <w:rPr>
+          <w:rFonts w:ascii="Times New Roman" w:hAnsi="Times New Roman" w:cs="Times New Roman"/>
+          <w:sz w:val="24"/>
+          <w:szCs w:val="24"/>
+          <w:lang w:val="pt-PT"/>
+        </w:rPr>
+        <w:t xml:space="preserve">, </w:t>
+      </w:r>
+      <w:proofErr w:type="spellStart"/>
+      <w:r>
+        <w:rPr>
+          <w:rFonts w:ascii="Times New Roman" w:hAnsi="Times New Roman" w:cs="Times New Roman"/>
+          <w:sz w:val="24"/>
+          <w:szCs w:val="24"/>
+          <w:lang w:val="pt-PT"/>
+        </w:rPr>
+        <w:t>Id_Endereco</w:t>
+      </w:r>
+      <w:proofErr w:type="spellEnd"/>
+      <w:r>
+        <w:rPr>
+          <w:rFonts w:ascii="Times New Roman" w:hAnsi="Times New Roman" w:cs="Times New Roman"/>
+          <w:sz w:val="24"/>
+          <w:szCs w:val="24"/>
+          <w:lang w:val="pt-PT"/>
+        </w:rPr>
+        <w:t xml:space="preserve">, </w:t>
+      </w:r>
+      <w:proofErr w:type="spellStart"/>
+      <w:r>
+        <w:rPr>
+          <w:rFonts w:ascii="Times New Roman" w:hAnsi="Times New Roman" w:cs="Times New Roman"/>
+          <w:sz w:val="24"/>
+          <w:szCs w:val="24"/>
+          <w:lang w:val="pt-PT"/>
+        </w:rPr>
+        <w:t>Cod_Cargo</w:t>
+      </w:r>
+      <w:proofErr w:type="spellEnd"/>
+      <w:r>
+        <w:rPr>
+          <w:rFonts w:ascii="Times New Roman" w:hAnsi="Times New Roman" w:cs="Times New Roman"/>
+          <w:sz w:val="24"/>
+          <w:szCs w:val="24"/>
+          <w:lang w:val="pt-PT"/>
+        </w:rPr>
+        <w:t xml:space="preserve">, </w:t>
+      </w:r>
+      <w:proofErr w:type="spellStart"/>
+      <w:r>
+        <w:rPr>
+          <w:rFonts w:ascii="Times New Roman" w:hAnsi="Times New Roman" w:cs="Times New Roman"/>
+          <w:sz w:val="24"/>
+          <w:szCs w:val="24"/>
+          <w:lang w:val="pt-PT"/>
+        </w:rPr>
+        <w:t>Cod_Funcao</w:t>
+      </w:r>
+      <w:proofErr w:type="spellEnd"/>
+      <w:r>
+        <w:rPr>
+          <w:rFonts w:ascii="Times New Roman" w:hAnsi="Times New Roman" w:cs="Times New Roman"/>
+          <w:sz w:val="24"/>
+          <w:szCs w:val="24"/>
+          <w:lang w:val="pt-PT"/>
+        </w:rPr>
+        <w:t xml:space="preserve">, </w:t>
+      </w:r>
+      <w:proofErr w:type="spellStart"/>
+      <w:r>
+        <w:rPr>
+          <w:rFonts w:ascii="Times New Roman" w:hAnsi="Times New Roman" w:cs="Times New Roman"/>
+          <w:sz w:val="24"/>
+          <w:szCs w:val="24"/>
+          <w:lang w:val="pt-PT"/>
+        </w:rPr>
+        <w:t>Id_Posto</w:t>
+      </w:r>
+      <w:proofErr w:type="spellEnd"/>
+      <w:r>
+        <w:rPr>
+          <w:rFonts w:ascii="Times New Roman" w:hAnsi="Times New Roman" w:cs="Times New Roman"/>
+          <w:sz w:val="24"/>
+          <w:szCs w:val="24"/>
+          <w:lang w:val="pt-PT"/>
+        </w:rPr>
+        <w:t>)</w:t>
+      </w:r>
+    </w:p>
+    <w:p>
+      <w:pPr>
+        <w:spacing w:line="360" w:lineRule="auto"/>
+        <w:jc w:val="both"/>
+        <w:rPr>
+          <w:rFonts w:ascii="Times New Roman" w:hAnsi="Times New Roman" w:cs="Times New Roman"/>
+          <w:sz w:val="24"/>
+          <w:szCs w:val="24"/>
+          <w:lang w:val="pt-PT"/>
+        </w:rPr>
+      </w:pPr>
+      <w:r>
+        <w:rPr>
+          <w:rFonts w:ascii="Times New Roman" w:hAnsi="Times New Roman" w:cs="Times New Roman"/>
+          <w:sz w:val="24"/>
+          <w:szCs w:val="24"/>
+          <w:lang w:val="pt-PT"/>
+        </w:rPr>
+        <w:lastRenderedPageBreak/>
+        <w:t>Depois desta decomposição, a designação de um cargo é armazenada apenas em CARGO; a designação de uma função apenas em FUNCAO; e a hierarquia geográfica é representada por PAIS, PROVINCIA e CIDADE. A morada mantém os componentes atómicos da via e referencia uma cidade.</w:t>
+      </w:r>
+    </w:p>
+    <w:p>
+      <w:pPr>
+        <w:pStyle w:val="Ttulo1"/>
+        <w:spacing w:line="360" w:lineRule="auto"/>
+        <w:jc w:val="both"/>
+        <w:rPr>
+          <w:rFonts w:ascii="Times New Roman" w:hAnsi="Times New Roman" w:cs="Times New Roman"/>
+          <w:color w:val="auto"/>
+          <w:sz w:val="24"/>
+          <w:szCs w:val="24"/>
+          <w:lang w:val="pt-PT"/>
+        </w:rPr>
+      </w:pPr>
+      <w:r>
+        <w:rPr>
+          <w:rFonts w:ascii="Times New Roman" w:hAnsi="Times New Roman" w:cs="Times New Roman"/>
+          <w:color w:val="auto"/>
+          <w:sz w:val="24"/>
+          <w:szCs w:val="24"/>
+          <w:lang w:val="pt-PT"/>
+        </w:rPr>
+        <w:t>6. Quarta Forma Normal (4FN)</w:t>
+      </w:r>
+    </w:p>
+    <w:p>
+      <w:pPr>
+        <w:spacing w:line="360" w:lineRule="auto"/>
+        <w:jc w:val="both"/>
+        <w:rPr>
+          <w:rFonts w:ascii="Times New Roman" w:hAnsi="Times New Roman" w:cs="Times New Roman"/>
+          <w:sz w:val="24"/>
+          <w:szCs w:val="24"/>
+          <w:lang w:val="pt-PT"/>
+        </w:rPr>
+      </w:pPr>
+      <w:r>
+        <w:rPr>
+          <w:rFonts w:ascii="Times New Roman" w:hAnsi="Times New Roman" w:cs="Times New Roman"/>
+          <w:sz w:val="24"/>
+          <w:szCs w:val="24"/>
+          <w:lang w:val="pt-PT"/>
+        </w:rPr>
+        <w:t xml:space="preserve">A 4FN trata especialmente das dependências </w:t>
+      </w:r>
+      <w:proofErr w:type="spellStart"/>
+      <w:r>
+        <w:rPr>
+          <w:rFonts w:ascii="Times New Roman" w:hAnsi="Times New Roman" w:cs="Times New Roman"/>
+          <w:sz w:val="24"/>
+          <w:szCs w:val="24"/>
+          <w:lang w:val="pt-PT"/>
+        </w:rPr>
+        <w:t>multivaloradas</w:t>
+      </w:r>
+      <w:proofErr w:type="spellEnd"/>
+      <w:r>
+        <w:rPr>
+          <w:rFonts w:ascii="Times New Roman" w:hAnsi="Times New Roman" w:cs="Times New Roman"/>
+          <w:sz w:val="24"/>
+          <w:szCs w:val="24"/>
+          <w:lang w:val="pt-PT"/>
+        </w:rPr>
+        <w:t xml:space="preserve">. Um funcionário pode possuir vários filhos e vários telefones, sendo esses dois conjuntos de valores independentes entre si. Assim, para um funcionário E, existem as dependências </w:t>
+      </w:r>
+      <w:proofErr w:type="spellStart"/>
+      <w:r>
+        <w:rPr>
+          <w:rFonts w:ascii="Times New Roman" w:hAnsi="Times New Roman" w:cs="Times New Roman"/>
+          <w:sz w:val="24"/>
+          <w:szCs w:val="24"/>
+          <w:lang w:val="pt-PT"/>
+        </w:rPr>
+        <w:t>multivaloradas</w:t>
+      </w:r>
+      <w:proofErr w:type="spellEnd"/>
+      <w:r>
+        <w:rPr>
+          <w:rFonts w:ascii="Times New Roman" w:hAnsi="Times New Roman" w:cs="Times New Roman"/>
+          <w:sz w:val="24"/>
+          <w:szCs w:val="24"/>
+          <w:lang w:val="pt-PT"/>
+        </w:rPr>
+        <w:t xml:space="preserve"> E →→ Filhos e </w:t>
+      </w:r>
+      <w:proofErr w:type="spellStart"/>
+      <w:r>
+        <w:rPr>
+          <w:rFonts w:ascii="Times New Roman" w:hAnsi="Times New Roman" w:cs="Times New Roman"/>
+          <w:sz w:val="24"/>
+          <w:szCs w:val="24"/>
+          <w:lang w:val="pt-PT"/>
+        </w:rPr>
+        <w:t>E</w:t>
+      </w:r>
+      <w:proofErr w:type="spellEnd"/>
+      <w:r>
+        <w:rPr>
+          <w:rFonts w:ascii="Times New Roman" w:hAnsi="Times New Roman" w:cs="Times New Roman"/>
+          <w:sz w:val="24"/>
+          <w:szCs w:val="24"/>
+          <w:lang w:val="pt-PT"/>
+        </w:rPr>
+        <w:t xml:space="preserve"> →→ Telefones.</w:t>
+      </w:r>
+    </w:p>
+    <w:p>
+      <w:pPr>
+        <w:spacing w:line="360" w:lineRule="auto"/>
+        <w:jc w:val="both"/>
+        <w:rPr>
+          <w:rFonts w:ascii="Times New Roman" w:hAnsi="Times New Roman" w:cs="Times New Roman"/>
+          <w:sz w:val="24"/>
+          <w:szCs w:val="24"/>
+          <w:lang w:val="pt-PT"/>
+        </w:rPr>
+      </w:pPr>
+      <w:r>
+        <w:rPr>
+          <w:rFonts w:ascii="Times New Roman" w:hAnsi="Times New Roman" w:cs="Times New Roman"/>
+          <w:sz w:val="24"/>
+          <w:szCs w:val="24"/>
+          <w:lang w:val="pt-PT"/>
+        </w:rPr>
+        <w:t>Se filhos e telefones fossem mantidos juntos numa mesma relação, seria necessário representar combinações entre cada filho e cada telefone, criando uma multiplicação desnecessária de linhas. Por exemplo, um funcionário com 3 filhos e 3 telefones poderia gerar 9 combinações.</w:t>
+      </w:r>
+    </w:p>
+    <w:p>
+      <w:pPr>
+        <w:spacing w:line="360" w:lineRule="auto"/>
+        <w:jc w:val="both"/>
         <w:rPr>
           <w:rFonts w:ascii="Times New Roman" w:hAnsi="Times New Roman" w:cs="Times New Roman"/>
           <w:sz w:val="24"/>
@@ -2566,6 +2767,8 @@
           <w:ilvl w:val="0"/>
           <w:numId w:val="11"/>
         </w:numPr>
+        <w:spacing w:line="360" w:lineRule="auto"/>
+        <w:jc w:val="both"/>
         <w:rPr>
           <w:rFonts w:ascii="Times New Roman" w:hAnsi="Times New Roman" w:cs="Times New Roman"/>
           <w:sz w:val="24"/>
@@ -2598,6 +2801,8 @@
           <w:ilvl w:val="0"/>
           <w:numId w:val="11"/>
         </w:numPr>
+        <w:spacing w:line="360" w:lineRule="auto"/>
+        <w:jc w:val="both"/>
         <w:rPr>
           <w:rFonts w:ascii="Times New Roman" w:hAnsi="Times New Roman" w:cs="Times New Roman"/>
           <w:sz w:val="24"/>
@@ -2664,6 +2869,8 @@
           <w:ilvl w:val="0"/>
           <w:numId w:val="11"/>
         </w:numPr>
+        <w:spacing w:line="360" w:lineRule="auto"/>
+        <w:jc w:val="both"/>
         <w:rPr>
           <w:rFonts w:ascii="Times New Roman" w:hAnsi="Times New Roman" w:cs="Times New Roman"/>
           <w:sz w:val="24"/>
@@ -2745,6 +2952,8 @@
     </w:p>
     <w:p>
       <w:pPr>
+        <w:spacing w:line="360" w:lineRule="auto"/>
+        <w:jc w:val="both"/>
         <w:rPr>
           <w:rFonts w:ascii="Times New Roman" w:hAnsi="Times New Roman" w:cs="Times New Roman"/>
           <w:sz w:val="24"/>
@@ -2784,19 +2993,43 @@
     </w:p>
     <w:p>
       <w:pPr>
+        <w:rPr>
+          <w:rFonts w:ascii="Times New Roman" w:hAnsi="Times New Roman" w:cs="Times New Roman"/>
+          <w:sz w:val="24"/>
+          <w:szCs w:val="24"/>
+          <w:lang w:val="pt-PT"/>
+        </w:rPr>
+      </w:pPr>
+      <w:r>
+        <w:rPr>
+          <w:rFonts w:ascii="Times New Roman" w:hAnsi="Times New Roman" w:cs="Times New Roman"/>
+          <w:sz w:val="24"/>
+          <w:szCs w:val="24"/>
+          <w:lang w:val="pt-PT"/>
+        </w:rPr>
+        <w:br w:type="page"/>
+      </w:r>
+    </w:p>
+    <w:p>
+      <w:pPr>
         <w:pStyle w:val="Ttulo1"/>
-        <w:rPr>
-          <w:rFonts w:ascii="Times New Roman" w:hAnsi="Times New Roman" w:cs="Times New Roman"/>
-          <w:sz w:val="24"/>
-          <w:szCs w:val="24"/>
-        </w:rPr>
-      </w:pPr>
-      <w:r>
-        <w:rPr>
-          <w:rFonts w:ascii="Times New Roman" w:hAnsi="Times New Roman" w:cs="Times New Roman"/>
-          <w:sz w:val="24"/>
-          <w:szCs w:val="24"/>
-        </w:rPr>
+        <w:spacing w:line="360" w:lineRule="auto"/>
+        <w:jc w:val="both"/>
+        <w:rPr>
+          <w:rFonts w:ascii="Times New Roman" w:hAnsi="Times New Roman" w:cs="Times New Roman"/>
+          <w:color w:val="auto"/>
+          <w:sz w:val="24"/>
+          <w:szCs w:val="24"/>
+        </w:rPr>
+      </w:pPr>
+      <w:r>
+        <w:rPr>
+          <w:rFonts w:ascii="Times New Roman" w:hAnsi="Times New Roman" w:cs="Times New Roman"/>
+          <w:color w:val="auto"/>
+          <w:sz w:val="24"/>
+          <w:szCs w:val="24"/>
+        </w:rPr>
+        <w:lastRenderedPageBreak/>
         <w:t>7. Cardinalidades dos relacionamentos</w:t>
       </w:r>
     </w:p>
@@ -2822,6 +3055,8 @@
           </w:tcPr>
           <w:p>
             <w:pPr>
+              <w:spacing w:line="240" w:lineRule="auto"/>
+              <w:jc w:val="both"/>
               <w:rPr>
                 <w:rFonts w:ascii="Times New Roman" w:hAnsi="Times New Roman" w:cs="Times New Roman"/>
                 <w:sz w:val="24"/>
@@ -2845,6 +3080,8 @@
           </w:tcPr>
           <w:p>
             <w:pPr>
+              <w:spacing w:line="240" w:lineRule="auto"/>
+              <w:jc w:val="both"/>
               <w:rPr>
                 <w:rFonts w:ascii="Times New Roman" w:hAnsi="Times New Roman" w:cs="Times New Roman"/>
                 <w:sz w:val="24"/>
@@ -2868,6 +3105,8 @@
           </w:tcPr>
           <w:p>
             <w:pPr>
+              <w:spacing w:line="240" w:lineRule="auto"/>
+              <w:jc w:val="both"/>
               <w:rPr>
                 <w:rFonts w:ascii="Times New Roman" w:hAnsi="Times New Roman" w:cs="Times New Roman"/>
                 <w:sz w:val="24"/>
@@ -2896,6 +3135,8 @@
           </w:tcPr>
           <w:p>
             <w:pPr>
+              <w:spacing w:line="240" w:lineRule="auto"/>
+              <w:jc w:val="both"/>
               <w:rPr>
                 <w:rFonts w:ascii="Times New Roman" w:hAnsi="Times New Roman" w:cs="Times New Roman"/>
                 <w:sz w:val="24"/>
@@ -2919,6 +3160,8 @@
           </w:tcPr>
           <w:p>
             <w:pPr>
+              <w:spacing w:line="240" w:lineRule="auto"/>
+              <w:jc w:val="both"/>
               <w:rPr>
                 <w:rFonts w:ascii="Times New Roman" w:hAnsi="Times New Roman" w:cs="Times New Roman"/>
                 <w:sz w:val="24"/>
@@ -2944,6 +3187,8 @@
           </w:tcPr>
           <w:p>
             <w:pPr>
+              <w:spacing w:line="240" w:lineRule="auto"/>
+              <w:jc w:val="both"/>
               <w:rPr>
                 <w:rFonts w:ascii="Times New Roman" w:hAnsi="Times New Roman" w:cs="Times New Roman"/>
                 <w:sz w:val="24"/>
@@ -2974,6 +3219,8 @@
           </w:tcPr>
           <w:p>
             <w:pPr>
+              <w:spacing w:line="240" w:lineRule="auto"/>
+              <w:jc w:val="both"/>
               <w:rPr>
                 <w:rFonts w:ascii="Times New Roman" w:hAnsi="Times New Roman" w:cs="Times New Roman"/>
                 <w:sz w:val="24"/>
@@ -2997,6 +3244,8 @@
           </w:tcPr>
           <w:p>
             <w:pPr>
+              <w:spacing w:line="240" w:lineRule="auto"/>
+              <w:jc w:val="both"/>
               <w:rPr>
                 <w:rFonts w:ascii="Times New Roman" w:hAnsi="Times New Roman" w:cs="Times New Roman"/>
                 <w:sz w:val="24"/>
@@ -3022,6 +3271,8 @@
           </w:tcPr>
           <w:p>
             <w:pPr>
+              <w:spacing w:line="240" w:lineRule="auto"/>
+              <w:jc w:val="both"/>
               <w:rPr>
                 <w:rFonts w:ascii="Times New Roman" w:hAnsi="Times New Roman" w:cs="Times New Roman"/>
                 <w:sz w:val="24"/>
@@ -3052,6 +3303,8 @@
           </w:tcPr>
           <w:p>
             <w:pPr>
+              <w:spacing w:line="240" w:lineRule="auto"/>
+              <w:jc w:val="both"/>
               <w:rPr>
                 <w:rFonts w:ascii="Times New Roman" w:hAnsi="Times New Roman" w:cs="Times New Roman"/>
                 <w:sz w:val="24"/>
@@ -3075,6 +3328,8 @@
           </w:tcPr>
           <w:p>
             <w:pPr>
+              <w:spacing w:line="240" w:lineRule="auto"/>
+              <w:jc w:val="both"/>
               <w:rPr>
                 <w:rFonts w:ascii="Times New Roman" w:hAnsi="Times New Roman" w:cs="Times New Roman"/>
                 <w:sz w:val="24"/>
@@ -3100,6 +3355,8 @@
           </w:tcPr>
           <w:p>
             <w:pPr>
+              <w:spacing w:line="240" w:lineRule="auto"/>
+              <w:jc w:val="both"/>
               <w:rPr>
                 <w:rFonts w:ascii="Times New Roman" w:hAnsi="Times New Roman" w:cs="Times New Roman"/>
                 <w:sz w:val="24"/>
@@ -3130,6 +3387,8 @@
           </w:tcPr>
           <w:p>
             <w:pPr>
+              <w:spacing w:line="240" w:lineRule="auto"/>
+              <w:jc w:val="both"/>
               <w:rPr>
                 <w:rFonts w:ascii="Times New Roman" w:hAnsi="Times New Roman" w:cs="Times New Roman"/>
                 <w:sz w:val="24"/>
@@ -3153,6 +3412,8 @@
           </w:tcPr>
           <w:p>
             <w:pPr>
+              <w:spacing w:line="240" w:lineRule="auto"/>
+              <w:jc w:val="both"/>
               <w:rPr>
                 <w:rFonts w:ascii="Times New Roman" w:hAnsi="Times New Roman" w:cs="Times New Roman"/>
                 <w:sz w:val="24"/>
@@ -3178,6 +3439,8 @@
           </w:tcPr>
           <w:p>
             <w:pPr>
+              <w:spacing w:line="240" w:lineRule="auto"/>
+              <w:jc w:val="both"/>
               <w:rPr>
                 <w:rFonts w:ascii="Times New Roman" w:hAnsi="Times New Roman" w:cs="Times New Roman"/>
                 <w:sz w:val="24"/>
@@ -3208,6 +3471,8 @@
           </w:tcPr>
           <w:p>
             <w:pPr>
+              <w:spacing w:line="240" w:lineRule="auto"/>
+              <w:jc w:val="both"/>
               <w:rPr>
                 <w:rFonts w:ascii="Times New Roman" w:hAnsi="Times New Roman" w:cs="Times New Roman"/>
                 <w:sz w:val="24"/>
@@ -3220,7 +3485,6 @@
                 <w:sz w:val="24"/>
                 <w:szCs w:val="24"/>
               </w:rPr>
-              <w:lastRenderedPageBreak/>
               <w:t>CARGO — FUNCIONARIO</w:t>
             </w:r>
           </w:p>
@@ -3232,6 +3496,8 @@
           </w:tcPr>
           <w:p>
             <w:pPr>
+              <w:spacing w:line="240" w:lineRule="auto"/>
+              <w:jc w:val="both"/>
               <w:rPr>
                 <w:rFonts w:ascii="Times New Roman" w:hAnsi="Times New Roman" w:cs="Times New Roman"/>
                 <w:sz w:val="24"/>
@@ -3257,6 +3523,8 @@
           </w:tcPr>
           <w:p>
             <w:pPr>
+              <w:spacing w:line="240" w:lineRule="auto"/>
+              <w:jc w:val="both"/>
               <w:rPr>
                 <w:rFonts w:ascii="Times New Roman" w:hAnsi="Times New Roman" w:cs="Times New Roman"/>
                 <w:sz w:val="24"/>
@@ -3287,6 +3555,8 @@
           </w:tcPr>
           <w:p>
             <w:pPr>
+              <w:spacing w:line="240" w:lineRule="auto"/>
+              <w:jc w:val="both"/>
               <w:rPr>
                 <w:rFonts w:ascii="Times New Roman" w:hAnsi="Times New Roman" w:cs="Times New Roman"/>
                 <w:sz w:val="24"/>
@@ -3310,6 +3580,8 @@
           </w:tcPr>
           <w:p>
             <w:pPr>
+              <w:spacing w:line="240" w:lineRule="auto"/>
+              <w:jc w:val="both"/>
               <w:rPr>
                 <w:rFonts w:ascii="Times New Roman" w:hAnsi="Times New Roman" w:cs="Times New Roman"/>
                 <w:sz w:val="24"/>
@@ -3335,6 +3607,8 @@
           </w:tcPr>
           <w:p>
             <w:pPr>
+              <w:spacing w:line="240" w:lineRule="auto"/>
+              <w:jc w:val="both"/>
               <w:rPr>
                 <w:rFonts w:ascii="Times New Roman" w:hAnsi="Times New Roman" w:cs="Times New Roman"/>
                 <w:sz w:val="24"/>
@@ -3365,6 +3639,8 @@
           </w:tcPr>
           <w:p>
             <w:pPr>
+              <w:spacing w:line="240" w:lineRule="auto"/>
+              <w:jc w:val="both"/>
               <w:rPr>
                 <w:rFonts w:ascii="Times New Roman" w:hAnsi="Times New Roman" w:cs="Times New Roman"/>
                 <w:sz w:val="24"/>
@@ -3388,6 +3664,8 @@
           </w:tcPr>
           <w:p>
             <w:pPr>
+              <w:spacing w:line="240" w:lineRule="auto"/>
+              <w:jc w:val="both"/>
               <w:rPr>
                 <w:rFonts w:ascii="Times New Roman" w:hAnsi="Times New Roman" w:cs="Times New Roman"/>
                 <w:sz w:val="24"/>
@@ -3413,6 +3691,8 @@
           </w:tcPr>
           <w:p>
             <w:pPr>
+              <w:spacing w:line="240" w:lineRule="auto"/>
+              <w:jc w:val="both"/>
               <w:rPr>
                 <w:rFonts w:ascii="Times New Roman" w:hAnsi="Times New Roman" w:cs="Times New Roman"/>
                 <w:sz w:val="24"/>
@@ -3443,6 +3723,8 @@
           </w:tcPr>
           <w:p>
             <w:pPr>
+              <w:spacing w:line="240" w:lineRule="auto"/>
+              <w:jc w:val="both"/>
               <w:rPr>
                 <w:rFonts w:ascii="Times New Roman" w:hAnsi="Times New Roman" w:cs="Times New Roman"/>
                 <w:sz w:val="24"/>
@@ -3466,6 +3748,8 @@
           </w:tcPr>
           <w:p>
             <w:pPr>
+              <w:spacing w:line="240" w:lineRule="auto"/>
+              <w:jc w:val="both"/>
               <w:rPr>
                 <w:rFonts w:ascii="Times New Roman" w:hAnsi="Times New Roman" w:cs="Times New Roman"/>
                 <w:sz w:val="24"/>
@@ -3491,6 +3775,8 @@
           </w:tcPr>
           <w:p>
             <w:pPr>
+              <w:spacing w:line="240" w:lineRule="auto"/>
+              <w:jc w:val="both"/>
               <w:rPr>
                 <w:rFonts w:ascii="Times New Roman" w:hAnsi="Times New Roman" w:cs="Times New Roman"/>
                 <w:sz w:val="24"/>
@@ -3521,6 +3807,8 @@
           </w:tcPr>
           <w:p>
             <w:pPr>
+              <w:spacing w:line="240" w:lineRule="auto"/>
+              <w:jc w:val="both"/>
               <w:rPr>
                 <w:rFonts w:ascii="Times New Roman" w:hAnsi="Times New Roman" w:cs="Times New Roman"/>
                 <w:sz w:val="24"/>
@@ -3544,6 +3832,8 @@
           </w:tcPr>
           <w:p>
             <w:pPr>
+              <w:spacing w:line="240" w:lineRule="auto"/>
+              <w:jc w:val="both"/>
               <w:rPr>
                 <w:rFonts w:ascii="Times New Roman" w:hAnsi="Times New Roman" w:cs="Times New Roman"/>
                 <w:sz w:val="24"/>
@@ -3569,6 +3859,8 @@
           </w:tcPr>
           <w:p>
             <w:pPr>
+              <w:spacing w:line="240" w:lineRule="auto"/>
+              <w:jc w:val="both"/>
               <w:rPr>
                 <w:rFonts w:ascii="Times New Roman" w:hAnsi="Times New Roman" w:cs="Times New Roman"/>
                 <w:sz w:val="24"/>
@@ -3592,25 +3884,32 @@
     <w:p>
       <w:pPr>
         <w:pStyle w:val="Ttulo1"/>
-        <w:rPr>
-          <w:rFonts w:ascii="Times New Roman" w:hAnsi="Times New Roman" w:cs="Times New Roman"/>
-          <w:sz w:val="24"/>
-          <w:szCs w:val="24"/>
-          <w:lang w:val="pt-PT"/>
-        </w:rPr>
-      </w:pPr>
-      <w:r>
-        <w:rPr>
-          <w:rFonts w:ascii="Times New Roman" w:hAnsi="Times New Roman" w:cs="Times New Roman"/>
-          <w:sz w:val="24"/>
-          <w:szCs w:val="24"/>
-          <w:lang w:val="pt-PT"/>
-        </w:rPr>
+        <w:spacing w:line="360" w:lineRule="auto"/>
+        <w:jc w:val="both"/>
+        <w:rPr>
+          <w:rFonts w:ascii="Times New Roman" w:hAnsi="Times New Roman" w:cs="Times New Roman"/>
+          <w:color w:val="auto"/>
+          <w:sz w:val="24"/>
+          <w:szCs w:val="24"/>
+          <w:lang w:val="pt-PT"/>
+        </w:rPr>
+      </w:pPr>
+      <w:r>
+        <w:rPr>
+          <w:rFonts w:ascii="Times New Roman" w:hAnsi="Times New Roman" w:cs="Times New Roman"/>
+          <w:color w:val="auto"/>
+          <w:sz w:val="24"/>
+          <w:szCs w:val="24"/>
+          <w:lang w:val="pt-PT"/>
+        </w:rPr>
+        <w:lastRenderedPageBreak/>
         <w:t>8. Modelo Entidade-Relacionamento (MER)</w:t>
       </w:r>
     </w:p>
     <w:p>
       <w:pPr>
+        <w:spacing w:line="360" w:lineRule="auto"/>
+        <w:jc w:val="both"/>
         <w:rPr>
           <w:rFonts w:ascii="Times New Roman" w:hAnsi="Times New Roman" w:cs="Times New Roman"/>
           <w:sz w:val="24"/>
@@ -3671,15 +3970,19 @@
     <w:p>
       <w:pPr>
         <w:pStyle w:val="Ttulo1"/>
-        <w:rPr>
-          <w:rFonts w:ascii="Times New Roman" w:hAnsi="Times New Roman" w:cs="Times New Roman"/>
-          <w:sz w:val="24"/>
-          <w:szCs w:val="24"/>
-        </w:rPr>
-      </w:pPr>
-      <w:r>
-        <w:rPr>
-          <w:rFonts w:ascii="Times New Roman" w:hAnsi="Times New Roman" w:cs="Times New Roman"/>
+        <w:spacing w:line="360" w:lineRule="auto"/>
+        <w:jc w:val="both"/>
+        <w:rPr>
+          <w:rFonts w:ascii="Times New Roman" w:hAnsi="Times New Roman" w:cs="Times New Roman"/>
+          <w:color w:val="auto"/>
+          <w:sz w:val="24"/>
+          <w:szCs w:val="24"/>
+        </w:rPr>
+      </w:pPr>
+      <w:r>
+        <w:rPr>
+          <w:rFonts w:ascii="Times New Roman" w:hAnsi="Times New Roman" w:cs="Times New Roman"/>
+          <w:color w:val="auto"/>
           <w:sz w:val="24"/>
           <w:szCs w:val="24"/>
         </w:rPr>
@@ -3689,6 +3992,12 @@
     <w:p>
       <w:pPr>
         <w:pStyle w:val="Listacommarcas"/>
+        <w:numPr>
+          <w:ilvl w:val="0"/>
+          <w:numId w:val="17"/>
+        </w:numPr>
+        <w:spacing w:line="360" w:lineRule="auto"/>
+        <w:jc w:val="both"/>
         <w:rPr>
           <w:rFonts w:ascii="Times New Roman" w:hAnsi="Times New Roman" w:cs="Times New Roman"/>
           <w:sz w:val="24"/>
@@ -3731,6 +4040,12 @@
     <w:p>
       <w:pPr>
         <w:pStyle w:val="Listacommarcas"/>
+        <w:numPr>
+          <w:ilvl w:val="0"/>
+          <w:numId w:val="17"/>
+        </w:numPr>
+        <w:spacing w:line="360" w:lineRule="auto"/>
+        <w:jc w:val="both"/>
         <w:rPr>
           <w:rFonts w:ascii="Times New Roman" w:hAnsi="Times New Roman" w:cs="Times New Roman"/>
           <w:sz w:val="24"/>
@@ -3793,6 +4108,12 @@
     <w:p>
       <w:pPr>
         <w:pStyle w:val="Listacommarcas"/>
+        <w:numPr>
+          <w:ilvl w:val="0"/>
+          <w:numId w:val="17"/>
+        </w:numPr>
+        <w:spacing w:line="360" w:lineRule="auto"/>
+        <w:jc w:val="both"/>
         <w:rPr>
           <w:rFonts w:ascii="Times New Roman" w:hAnsi="Times New Roman" w:cs="Times New Roman"/>
           <w:sz w:val="24"/>
@@ -3855,6 +4176,12 @@
     <w:p>
       <w:pPr>
         <w:pStyle w:val="Listacommarcas"/>
+        <w:numPr>
+          <w:ilvl w:val="0"/>
+          <w:numId w:val="17"/>
+        </w:numPr>
+        <w:spacing w:line="360" w:lineRule="auto"/>
+        <w:jc w:val="both"/>
         <w:rPr>
           <w:rFonts w:ascii="Times New Roman" w:hAnsi="Times New Roman" w:cs="Times New Roman"/>
           <w:sz w:val="24"/>
@@ -3977,6 +4304,12 @@
     <w:p>
       <w:pPr>
         <w:pStyle w:val="Listacommarcas"/>
+        <w:numPr>
+          <w:ilvl w:val="0"/>
+          <w:numId w:val="17"/>
+        </w:numPr>
+        <w:spacing w:line="360" w:lineRule="auto"/>
+        <w:jc w:val="both"/>
         <w:rPr>
           <w:rFonts w:ascii="Times New Roman" w:hAnsi="Times New Roman" w:cs="Times New Roman"/>
           <w:sz w:val="24"/>
@@ -4039,6 +4372,12 @@
     <w:p>
       <w:pPr>
         <w:pStyle w:val="Listacommarcas"/>
+        <w:numPr>
+          <w:ilvl w:val="0"/>
+          <w:numId w:val="17"/>
+        </w:numPr>
+        <w:spacing w:line="360" w:lineRule="auto"/>
+        <w:jc w:val="both"/>
         <w:rPr>
           <w:rFonts w:ascii="Times New Roman" w:hAnsi="Times New Roman" w:cs="Times New Roman"/>
           <w:sz w:val="24"/>
@@ -4054,7 +4393,6 @@
           <w:szCs w:val="24"/>
           <w:lang w:val="pt-PT"/>
         </w:rPr>
-        <w:lastRenderedPageBreak/>
         <w:t>FUNCAO(</w:t>
       </w:r>
       <w:proofErr w:type="spellStart"/>
@@ -4102,6 +4440,12 @@
     <w:p>
       <w:pPr>
         <w:pStyle w:val="Listacommarcas"/>
+        <w:numPr>
+          <w:ilvl w:val="0"/>
+          <w:numId w:val="17"/>
+        </w:numPr>
+        <w:spacing w:line="360" w:lineRule="auto"/>
+        <w:jc w:val="both"/>
         <w:rPr>
           <w:rFonts w:ascii="Times New Roman" w:hAnsi="Times New Roman" w:cs="Times New Roman"/>
           <w:sz w:val="24"/>
@@ -4173,6 +4517,12 @@
     <w:p>
       <w:pPr>
         <w:pStyle w:val="Listacommarcas"/>
+        <w:numPr>
+          <w:ilvl w:val="0"/>
+          <w:numId w:val="17"/>
+        </w:numPr>
+        <w:spacing w:line="360" w:lineRule="auto"/>
+        <w:jc w:val="both"/>
         <w:rPr>
           <w:rFonts w:ascii="Times New Roman" w:hAnsi="Times New Roman" w:cs="Times New Roman"/>
           <w:sz w:val="24"/>
@@ -4375,6 +4725,12 @@
     <w:p>
       <w:pPr>
         <w:pStyle w:val="Listacommarcas"/>
+        <w:numPr>
+          <w:ilvl w:val="0"/>
+          <w:numId w:val="17"/>
+        </w:numPr>
+        <w:spacing w:line="360" w:lineRule="auto"/>
+        <w:jc w:val="both"/>
         <w:rPr>
           <w:rFonts w:ascii="Times New Roman" w:hAnsi="Times New Roman" w:cs="Times New Roman"/>
           <w:sz w:val="24"/>
@@ -4437,6 +4793,12 @@
     <w:p>
       <w:pPr>
         <w:pStyle w:val="Listacommarcas"/>
+        <w:numPr>
+          <w:ilvl w:val="0"/>
+          <w:numId w:val="17"/>
+        </w:numPr>
+        <w:spacing w:line="360" w:lineRule="auto"/>
+        <w:jc w:val="both"/>
         <w:rPr>
           <w:rFonts w:ascii="Times New Roman" w:hAnsi="Times New Roman" w:cs="Times New Roman"/>
           <w:sz w:val="24"/>
@@ -4519,16 +4881,20 @@
     <w:p>
       <w:pPr>
         <w:pStyle w:val="Ttulo1"/>
-        <w:rPr>
-          <w:rFonts w:ascii="Times New Roman" w:hAnsi="Times New Roman" w:cs="Times New Roman"/>
-          <w:sz w:val="24"/>
-          <w:szCs w:val="24"/>
-          <w:lang w:val="pt-PT"/>
-        </w:rPr>
-      </w:pPr>
-      <w:r>
-        <w:rPr>
-          <w:rFonts w:ascii="Times New Roman" w:hAnsi="Times New Roman" w:cs="Times New Roman"/>
+        <w:spacing w:line="360" w:lineRule="auto"/>
+        <w:jc w:val="both"/>
+        <w:rPr>
+          <w:rFonts w:ascii="Times New Roman" w:hAnsi="Times New Roman" w:cs="Times New Roman"/>
+          <w:color w:val="auto"/>
+          <w:sz w:val="24"/>
+          <w:szCs w:val="24"/>
+          <w:lang w:val="pt-PT"/>
+        </w:rPr>
+      </w:pPr>
+      <w:r>
+        <w:rPr>
+          <w:rFonts w:ascii="Times New Roman" w:hAnsi="Times New Roman" w:cs="Times New Roman"/>
+          <w:color w:val="auto"/>
           <w:sz w:val="24"/>
           <w:szCs w:val="24"/>
           <w:lang w:val="pt-PT"/>
@@ -4538,6 +4904,8 @@
     </w:p>
     <w:p>
       <w:pPr>
+        <w:spacing w:line="360" w:lineRule="auto"/>
+        <w:jc w:val="both"/>
         <w:rPr>
           <w:rFonts w:ascii="Times New Roman" w:hAnsi="Times New Roman" w:cs="Times New Roman"/>
           <w:sz w:val="24"/>
@@ -4557,6 +4925,8 @@
     </w:p>
     <w:p>
       <w:pPr>
+        <w:spacing w:line="360" w:lineRule="auto"/>
+        <w:jc w:val="both"/>
         <w:rPr>
           <w:rFonts w:ascii="Times New Roman" w:hAnsi="Times New Roman" w:cs="Times New Roman"/>
           <w:sz w:val="24"/>
@@ -4629,6 +4999,12 @@
     <w:p>
       <w:pPr>
         <w:pStyle w:val="Listacommarcas"/>
+        <w:numPr>
+          <w:ilvl w:val="0"/>
+          <w:numId w:val="18"/>
+        </w:numPr>
+        <w:spacing w:line="360" w:lineRule="auto"/>
+        <w:jc w:val="both"/>
         <w:rPr>
           <w:rFonts w:ascii="Times New Roman" w:hAnsi="Times New Roman" w:cs="Times New Roman"/>
           <w:sz w:val="24"/>
@@ -4649,6 +5025,12 @@
     <w:p>
       <w:pPr>
         <w:pStyle w:val="Listacommarcas"/>
+        <w:numPr>
+          <w:ilvl w:val="0"/>
+          <w:numId w:val="18"/>
+        </w:numPr>
+        <w:spacing w:line="360" w:lineRule="auto"/>
+        <w:jc w:val="both"/>
         <w:rPr>
           <w:rFonts w:ascii="Times New Roman" w:hAnsi="Times New Roman" w:cs="Times New Roman"/>
           <w:sz w:val="24"/>
@@ -4669,26 +5051,39 @@
     <w:p>
       <w:pPr>
         <w:pStyle w:val="Listacommarcas"/>
-        <w:rPr>
-          <w:rFonts w:ascii="Times New Roman" w:hAnsi="Times New Roman" w:cs="Times New Roman"/>
-          <w:sz w:val="24"/>
-          <w:szCs w:val="24"/>
-          <w:lang w:val="pt-PT"/>
-        </w:rPr>
-      </w:pPr>
-      <w:r>
-        <w:rPr>
-          <w:rFonts w:ascii="Times New Roman" w:hAnsi="Times New Roman" w:cs="Times New Roman"/>
-          <w:sz w:val="24"/>
-          <w:szCs w:val="24"/>
-          <w:lang w:val="pt-PT"/>
-        </w:rPr>
+        <w:numPr>
+          <w:ilvl w:val="0"/>
+          <w:numId w:val="18"/>
+        </w:numPr>
+        <w:spacing w:line="360" w:lineRule="auto"/>
+        <w:jc w:val="both"/>
+        <w:rPr>
+          <w:rFonts w:ascii="Times New Roman" w:hAnsi="Times New Roman" w:cs="Times New Roman"/>
+          <w:sz w:val="24"/>
+          <w:szCs w:val="24"/>
+          <w:lang w:val="pt-PT"/>
+        </w:rPr>
+      </w:pPr>
+      <w:r>
+        <w:rPr>
+          <w:rFonts w:ascii="Times New Roman" w:hAnsi="Times New Roman" w:cs="Times New Roman"/>
+          <w:sz w:val="24"/>
+          <w:szCs w:val="24"/>
+          <w:lang w:val="pt-PT"/>
+        </w:rPr>
+        <w:lastRenderedPageBreak/>
         <w:t>Funcionário com filhos e dados profissionais.</w:t>
       </w:r>
     </w:p>
     <w:p>
       <w:pPr>
         <w:pStyle w:val="Listacommarcas"/>
+        <w:numPr>
+          <w:ilvl w:val="0"/>
+          <w:numId w:val="18"/>
+        </w:numPr>
+        <w:spacing w:line="360" w:lineRule="auto"/>
+        <w:jc w:val="both"/>
         <w:rPr>
           <w:rFonts w:ascii="Times New Roman" w:hAnsi="Times New Roman" w:cs="Times New Roman"/>
           <w:sz w:val="24"/>
@@ -4708,515 +5103,108 @@
     </w:p>
     <w:p>
       <w:pPr>
-        <w:pStyle w:val="Ttulo1"/>
-        <w:rPr>
-          <w:rFonts w:ascii="Times New Roman" w:hAnsi="Times New Roman" w:cs="Times New Roman"/>
-          <w:sz w:val="24"/>
-          <w:szCs w:val="24"/>
-          <w:lang w:val="pt-PT"/>
-        </w:rPr>
-      </w:pPr>
-      <w:r>
-        <w:rPr>
-          <w:rFonts w:ascii="Times New Roman" w:hAnsi="Times New Roman" w:cs="Times New Roman"/>
-          <w:sz w:val="24"/>
-          <w:szCs w:val="24"/>
-          <w:lang w:val="pt-PT"/>
-        </w:rPr>
-        <w:t>11. Conclusão</w:t>
+        <w:rPr>
+          <w:rFonts w:ascii="Times New Roman" w:eastAsiaTheme="majorEastAsia" w:hAnsi="Times New Roman" w:cs="Times New Roman"/>
+          <w:b/>
+          <w:bCs/>
+          <w:sz w:val="24"/>
+          <w:szCs w:val="24"/>
+          <w:lang w:val="pt-PT"/>
+        </w:rPr>
+      </w:pPr>
+      <w:r>
+        <w:rPr>
+          <w:rFonts w:ascii="Times New Roman" w:hAnsi="Times New Roman" w:cs="Times New Roman"/>
+          <w:sz w:val="24"/>
+          <w:szCs w:val="24"/>
+          <w:lang w:val="pt-PT"/>
+        </w:rPr>
+        <w:br w:type="page"/>
       </w:r>
     </w:p>
     <w:p>
       <w:pPr>
-        <w:rPr>
-          <w:rFonts w:ascii="Times New Roman" w:hAnsi="Times New Roman" w:cs="Times New Roman"/>
-          <w:sz w:val="24"/>
-          <w:szCs w:val="24"/>
-          <w:lang w:val="pt-PT"/>
-        </w:rPr>
-      </w:pPr>
-      <w:r>
-        <w:rPr>
-          <w:rFonts w:ascii="Times New Roman" w:hAnsi="Times New Roman" w:cs="Times New Roman"/>
-          <w:sz w:val="24"/>
-          <w:szCs w:val="24"/>
-          <w:lang w:val="pt-PT"/>
-        </w:rPr>
-        <w:t xml:space="preserve">A normalização permitiu transformar uma folha de cálculo com dados repetidos e grupos </w:t>
-      </w:r>
-      <w:proofErr w:type="spellStart"/>
-      <w:r>
-        <w:rPr>
-          <w:rFonts w:ascii="Times New Roman" w:hAnsi="Times New Roman" w:cs="Times New Roman"/>
-          <w:sz w:val="24"/>
-          <w:szCs w:val="24"/>
-          <w:lang w:val="pt-PT"/>
-        </w:rPr>
-        <w:t>multivalorados</w:t>
-      </w:r>
-      <w:proofErr w:type="spellEnd"/>
-      <w:r>
-        <w:rPr>
-          <w:rFonts w:ascii="Times New Roman" w:hAnsi="Times New Roman" w:cs="Times New Roman"/>
-          <w:sz w:val="24"/>
-          <w:szCs w:val="24"/>
-          <w:lang w:val="pt-PT"/>
-        </w:rPr>
-        <w:t xml:space="preserve"> num esquema relacional organizado. Na 1FN foram eliminados os grupos repetitivos; na 2FN foram tratadas as dependências parciais; na 3FN foram removidas dependências transitivas, incluindo as relacionadas com cargos, funções e localização; e na 4FN foram separados os conjuntos independentes de filhos e telefones. O resultado é um modelo mais flexível, consistente e adequado para implementação num Sistema de Gestão de Bases de Dados.</w:t>
+        <w:pStyle w:val="Ttulo1"/>
+        <w:spacing w:line="360" w:lineRule="auto"/>
+        <w:jc w:val="both"/>
+        <w:rPr>
+          <w:rFonts w:ascii="Times New Roman" w:hAnsi="Times New Roman" w:cs="Times New Roman"/>
+          <w:color w:val="auto"/>
+          <w:sz w:val="24"/>
+          <w:szCs w:val="24"/>
+          <w:lang w:val="pt-PT"/>
+        </w:rPr>
+      </w:pPr>
+      <w:r>
+        <w:rPr>
+          <w:rFonts w:ascii="Times New Roman" w:hAnsi="Times New Roman" w:cs="Times New Roman"/>
+          <w:color w:val="auto"/>
+          <w:sz w:val="24"/>
+          <w:szCs w:val="24"/>
+          <w:lang w:val="pt-PT"/>
+        </w:rPr>
+        <w:lastRenderedPageBreak/>
+        <w:t>11. Conclusão</w:t>
       </w:r>
     </w:p>
     <w:p>
       <w:pPr>
-        <w:pStyle w:val="Ttulo1"/>
-        <w:rPr>
-          <w:rFonts w:ascii="Times New Roman" w:hAnsi="Times New Roman" w:cs="Times New Roman"/>
-          <w:sz w:val="24"/>
-          <w:szCs w:val="24"/>
-          <w:lang w:val="pt-PT"/>
-        </w:rPr>
-      </w:pPr>
-      <w:r>
-        <w:rPr>
-          <w:rFonts w:ascii="Times New Roman" w:hAnsi="Times New Roman" w:cs="Times New Roman"/>
-          <w:sz w:val="24"/>
-          <w:szCs w:val="24"/>
-          <w:lang w:val="pt-PT"/>
-        </w:rPr>
-        <w:t>12. Organização sugerida do repositório GitHub</w:t>
+        <w:spacing w:line="360" w:lineRule="auto"/>
+        <w:jc w:val="both"/>
+        <w:rPr>
+          <w:rFonts w:ascii="Times New Roman" w:hAnsi="Times New Roman" w:cs="Times New Roman"/>
+          <w:sz w:val="24"/>
+          <w:szCs w:val="24"/>
+          <w:lang w:val="pt-PT"/>
+        </w:rPr>
+      </w:pPr>
+      <w:r>
+        <w:rPr>
+          <w:rFonts w:ascii="Times New Roman" w:hAnsi="Times New Roman" w:cs="Times New Roman"/>
+          <w:sz w:val="24"/>
+          <w:szCs w:val="24"/>
+          <w:lang w:val="pt-PT"/>
+        </w:rPr>
+        <w:t xml:space="preserve">A normalização permitiu transformar uma folha de cálculo com dados repetidos e grupos </w:t>
+      </w:r>
+      <w:proofErr w:type="spellStart"/>
+      <w:r>
+        <w:rPr>
+          <w:rFonts w:ascii="Times New Roman" w:hAnsi="Times New Roman" w:cs="Times New Roman"/>
+          <w:sz w:val="24"/>
+          <w:szCs w:val="24"/>
+          <w:lang w:val="pt-PT"/>
+        </w:rPr>
+        <w:t>multivalorados</w:t>
+      </w:r>
+      <w:proofErr w:type="spellEnd"/>
+      <w:r>
+        <w:rPr>
+          <w:rFonts w:ascii="Times New Roman" w:hAnsi="Times New Roman" w:cs="Times New Roman"/>
+          <w:sz w:val="24"/>
+          <w:szCs w:val="24"/>
+          <w:lang w:val="pt-PT"/>
+        </w:rPr>
+        <w:t xml:space="preserve"> num esquema relacional organizado. Na 1FN foram eliminados os grupos repetitivos; na 2FN foram tratadas as dependências parciais; na 3FN foram removidas dependências transitivas, incluindo as relacionadas com cargos, funções e localização; e na 4FN foram separados os conjuntos independentes de filhos e telefones. O resultado é um modelo mais flexível, consistente e adequado para implementação num Sistema de Gestão de Bases de Dados.</w:t>
       </w:r>
     </w:p>
     <w:p>
       <w:pPr>
-        <w:rPr>
-          <w:rFonts w:ascii="Times New Roman" w:hAnsi="Times New Roman" w:cs="Times New Roman"/>
-          <w:sz w:val="24"/>
-          <w:szCs w:val="24"/>
-          <w:lang w:val="pt-PT"/>
-        </w:rPr>
-      </w:pPr>
-      <w:proofErr w:type="spellStart"/>
-      <w:r>
-        <w:rPr>
-          <w:rFonts w:ascii="Times New Roman" w:hAnsi="Times New Roman" w:cs="Times New Roman"/>
-          <w:sz w:val="24"/>
-          <w:szCs w:val="24"/>
-          <w:lang w:val="pt-PT"/>
-        </w:rPr>
-        <w:t>normalizacao-bd</w:t>
-      </w:r>
-      <w:proofErr w:type="spellEnd"/>
-      <w:r>
-        <w:rPr>
-          <w:rFonts w:ascii="Times New Roman" w:hAnsi="Times New Roman" w:cs="Times New Roman"/>
-          <w:sz w:val="24"/>
-          <w:szCs w:val="24"/>
-          <w:lang w:val="pt-PT"/>
-        </w:rPr>
-        <w:t>-[nome-do-</w:t>
-      </w:r>
-      <w:proofErr w:type="gramStart"/>
-      <w:r>
-        <w:rPr>
-          <w:rFonts w:ascii="Times New Roman" w:hAnsi="Times New Roman" w:cs="Times New Roman"/>
-          <w:sz w:val="24"/>
-          <w:szCs w:val="24"/>
-          <w:lang w:val="pt-PT"/>
-        </w:rPr>
-        <w:t>estudante]/</w:t>
-      </w:r>
-      <w:proofErr w:type="gramEnd"/>
-    </w:p>
-    <w:p>
-      <w:pPr>
-        <w:rPr>
-          <w:rFonts w:ascii="Times New Roman" w:hAnsi="Times New Roman" w:cs="Times New Roman"/>
-          <w:sz w:val="24"/>
-          <w:szCs w:val="24"/>
-          <w:lang w:val="pt-PT"/>
-        </w:rPr>
-      </w:pPr>
-      <w:r>
-        <w:rPr>
-          <w:rFonts w:ascii="Times New Roman" w:hAnsi="Times New Roman" w:cs="Times New Roman"/>
-          <w:sz w:val="24"/>
-          <w:szCs w:val="24"/>
-          <w:lang w:val="pt-PT"/>
-        </w:rPr>
-        <w:t>├── README.md</w:t>
-      </w:r>
-    </w:p>
-    <w:p>
-      <w:pPr>
-        <w:rPr>
-          <w:rFonts w:ascii="Times New Roman" w:hAnsi="Times New Roman" w:cs="Times New Roman"/>
-          <w:sz w:val="24"/>
-          <w:szCs w:val="24"/>
-          <w:lang w:val="pt-PT"/>
-        </w:rPr>
-      </w:pPr>
-      <w:r>
-        <w:rPr>
-          <w:rFonts w:ascii="Times New Roman" w:hAnsi="Times New Roman" w:cs="Times New Roman"/>
-          <w:sz w:val="24"/>
-          <w:szCs w:val="24"/>
-          <w:lang w:val="pt-PT"/>
-        </w:rPr>
-        <w:t>├── documentos/</w:t>
-      </w:r>
-    </w:p>
-    <w:p>
-      <w:pPr>
-        <w:rPr>
-          <w:rFonts w:ascii="Times New Roman" w:hAnsi="Times New Roman" w:cs="Times New Roman"/>
-          <w:sz w:val="24"/>
-          <w:szCs w:val="24"/>
-          <w:lang w:val="pt-PT"/>
-        </w:rPr>
-      </w:pPr>
-      <w:r>
-        <w:rPr>
-          <w:rFonts w:ascii="Times New Roman" w:hAnsi="Times New Roman" w:cs="Times New Roman"/>
-          <w:sz w:val="24"/>
-          <w:szCs w:val="24"/>
-          <w:lang w:val="pt-PT"/>
-        </w:rPr>
-        <w:t>│   └── Trabalho_Normalizacao_Funcionarios.docx</w:t>
-      </w:r>
-    </w:p>
-    <w:p>
-      <w:pPr>
-        <w:rPr>
-          <w:rFonts w:ascii="Times New Roman" w:hAnsi="Times New Roman" w:cs="Times New Roman"/>
-          <w:sz w:val="24"/>
-          <w:szCs w:val="24"/>
-          <w:lang w:val="pt-PT"/>
-        </w:rPr>
-      </w:pPr>
-      <w:r>
-        <w:rPr>
-          <w:rFonts w:ascii="Times New Roman" w:hAnsi="Times New Roman" w:cs="Times New Roman"/>
-          <w:sz w:val="24"/>
-          <w:szCs w:val="24"/>
-          <w:lang w:val="pt-PT"/>
-        </w:rPr>
-        <w:t>├── diagramas/</w:t>
-      </w:r>
-    </w:p>
-    <w:p>
-      <w:pPr>
-        <w:rPr>
-          <w:rFonts w:ascii="Times New Roman" w:hAnsi="Times New Roman" w:cs="Times New Roman"/>
-          <w:sz w:val="24"/>
-          <w:szCs w:val="24"/>
-          <w:lang w:val="pt-PT"/>
-        </w:rPr>
-      </w:pPr>
-      <w:r>
-        <w:rPr>
-          <w:rFonts w:ascii="Times New Roman" w:hAnsi="Times New Roman" w:cs="Times New Roman"/>
-          <w:sz w:val="24"/>
-          <w:szCs w:val="24"/>
-          <w:lang w:val="pt-PT"/>
-        </w:rPr>
-        <w:lastRenderedPageBreak/>
-        <w:t>│   └── 04_MER.mmd</w:t>
-      </w:r>
-    </w:p>
-    <w:p>
-      <w:pPr>
-        <w:rPr>
-          <w:rFonts w:ascii="Times New Roman" w:hAnsi="Times New Roman" w:cs="Times New Roman"/>
-          <w:sz w:val="24"/>
-          <w:szCs w:val="24"/>
-          <w:lang w:val="pt-PT"/>
-        </w:rPr>
-      </w:pPr>
-      <w:r>
-        <w:rPr>
-          <w:rFonts w:ascii="Times New Roman" w:hAnsi="Times New Roman" w:cs="Times New Roman"/>
-          <w:sz w:val="24"/>
-          <w:szCs w:val="24"/>
-          <w:lang w:val="pt-PT"/>
-        </w:rPr>
-        <w:t xml:space="preserve">└── </w:t>
-      </w:r>
-      <w:proofErr w:type="spellStart"/>
-      <w:r>
-        <w:rPr>
-          <w:rFonts w:ascii="Times New Roman" w:hAnsi="Times New Roman" w:cs="Times New Roman"/>
-          <w:sz w:val="24"/>
-          <w:szCs w:val="24"/>
-          <w:lang w:val="pt-PT"/>
-        </w:rPr>
-        <w:t>sql</w:t>
-      </w:r>
-      <w:proofErr w:type="spellEnd"/>
-      <w:r>
-        <w:rPr>
-          <w:rFonts w:ascii="Times New Roman" w:hAnsi="Times New Roman" w:cs="Times New Roman"/>
-          <w:sz w:val="24"/>
-          <w:szCs w:val="24"/>
-          <w:lang w:val="pt-PT"/>
-        </w:rPr>
-        <w:t>/</w:t>
-      </w:r>
-    </w:p>
-    <w:p>
-      <w:pPr>
-        <w:rPr>
-          <w:rFonts w:ascii="Times New Roman" w:hAnsi="Times New Roman" w:cs="Times New Roman"/>
-          <w:sz w:val="24"/>
-          <w:szCs w:val="24"/>
-          <w:lang w:val="pt-PT"/>
-        </w:rPr>
-      </w:pPr>
-      <w:r>
-        <w:rPr>
-          <w:rFonts w:ascii="Times New Roman" w:hAnsi="Times New Roman" w:cs="Times New Roman"/>
-          <w:sz w:val="24"/>
-          <w:szCs w:val="24"/>
-          <w:lang w:val="pt-PT"/>
-        </w:rPr>
-        <w:t xml:space="preserve">    ├── 01_schema.sql</w:t>
-      </w:r>
-    </w:p>
-    <w:p>
-      <w:pPr>
-        <w:rPr>
-          <w:rFonts w:ascii="Times New Roman" w:hAnsi="Times New Roman" w:cs="Times New Roman"/>
-          <w:sz w:val="24"/>
-          <w:szCs w:val="24"/>
-          <w:lang w:val="pt-PT"/>
-        </w:rPr>
-      </w:pPr>
-      <w:r>
-        <w:rPr>
-          <w:rFonts w:ascii="Times New Roman" w:hAnsi="Times New Roman" w:cs="Times New Roman"/>
-          <w:sz w:val="24"/>
-          <w:szCs w:val="24"/>
-          <w:lang w:val="pt-PT"/>
-        </w:rPr>
-        <w:t xml:space="preserve">    ├── 02_queries.sql</w:t>
-      </w:r>
-    </w:p>
-    <w:p>
-      <w:pPr>
-        <w:rPr>
-          <w:rFonts w:ascii="Times New Roman" w:hAnsi="Times New Roman" w:cs="Times New Roman"/>
-          <w:sz w:val="24"/>
-          <w:szCs w:val="24"/>
-          <w:lang w:val="pt-PT"/>
-        </w:rPr>
-      </w:pPr>
-      <w:r>
-        <w:rPr>
-          <w:rFonts w:ascii="Times New Roman" w:hAnsi="Times New Roman" w:cs="Times New Roman"/>
-          <w:sz w:val="24"/>
-          <w:szCs w:val="24"/>
-          <w:lang w:val="pt-PT"/>
-        </w:rPr>
-        <w:t xml:space="preserve">    └── 03_dados_exemplo.sql</w:t>
-      </w:r>
-    </w:p>
-    <w:p>
-      <w:pPr>
-        <w:pStyle w:val="Ttulo1"/>
-        <w:rPr>
-          <w:rFonts w:ascii="Times New Roman" w:hAnsi="Times New Roman" w:cs="Times New Roman"/>
-          <w:sz w:val="24"/>
-          <w:szCs w:val="24"/>
-          <w:lang w:val="pt-PT"/>
-        </w:rPr>
-      </w:pPr>
-      <w:r>
-        <w:rPr>
-          <w:rFonts w:ascii="Times New Roman" w:hAnsi="Times New Roman" w:cs="Times New Roman"/>
-          <w:sz w:val="24"/>
-          <w:szCs w:val="24"/>
-          <w:lang w:val="pt-PT"/>
-        </w:rPr>
-        <w:t>13. Roteiro resumido para o vídeo (5–10 minutos)</w:t>
-      </w:r>
-    </w:p>
-    <w:p>
-      <w:pPr>
         <w:pStyle w:val="Listanumerada"/>
-        <w:rPr>
-          <w:rFonts w:ascii="Times New Roman" w:hAnsi="Times New Roman" w:cs="Times New Roman"/>
-          <w:sz w:val="24"/>
-          <w:szCs w:val="24"/>
-          <w:lang w:val="pt-PT"/>
-        </w:rPr>
-      </w:pPr>
-      <w:r>
-        <w:rPr>
-          <w:rFonts w:ascii="Times New Roman" w:hAnsi="Times New Roman" w:cs="Times New Roman"/>
-          <w:sz w:val="24"/>
-          <w:szCs w:val="24"/>
-          <w:lang w:val="pt-PT"/>
-        </w:rPr>
-        <w:t>Apresentar o problema da folha não normalizada e os grupos repetitivos.</w:t>
-      </w:r>
-    </w:p>
-    <w:p>
-      <w:pPr>
-        <w:pStyle w:val="Listanumerada"/>
-        <w:rPr>
-          <w:rFonts w:ascii="Times New Roman" w:hAnsi="Times New Roman" w:cs="Times New Roman"/>
-          <w:sz w:val="24"/>
-          <w:szCs w:val="24"/>
-          <w:lang w:val="pt-PT"/>
-        </w:rPr>
-      </w:pPr>
-      <w:r>
-        <w:rPr>
-          <w:rFonts w:ascii="Times New Roman" w:hAnsi="Times New Roman" w:cs="Times New Roman"/>
-          <w:sz w:val="24"/>
-          <w:szCs w:val="24"/>
-          <w:lang w:val="pt-PT"/>
-        </w:rPr>
-        <w:t>Explicar a 1FN: atomicidade e separação inicial de filhos e telefones.</w:t>
-      </w:r>
-    </w:p>
-    <w:p>
-      <w:pPr>
-        <w:pStyle w:val="Listanumerada"/>
-        <w:rPr>
-          <w:rFonts w:ascii="Times New Roman" w:hAnsi="Times New Roman" w:cs="Times New Roman"/>
-          <w:sz w:val="24"/>
-          <w:szCs w:val="24"/>
-          <w:lang w:val="pt-PT"/>
-        </w:rPr>
-      </w:pPr>
-      <w:r>
-        <w:rPr>
-          <w:rFonts w:ascii="Times New Roman" w:hAnsi="Times New Roman" w:cs="Times New Roman"/>
-          <w:sz w:val="24"/>
-          <w:szCs w:val="24"/>
-          <w:lang w:val="pt-PT"/>
-        </w:rPr>
-        <w:t>Explicar a 2FN: dependências parciais e separação dos dados que dependem do funcionário.</w:t>
-      </w:r>
-    </w:p>
-    <w:p>
-      <w:pPr>
-        <w:pStyle w:val="Listanumerada"/>
-        <w:rPr>
-          <w:rFonts w:ascii="Times New Roman" w:hAnsi="Times New Roman" w:cs="Times New Roman"/>
-          <w:sz w:val="24"/>
-          <w:szCs w:val="24"/>
-          <w:lang w:val="pt-PT"/>
-        </w:rPr>
-      </w:pPr>
-      <w:r>
-        <w:rPr>
-          <w:rFonts w:ascii="Times New Roman" w:hAnsi="Times New Roman" w:cs="Times New Roman"/>
-          <w:sz w:val="24"/>
-          <w:szCs w:val="24"/>
-          <w:lang w:val="pt-PT"/>
-        </w:rPr>
-        <w:t>Explicar a 3FN: cargos, funções e hierarquia geográfica.</w:t>
-      </w:r>
-    </w:p>
-    <w:p>
-      <w:pPr>
-        <w:pStyle w:val="Listanumerada"/>
-        <w:rPr>
-          <w:rFonts w:ascii="Times New Roman" w:hAnsi="Times New Roman" w:cs="Times New Roman"/>
-          <w:sz w:val="24"/>
-          <w:szCs w:val="24"/>
-          <w:lang w:val="pt-PT"/>
-        </w:rPr>
-      </w:pPr>
-      <w:r>
-        <w:rPr>
-          <w:rFonts w:ascii="Times New Roman" w:hAnsi="Times New Roman" w:cs="Times New Roman"/>
-          <w:sz w:val="24"/>
-          <w:szCs w:val="24"/>
-          <w:lang w:val="pt-PT"/>
-        </w:rPr>
-        <w:t xml:space="preserve">Explicar a 4FN: dependências </w:t>
-      </w:r>
-      <w:proofErr w:type="spellStart"/>
-      <w:r>
-        <w:rPr>
-          <w:rFonts w:ascii="Times New Roman" w:hAnsi="Times New Roman" w:cs="Times New Roman"/>
-          <w:sz w:val="24"/>
-          <w:szCs w:val="24"/>
-          <w:lang w:val="pt-PT"/>
-        </w:rPr>
-        <w:t>multivaloradas</w:t>
-      </w:r>
-      <w:proofErr w:type="spellEnd"/>
-      <w:r>
-        <w:rPr>
-          <w:rFonts w:ascii="Times New Roman" w:hAnsi="Times New Roman" w:cs="Times New Roman"/>
-          <w:sz w:val="24"/>
-          <w:szCs w:val="24"/>
-          <w:lang w:val="pt-PT"/>
-        </w:rPr>
-        <w:t xml:space="preserve"> independentes entre filhos e telefones.</w:t>
-      </w:r>
-    </w:p>
-    <w:p>
-      <w:pPr>
-        <w:pStyle w:val="Listanumerada"/>
-        <w:rPr>
-          <w:rFonts w:ascii="Times New Roman" w:hAnsi="Times New Roman" w:cs="Times New Roman"/>
-          <w:sz w:val="24"/>
-          <w:szCs w:val="24"/>
-          <w:lang w:val="pt-PT"/>
-        </w:rPr>
-      </w:pPr>
-      <w:r>
-        <w:rPr>
-          <w:rFonts w:ascii="Times New Roman" w:hAnsi="Times New Roman" w:cs="Times New Roman"/>
-          <w:sz w:val="24"/>
-          <w:szCs w:val="24"/>
-          <w:lang w:val="pt-PT"/>
-        </w:rPr>
-        <w:t>Mostrar o MER e as cardinalidades.</w:t>
-      </w:r>
-    </w:p>
-    <w:p>
-      <w:pPr>
-        <w:pStyle w:val="Listanumerada"/>
-        <w:rPr>
-          <w:rFonts w:ascii="Times New Roman" w:hAnsi="Times New Roman" w:cs="Times New Roman"/>
-          <w:sz w:val="24"/>
-          <w:szCs w:val="24"/>
-          <w:lang w:val="pt-PT"/>
-        </w:rPr>
-      </w:pPr>
-      <w:r>
-        <w:rPr>
-          <w:rFonts w:ascii="Times New Roman" w:hAnsi="Times New Roman" w:cs="Times New Roman"/>
-          <w:sz w:val="24"/>
-          <w:szCs w:val="24"/>
-          <w:lang w:val="pt-PT"/>
-        </w:rPr>
-        <w:t>Executar o script SQL e apresentar pelo menos três consultas JOIN.</w:t>
-      </w:r>
-    </w:p>
-    <w:p>
-      <w:pPr>
-        <w:pStyle w:val="Listanumerada"/>
-        <w:rPr>
-          <w:rFonts w:ascii="Times New Roman" w:hAnsi="Times New Roman" w:cs="Times New Roman"/>
-          <w:sz w:val="24"/>
-          <w:szCs w:val="24"/>
-          <w:lang w:val="pt-PT"/>
-        </w:rPr>
-      </w:pPr>
-      <w:r>
-        <w:rPr>
-          <w:rFonts w:ascii="Times New Roman" w:hAnsi="Times New Roman" w:cs="Times New Roman"/>
-          <w:sz w:val="24"/>
-          <w:szCs w:val="24"/>
-          <w:lang w:val="pt-PT"/>
-        </w:rPr>
-        <w:t>Concluir mostrando como o esquema final reduz redundância e anomalias.</w:t>
-      </w:r>
+        <w:numPr>
+          <w:ilvl w:val="0"/>
+          <w:numId w:val="0"/>
+        </w:numPr>
+        <w:spacing w:line="360" w:lineRule="auto"/>
+        <w:ind w:left="360" w:hanging="360"/>
+        <w:jc w:val="both"/>
+        <w:rPr>
+          <w:rFonts w:ascii="Times New Roman" w:hAnsi="Times New Roman" w:cs="Times New Roman"/>
+          <w:sz w:val="24"/>
+          <w:szCs w:val="24"/>
+          <w:lang w:val="pt-PT"/>
+        </w:rPr>
+      </w:pPr>
     </w:p>
     <w:sectPr>
       <w:pgSz w:w="12240" w:h="15840"/>
@@ -5402,6 +5390,232 @@
     </w:lvl>
   </w:abstractNum>
   <w:abstractNum w:abstractNumId="9" w15:restartNumberingAfterBreak="0">
+    <w:nsid w:val="15587469"/>
+    <w:multiLevelType w:val="hybridMultilevel"/>
+    <w:tmpl w:val="47BA17EC"/>
+    <w:lvl w:ilvl="0" w:tplc="20000001">
+      <w:start w:val="1"/>
+      <w:numFmt w:val="bullet"/>
+      <w:lvlText w:val=""/>
+      <w:lvlJc w:val="left"/>
+      <w:pPr>
+        <w:ind w:left="720" w:hanging="360"/>
+      </w:pPr>
+      <w:rPr>
+        <w:rFonts w:ascii="Symbol" w:hAnsi="Symbol" w:hint="default"/>
+      </w:rPr>
+    </w:lvl>
+    <w:lvl w:ilvl="1" w:tplc="20000003" w:tentative="1">
+      <w:start w:val="1"/>
+      <w:numFmt w:val="bullet"/>
+      <w:lvlText w:val="o"/>
+      <w:lvlJc w:val="left"/>
+      <w:pPr>
+        <w:ind w:left="1440" w:hanging="360"/>
+      </w:pPr>
+      <w:rPr>
+        <w:rFonts w:ascii="Courier New" w:hAnsi="Courier New" w:cs="Courier New" w:hint="default"/>
+      </w:rPr>
+    </w:lvl>
+    <w:lvl w:ilvl="2" w:tplc="20000005" w:tentative="1">
+      <w:start w:val="1"/>
+      <w:numFmt w:val="bullet"/>
+      <w:lvlText w:val=""/>
+      <w:lvlJc w:val="left"/>
+      <w:pPr>
+        <w:ind w:left="2160" w:hanging="360"/>
+      </w:pPr>
+      <w:rPr>
+        <w:rFonts w:ascii="Wingdings" w:hAnsi="Wingdings" w:hint="default"/>
+      </w:rPr>
+    </w:lvl>
+    <w:lvl w:ilvl="3" w:tplc="20000001" w:tentative="1">
+      <w:start w:val="1"/>
+      <w:numFmt w:val="bullet"/>
+      <w:lvlText w:val=""/>
+      <w:lvlJc w:val="left"/>
+      <w:pPr>
+        <w:ind w:left="2880" w:hanging="360"/>
+      </w:pPr>
+      <w:rPr>
+        <w:rFonts w:ascii="Symbol" w:hAnsi="Symbol" w:hint="default"/>
+      </w:rPr>
+    </w:lvl>
+    <w:lvl w:ilvl="4" w:tplc="20000003" w:tentative="1">
+      <w:start w:val="1"/>
+      <w:numFmt w:val="bullet"/>
+      <w:lvlText w:val="o"/>
+      <w:lvlJc w:val="left"/>
+      <w:pPr>
+        <w:ind w:left="3600" w:hanging="360"/>
+      </w:pPr>
+      <w:rPr>
+        <w:rFonts w:ascii="Courier New" w:hAnsi="Courier New" w:cs="Courier New" w:hint="default"/>
+      </w:rPr>
+    </w:lvl>
+    <w:lvl w:ilvl="5" w:tplc="20000005" w:tentative="1">
+      <w:start w:val="1"/>
+      <w:numFmt w:val="bullet"/>
+      <w:lvlText w:val=""/>
+      <w:lvlJc w:val="left"/>
+      <w:pPr>
+        <w:ind w:left="4320" w:hanging="360"/>
+      </w:pPr>
+      <w:rPr>
+        <w:rFonts w:ascii="Wingdings" w:hAnsi="Wingdings" w:hint="default"/>
+      </w:rPr>
+    </w:lvl>
+    <w:lvl w:ilvl="6" w:tplc="20000001" w:tentative="1">
+      <w:start w:val="1"/>
+      <w:numFmt w:val="bullet"/>
+      <w:lvlText w:val=""/>
+      <w:lvlJc w:val="left"/>
+      <w:pPr>
+        <w:ind w:left="5040" w:hanging="360"/>
+      </w:pPr>
+      <w:rPr>
+        <w:rFonts w:ascii="Symbol" w:hAnsi="Symbol" w:hint="default"/>
+      </w:rPr>
+    </w:lvl>
+    <w:lvl w:ilvl="7" w:tplc="20000003" w:tentative="1">
+      <w:start w:val="1"/>
+      <w:numFmt w:val="bullet"/>
+      <w:lvlText w:val="o"/>
+      <w:lvlJc w:val="left"/>
+      <w:pPr>
+        <w:ind w:left="5760" w:hanging="360"/>
+      </w:pPr>
+      <w:rPr>
+        <w:rFonts w:ascii="Courier New" w:hAnsi="Courier New" w:cs="Courier New" w:hint="default"/>
+      </w:rPr>
+    </w:lvl>
+    <w:lvl w:ilvl="8" w:tplc="20000005" w:tentative="1">
+      <w:start w:val="1"/>
+      <w:numFmt w:val="bullet"/>
+      <w:lvlText w:val=""/>
+      <w:lvlJc w:val="left"/>
+      <w:pPr>
+        <w:ind w:left="6480" w:hanging="360"/>
+      </w:pPr>
+      <w:rPr>
+        <w:rFonts w:ascii="Wingdings" w:hAnsi="Wingdings" w:hint="default"/>
+      </w:rPr>
+    </w:lvl>
+  </w:abstractNum>
+  <w:abstractNum w:abstractNumId="10" w15:restartNumberingAfterBreak="0">
+    <w:nsid w:val="1DCB3A86"/>
+    <w:multiLevelType w:val="hybridMultilevel"/>
+    <w:tmpl w:val="B9082208"/>
+    <w:lvl w:ilvl="0" w:tplc="20000001">
+      <w:start w:val="1"/>
+      <w:numFmt w:val="bullet"/>
+      <w:lvlText w:val=""/>
+      <w:lvlJc w:val="left"/>
+      <w:pPr>
+        <w:ind w:left="720" w:hanging="360"/>
+      </w:pPr>
+      <w:rPr>
+        <w:rFonts w:ascii="Symbol" w:hAnsi="Symbol" w:hint="default"/>
+      </w:rPr>
+    </w:lvl>
+    <w:lvl w:ilvl="1" w:tplc="20000003" w:tentative="1">
+      <w:start w:val="1"/>
+      <w:numFmt w:val="bullet"/>
+      <w:lvlText w:val="o"/>
+      <w:lvlJc w:val="left"/>
+      <w:pPr>
+        <w:ind w:left="1440" w:hanging="360"/>
+      </w:pPr>
+      <w:rPr>
+        <w:rFonts w:ascii="Courier New" w:hAnsi="Courier New" w:cs="Courier New" w:hint="default"/>
+      </w:rPr>
+    </w:lvl>
+    <w:lvl w:ilvl="2" w:tplc="20000005" w:tentative="1">
+      <w:start w:val="1"/>
+      <w:numFmt w:val="bullet"/>
+      <w:lvlText w:val=""/>
+      <w:lvlJc w:val="left"/>
+      <w:pPr>
+        <w:ind w:left="2160" w:hanging="360"/>
+      </w:pPr>
+      <w:rPr>
+        <w:rFonts w:ascii="Wingdings" w:hAnsi="Wingdings" w:hint="default"/>
+      </w:rPr>
+    </w:lvl>
+    <w:lvl w:ilvl="3" w:tplc="20000001" w:tentative="1">
+      <w:start w:val="1"/>
+      <w:numFmt w:val="bullet"/>
+      <w:lvlText w:val=""/>
+      <w:lvlJc w:val="left"/>
+      <w:pPr>
+        <w:ind w:left="2880" w:hanging="360"/>
+      </w:pPr>
+      <w:rPr>
+        <w:rFonts w:ascii="Symbol" w:hAnsi="Symbol" w:hint="default"/>
+      </w:rPr>
+    </w:lvl>
+    <w:lvl w:ilvl="4" w:tplc="20000003" w:tentative="1">
+      <w:start w:val="1"/>
+      <w:numFmt w:val="bullet"/>
+      <w:lvlText w:val="o"/>
+      <w:lvlJc w:val="left"/>
+      <w:pPr>
+        <w:ind w:left="3600" w:hanging="360"/>
+      </w:pPr>
+      <w:rPr>
+        <w:rFonts w:ascii="Courier New" w:hAnsi="Courier New" w:cs="Courier New" w:hint="default"/>
+      </w:rPr>
+    </w:lvl>
+    <w:lvl w:ilvl="5" w:tplc="20000005" w:tentative="1">
+      <w:start w:val="1"/>
+      <w:numFmt w:val="bullet"/>
+      <w:lvlText w:val=""/>
+      <w:lvlJc w:val="left"/>
+      <w:pPr>
+        <w:ind w:left="4320" w:hanging="360"/>
+      </w:pPr>
+      <w:rPr>
+        <w:rFonts w:ascii="Wingdings" w:hAnsi="Wingdings" w:hint="default"/>
+      </w:rPr>
+    </w:lvl>
+    <w:lvl w:ilvl="6" w:tplc="20000001" w:tentative="1">
+      <w:start w:val="1"/>
+      <w:numFmt w:val="bullet"/>
+      <w:lvlText w:val=""/>
+      <w:lvlJc w:val="left"/>
+      <w:pPr>
+        <w:ind w:left="5040" w:hanging="360"/>
+      </w:pPr>
+      <w:rPr>
+        <w:rFonts w:ascii="Symbol" w:hAnsi="Symbol" w:hint="default"/>
+      </w:rPr>
+    </w:lvl>
+    <w:lvl w:ilvl="7" w:tplc="20000003" w:tentative="1">
+      <w:start w:val="1"/>
+      <w:numFmt w:val="bullet"/>
+      <w:lvlText w:val="o"/>
+      <w:lvlJc w:val="left"/>
+      <w:pPr>
+        <w:ind w:left="5760" w:hanging="360"/>
+      </w:pPr>
+      <w:rPr>
+        <w:rFonts w:ascii="Courier New" w:hAnsi="Courier New" w:cs="Courier New" w:hint="default"/>
+      </w:rPr>
+    </w:lvl>
+    <w:lvl w:ilvl="8" w:tplc="20000005" w:tentative="1">
+      <w:start w:val="1"/>
+      <w:numFmt w:val="bullet"/>
+      <w:lvlText w:val=""/>
+      <w:lvlJc w:val="left"/>
+      <w:pPr>
+        <w:ind w:left="6480" w:hanging="360"/>
+      </w:pPr>
+      <w:rPr>
+        <w:rFonts w:ascii="Wingdings" w:hAnsi="Wingdings" w:hint="default"/>
+      </w:rPr>
+    </w:lvl>
+  </w:abstractNum>
+  <w:abstractNum w:abstractNumId="11" w15:restartNumberingAfterBreak="0">
     <w:nsid w:val="38E27842"/>
     <w:multiLevelType w:val="hybridMultilevel"/>
     <w:tmpl w:val="945AC350"/>
@@ -5514,10 +5728,575 @@
       </w:rPr>
     </w:lvl>
   </w:abstractNum>
-  <w:abstractNum w:abstractNumId="10" w15:restartNumberingAfterBreak="0">
+  <w:abstractNum w:abstractNumId="12" w15:restartNumberingAfterBreak="0">
+    <w:nsid w:val="413C567D"/>
+    <w:multiLevelType w:val="hybridMultilevel"/>
+    <w:tmpl w:val="8B8C0E1E"/>
+    <w:lvl w:ilvl="0" w:tplc="20000001">
+      <w:start w:val="1"/>
+      <w:numFmt w:val="bullet"/>
+      <w:lvlText w:val=""/>
+      <w:lvlJc w:val="left"/>
+      <w:pPr>
+        <w:ind w:left="720" w:hanging="360"/>
+      </w:pPr>
+      <w:rPr>
+        <w:rFonts w:ascii="Symbol" w:hAnsi="Symbol" w:hint="default"/>
+      </w:rPr>
+    </w:lvl>
+    <w:lvl w:ilvl="1" w:tplc="20000003" w:tentative="1">
+      <w:start w:val="1"/>
+      <w:numFmt w:val="bullet"/>
+      <w:lvlText w:val="o"/>
+      <w:lvlJc w:val="left"/>
+      <w:pPr>
+        <w:ind w:left="1440" w:hanging="360"/>
+      </w:pPr>
+      <w:rPr>
+        <w:rFonts w:ascii="Courier New" w:hAnsi="Courier New" w:cs="Courier New" w:hint="default"/>
+      </w:rPr>
+    </w:lvl>
+    <w:lvl w:ilvl="2" w:tplc="20000005" w:tentative="1">
+      <w:start w:val="1"/>
+      <w:numFmt w:val="bullet"/>
+      <w:lvlText w:val=""/>
+      <w:lvlJc w:val="left"/>
+      <w:pPr>
+        <w:ind w:left="2160" w:hanging="360"/>
+      </w:pPr>
+      <w:rPr>
+        <w:rFonts w:ascii="Wingdings" w:hAnsi="Wingdings" w:hint="default"/>
+      </w:rPr>
+    </w:lvl>
+    <w:lvl w:ilvl="3" w:tplc="20000001" w:tentative="1">
+      <w:start w:val="1"/>
+      <w:numFmt w:val="bullet"/>
+      <w:lvlText w:val=""/>
+      <w:lvlJc w:val="left"/>
+      <w:pPr>
+        <w:ind w:left="2880" w:hanging="360"/>
+      </w:pPr>
+      <w:rPr>
+        <w:rFonts w:ascii="Symbol" w:hAnsi="Symbol" w:hint="default"/>
+      </w:rPr>
+    </w:lvl>
+    <w:lvl w:ilvl="4" w:tplc="20000003" w:tentative="1">
+      <w:start w:val="1"/>
+      <w:numFmt w:val="bullet"/>
+      <w:lvlText w:val="o"/>
+      <w:lvlJc w:val="left"/>
+      <w:pPr>
+        <w:ind w:left="3600" w:hanging="360"/>
+      </w:pPr>
+      <w:rPr>
+        <w:rFonts w:ascii="Courier New" w:hAnsi="Courier New" w:cs="Courier New" w:hint="default"/>
+      </w:rPr>
+    </w:lvl>
+    <w:lvl w:ilvl="5" w:tplc="20000005" w:tentative="1">
+      <w:start w:val="1"/>
+      <w:numFmt w:val="bullet"/>
+      <w:lvlText w:val=""/>
+      <w:lvlJc w:val="left"/>
+      <w:pPr>
+        <w:ind w:left="4320" w:hanging="360"/>
+      </w:pPr>
+      <w:rPr>
+        <w:rFonts w:ascii="Wingdings" w:hAnsi="Wingdings" w:hint="default"/>
+      </w:rPr>
+    </w:lvl>
+    <w:lvl w:ilvl="6" w:tplc="20000001" w:tentative="1">
+      <w:start w:val="1"/>
+      <w:numFmt w:val="bullet"/>
+      <w:lvlText w:val=""/>
+      <w:lvlJc w:val="left"/>
+      <w:pPr>
+        <w:ind w:left="5040" w:hanging="360"/>
+      </w:pPr>
+      <w:rPr>
+        <w:rFonts w:ascii="Symbol" w:hAnsi="Symbol" w:hint="default"/>
+      </w:rPr>
+    </w:lvl>
+    <w:lvl w:ilvl="7" w:tplc="20000003" w:tentative="1">
+      <w:start w:val="1"/>
+      <w:numFmt w:val="bullet"/>
+      <w:lvlText w:val="o"/>
+      <w:lvlJc w:val="left"/>
+      <w:pPr>
+        <w:ind w:left="5760" w:hanging="360"/>
+      </w:pPr>
+      <w:rPr>
+        <w:rFonts w:ascii="Courier New" w:hAnsi="Courier New" w:cs="Courier New" w:hint="default"/>
+      </w:rPr>
+    </w:lvl>
+    <w:lvl w:ilvl="8" w:tplc="20000005" w:tentative="1">
+      <w:start w:val="1"/>
+      <w:numFmt w:val="bullet"/>
+      <w:lvlText w:val=""/>
+      <w:lvlJc w:val="left"/>
+      <w:pPr>
+        <w:ind w:left="6480" w:hanging="360"/>
+      </w:pPr>
+      <w:rPr>
+        <w:rFonts w:ascii="Wingdings" w:hAnsi="Wingdings" w:hint="default"/>
+      </w:rPr>
+    </w:lvl>
+  </w:abstractNum>
+  <w:abstractNum w:abstractNumId="13" w15:restartNumberingAfterBreak="0">
+    <w:nsid w:val="4F344D40"/>
+    <w:multiLevelType w:val="hybridMultilevel"/>
+    <w:tmpl w:val="CA081E78"/>
+    <w:lvl w:ilvl="0" w:tplc="20000001">
+      <w:start w:val="1"/>
+      <w:numFmt w:val="bullet"/>
+      <w:lvlText w:val=""/>
+      <w:lvlJc w:val="left"/>
+      <w:pPr>
+        <w:ind w:left="720" w:hanging="360"/>
+      </w:pPr>
+      <w:rPr>
+        <w:rFonts w:ascii="Symbol" w:hAnsi="Symbol" w:hint="default"/>
+      </w:rPr>
+    </w:lvl>
+    <w:lvl w:ilvl="1" w:tplc="20000003" w:tentative="1">
+      <w:start w:val="1"/>
+      <w:numFmt w:val="bullet"/>
+      <w:lvlText w:val="o"/>
+      <w:lvlJc w:val="left"/>
+      <w:pPr>
+        <w:ind w:left="1440" w:hanging="360"/>
+      </w:pPr>
+      <w:rPr>
+        <w:rFonts w:ascii="Courier New" w:hAnsi="Courier New" w:cs="Courier New" w:hint="default"/>
+      </w:rPr>
+    </w:lvl>
+    <w:lvl w:ilvl="2" w:tplc="20000005" w:tentative="1">
+      <w:start w:val="1"/>
+      <w:numFmt w:val="bullet"/>
+      <w:lvlText w:val=""/>
+      <w:lvlJc w:val="left"/>
+      <w:pPr>
+        <w:ind w:left="2160" w:hanging="360"/>
+      </w:pPr>
+      <w:rPr>
+        <w:rFonts w:ascii="Wingdings" w:hAnsi="Wingdings" w:hint="default"/>
+      </w:rPr>
+    </w:lvl>
+    <w:lvl w:ilvl="3" w:tplc="20000001" w:tentative="1">
+      <w:start w:val="1"/>
+      <w:numFmt w:val="bullet"/>
+      <w:lvlText w:val=""/>
+      <w:lvlJc w:val="left"/>
+      <w:pPr>
+        <w:ind w:left="2880" w:hanging="360"/>
+      </w:pPr>
+      <w:rPr>
+        <w:rFonts w:ascii="Symbol" w:hAnsi="Symbol" w:hint="default"/>
+      </w:rPr>
+    </w:lvl>
+    <w:lvl w:ilvl="4" w:tplc="20000003" w:tentative="1">
+      <w:start w:val="1"/>
+      <w:numFmt w:val="bullet"/>
+      <w:lvlText w:val="o"/>
+      <w:lvlJc w:val="left"/>
+      <w:pPr>
+        <w:ind w:left="3600" w:hanging="360"/>
+      </w:pPr>
+      <w:rPr>
+        <w:rFonts w:ascii="Courier New" w:hAnsi="Courier New" w:cs="Courier New" w:hint="default"/>
+      </w:rPr>
+    </w:lvl>
+    <w:lvl w:ilvl="5" w:tplc="20000005" w:tentative="1">
+      <w:start w:val="1"/>
+      <w:numFmt w:val="bullet"/>
+      <w:lvlText w:val=""/>
+      <w:lvlJc w:val="left"/>
+      <w:pPr>
+        <w:ind w:left="4320" w:hanging="360"/>
+      </w:pPr>
+      <w:rPr>
+        <w:rFonts w:ascii="Wingdings" w:hAnsi="Wingdings" w:hint="default"/>
+      </w:rPr>
+    </w:lvl>
+    <w:lvl w:ilvl="6" w:tplc="20000001" w:tentative="1">
+      <w:start w:val="1"/>
+      <w:numFmt w:val="bullet"/>
+      <w:lvlText w:val=""/>
+      <w:lvlJc w:val="left"/>
+      <w:pPr>
+        <w:ind w:left="5040" w:hanging="360"/>
+      </w:pPr>
+      <w:rPr>
+        <w:rFonts w:ascii="Symbol" w:hAnsi="Symbol" w:hint="default"/>
+      </w:rPr>
+    </w:lvl>
+    <w:lvl w:ilvl="7" w:tplc="20000003" w:tentative="1">
+      <w:start w:val="1"/>
+      <w:numFmt w:val="bullet"/>
+      <w:lvlText w:val="o"/>
+      <w:lvlJc w:val="left"/>
+      <w:pPr>
+        <w:ind w:left="5760" w:hanging="360"/>
+      </w:pPr>
+      <w:rPr>
+        <w:rFonts w:ascii="Courier New" w:hAnsi="Courier New" w:cs="Courier New" w:hint="default"/>
+      </w:rPr>
+    </w:lvl>
+    <w:lvl w:ilvl="8" w:tplc="20000005" w:tentative="1">
+      <w:start w:val="1"/>
+      <w:numFmt w:val="bullet"/>
+      <w:lvlText w:val=""/>
+      <w:lvlJc w:val="left"/>
+      <w:pPr>
+        <w:ind w:left="6480" w:hanging="360"/>
+      </w:pPr>
+      <w:rPr>
+        <w:rFonts w:ascii="Wingdings" w:hAnsi="Wingdings" w:hint="default"/>
+      </w:rPr>
+    </w:lvl>
+  </w:abstractNum>
+  <w:abstractNum w:abstractNumId="14" w15:restartNumberingAfterBreak="0">
+    <w:nsid w:val="513071A9"/>
+    <w:multiLevelType w:val="hybridMultilevel"/>
+    <w:tmpl w:val="608AEE50"/>
+    <w:lvl w:ilvl="0" w:tplc="20000001">
+      <w:start w:val="1"/>
+      <w:numFmt w:val="bullet"/>
+      <w:lvlText w:val=""/>
+      <w:lvlJc w:val="left"/>
+      <w:pPr>
+        <w:ind w:left="1080" w:hanging="360"/>
+      </w:pPr>
+      <w:rPr>
+        <w:rFonts w:ascii="Symbol" w:hAnsi="Symbol" w:hint="default"/>
+      </w:rPr>
+    </w:lvl>
+    <w:lvl w:ilvl="1" w:tplc="20000003" w:tentative="1">
+      <w:start w:val="1"/>
+      <w:numFmt w:val="bullet"/>
+      <w:lvlText w:val="o"/>
+      <w:lvlJc w:val="left"/>
+      <w:pPr>
+        <w:ind w:left="1800" w:hanging="360"/>
+      </w:pPr>
+      <w:rPr>
+        <w:rFonts w:ascii="Courier New" w:hAnsi="Courier New" w:cs="Courier New" w:hint="default"/>
+      </w:rPr>
+    </w:lvl>
+    <w:lvl w:ilvl="2" w:tplc="20000005" w:tentative="1">
+      <w:start w:val="1"/>
+      <w:numFmt w:val="bullet"/>
+      <w:lvlText w:val=""/>
+      <w:lvlJc w:val="left"/>
+      <w:pPr>
+        <w:ind w:left="2520" w:hanging="360"/>
+      </w:pPr>
+      <w:rPr>
+        <w:rFonts w:ascii="Wingdings" w:hAnsi="Wingdings" w:hint="default"/>
+      </w:rPr>
+    </w:lvl>
+    <w:lvl w:ilvl="3" w:tplc="20000001" w:tentative="1">
+      <w:start w:val="1"/>
+      <w:numFmt w:val="bullet"/>
+      <w:lvlText w:val=""/>
+      <w:lvlJc w:val="left"/>
+      <w:pPr>
+        <w:ind w:left="3240" w:hanging="360"/>
+      </w:pPr>
+      <w:rPr>
+        <w:rFonts w:ascii="Symbol" w:hAnsi="Symbol" w:hint="default"/>
+      </w:rPr>
+    </w:lvl>
+    <w:lvl w:ilvl="4" w:tplc="20000003" w:tentative="1">
+      <w:start w:val="1"/>
+      <w:numFmt w:val="bullet"/>
+      <w:lvlText w:val="o"/>
+      <w:lvlJc w:val="left"/>
+      <w:pPr>
+        <w:ind w:left="3960" w:hanging="360"/>
+      </w:pPr>
+      <w:rPr>
+        <w:rFonts w:ascii="Courier New" w:hAnsi="Courier New" w:cs="Courier New" w:hint="default"/>
+      </w:rPr>
+    </w:lvl>
+    <w:lvl w:ilvl="5" w:tplc="20000005" w:tentative="1">
+      <w:start w:val="1"/>
+      <w:numFmt w:val="bullet"/>
+      <w:lvlText w:val=""/>
+      <w:lvlJc w:val="left"/>
+      <w:pPr>
+        <w:ind w:left="4680" w:hanging="360"/>
+      </w:pPr>
+      <w:rPr>
+        <w:rFonts w:ascii="Wingdings" w:hAnsi="Wingdings" w:hint="default"/>
+      </w:rPr>
+    </w:lvl>
+    <w:lvl w:ilvl="6" w:tplc="20000001" w:tentative="1">
+      <w:start w:val="1"/>
+      <w:numFmt w:val="bullet"/>
+      <w:lvlText w:val=""/>
+      <w:lvlJc w:val="left"/>
+      <w:pPr>
+        <w:ind w:left="5400" w:hanging="360"/>
+      </w:pPr>
+      <w:rPr>
+        <w:rFonts w:ascii="Symbol" w:hAnsi="Symbol" w:hint="default"/>
+      </w:rPr>
+    </w:lvl>
+    <w:lvl w:ilvl="7" w:tplc="20000003" w:tentative="1">
+      <w:start w:val="1"/>
+      <w:numFmt w:val="bullet"/>
+      <w:lvlText w:val="o"/>
+      <w:lvlJc w:val="left"/>
+      <w:pPr>
+        <w:ind w:left="6120" w:hanging="360"/>
+      </w:pPr>
+      <w:rPr>
+        <w:rFonts w:ascii="Courier New" w:hAnsi="Courier New" w:cs="Courier New" w:hint="default"/>
+      </w:rPr>
+    </w:lvl>
+    <w:lvl w:ilvl="8" w:tplc="20000005" w:tentative="1">
+      <w:start w:val="1"/>
+      <w:numFmt w:val="bullet"/>
+      <w:lvlText w:val=""/>
+      <w:lvlJc w:val="left"/>
+      <w:pPr>
+        <w:ind w:left="6840" w:hanging="360"/>
+      </w:pPr>
+      <w:rPr>
+        <w:rFonts w:ascii="Wingdings" w:hAnsi="Wingdings" w:hint="default"/>
+      </w:rPr>
+    </w:lvl>
+  </w:abstractNum>
+  <w:abstractNum w:abstractNumId="15" w15:restartNumberingAfterBreak="0">
     <w:nsid w:val="5F1A2FAD"/>
     <w:multiLevelType w:val="hybridMultilevel"/>
     <w:tmpl w:val="8F4CD6EC"/>
+    <w:lvl w:ilvl="0" w:tplc="20000001">
+      <w:start w:val="1"/>
+      <w:numFmt w:val="bullet"/>
+      <w:lvlText w:val=""/>
+      <w:lvlJc w:val="left"/>
+      <w:pPr>
+        <w:ind w:left="720" w:hanging="360"/>
+      </w:pPr>
+      <w:rPr>
+        <w:rFonts w:ascii="Symbol" w:hAnsi="Symbol" w:hint="default"/>
+      </w:rPr>
+    </w:lvl>
+    <w:lvl w:ilvl="1" w:tplc="20000003" w:tentative="1">
+      <w:start w:val="1"/>
+      <w:numFmt w:val="bullet"/>
+      <w:lvlText w:val="o"/>
+      <w:lvlJc w:val="left"/>
+      <w:pPr>
+        <w:ind w:left="1440" w:hanging="360"/>
+      </w:pPr>
+      <w:rPr>
+        <w:rFonts w:ascii="Courier New" w:hAnsi="Courier New" w:cs="Courier New" w:hint="default"/>
+      </w:rPr>
+    </w:lvl>
+    <w:lvl w:ilvl="2" w:tplc="20000005" w:tentative="1">
+      <w:start w:val="1"/>
+      <w:numFmt w:val="bullet"/>
+      <w:lvlText w:val=""/>
+      <w:lvlJc w:val="left"/>
+      <w:pPr>
+        <w:ind w:left="2160" w:hanging="360"/>
+      </w:pPr>
+      <w:rPr>
+        <w:rFonts w:ascii="Wingdings" w:hAnsi="Wingdings" w:hint="default"/>
+      </w:rPr>
+    </w:lvl>
+    <w:lvl w:ilvl="3" w:tplc="20000001" w:tentative="1">
+      <w:start w:val="1"/>
+      <w:numFmt w:val="bullet"/>
+      <w:lvlText w:val=""/>
+      <w:lvlJc w:val="left"/>
+      <w:pPr>
+        <w:ind w:left="2880" w:hanging="360"/>
+      </w:pPr>
+      <w:rPr>
+        <w:rFonts w:ascii="Symbol" w:hAnsi="Symbol" w:hint="default"/>
+      </w:rPr>
+    </w:lvl>
+    <w:lvl w:ilvl="4" w:tplc="20000003" w:tentative="1">
+      <w:start w:val="1"/>
+      <w:numFmt w:val="bullet"/>
+      <w:lvlText w:val="o"/>
+      <w:lvlJc w:val="left"/>
+      <w:pPr>
+        <w:ind w:left="3600" w:hanging="360"/>
+      </w:pPr>
+      <w:rPr>
+        <w:rFonts w:ascii="Courier New" w:hAnsi="Courier New" w:cs="Courier New" w:hint="default"/>
+      </w:rPr>
+    </w:lvl>
+    <w:lvl w:ilvl="5" w:tplc="20000005" w:tentative="1">
+      <w:start w:val="1"/>
+      <w:numFmt w:val="bullet"/>
+      <w:lvlText w:val=""/>
+      <w:lvlJc w:val="left"/>
+      <w:pPr>
+        <w:ind w:left="4320" w:hanging="360"/>
+      </w:pPr>
+      <w:rPr>
+        <w:rFonts w:ascii="Wingdings" w:hAnsi="Wingdings" w:hint="default"/>
+      </w:rPr>
+    </w:lvl>
+    <w:lvl w:ilvl="6" w:tplc="20000001" w:tentative="1">
+      <w:start w:val="1"/>
+      <w:numFmt w:val="bullet"/>
+      <w:lvlText w:val=""/>
+      <w:lvlJc w:val="left"/>
+      <w:pPr>
+        <w:ind w:left="5040" w:hanging="360"/>
+      </w:pPr>
+      <w:rPr>
+        <w:rFonts w:ascii="Symbol" w:hAnsi="Symbol" w:hint="default"/>
+      </w:rPr>
+    </w:lvl>
+    <w:lvl w:ilvl="7" w:tplc="20000003" w:tentative="1">
+      <w:start w:val="1"/>
+      <w:numFmt w:val="bullet"/>
+      <w:lvlText w:val="o"/>
+      <w:lvlJc w:val="left"/>
+      <w:pPr>
+        <w:ind w:left="5760" w:hanging="360"/>
+      </w:pPr>
+      <w:rPr>
+        <w:rFonts w:ascii="Courier New" w:hAnsi="Courier New" w:cs="Courier New" w:hint="default"/>
+      </w:rPr>
+    </w:lvl>
+    <w:lvl w:ilvl="8" w:tplc="20000005" w:tentative="1">
+      <w:start w:val="1"/>
+      <w:numFmt w:val="bullet"/>
+      <w:lvlText w:val=""/>
+      <w:lvlJc w:val="left"/>
+      <w:pPr>
+        <w:ind w:left="6480" w:hanging="360"/>
+      </w:pPr>
+      <w:rPr>
+        <w:rFonts w:ascii="Wingdings" w:hAnsi="Wingdings" w:hint="default"/>
+      </w:rPr>
+    </w:lvl>
+  </w:abstractNum>
+  <w:abstractNum w:abstractNumId="16" w15:restartNumberingAfterBreak="0">
+    <w:nsid w:val="70FD644A"/>
+    <w:multiLevelType w:val="hybridMultilevel"/>
+    <w:tmpl w:val="5FB06AFE"/>
+    <w:lvl w:ilvl="0" w:tplc="20000001">
+      <w:start w:val="1"/>
+      <w:numFmt w:val="bullet"/>
+      <w:lvlText w:val=""/>
+      <w:lvlJc w:val="left"/>
+      <w:pPr>
+        <w:ind w:left="720" w:hanging="360"/>
+      </w:pPr>
+      <w:rPr>
+        <w:rFonts w:ascii="Symbol" w:hAnsi="Symbol" w:hint="default"/>
+      </w:rPr>
+    </w:lvl>
+    <w:lvl w:ilvl="1" w:tplc="20000003" w:tentative="1">
+      <w:start w:val="1"/>
+      <w:numFmt w:val="bullet"/>
+      <w:lvlText w:val="o"/>
+      <w:lvlJc w:val="left"/>
+      <w:pPr>
+        <w:ind w:left="1440" w:hanging="360"/>
+      </w:pPr>
+      <w:rPr>
+        <w:rFonts w:ascii="Courier New" w:hAnsi="Courier New" w:cs="Courier New" w:hint="default"/>
+      </w:rPr>
+    </w:lvl>
+    <w:lvl w:ilvl="2" w:tplc="20000005" w:tentative="1">
+      <w:start w:val="1"/>
+      <w:numFmt w:val="bullet"/>
+      <w:lvlText w:val=""/>
+      <w:lvlJc w:val="left"/>
+      <w:pPr>
+        <w:ind w:left="2160" w:hanging="360"/>
+      </w:pPr>
+      <w:rPr>
+        <w:rFonts w:ascii="Wingdings" w:hAnsi="Wingdings" w:hint="default"/>
+      </w:rPr>
+    </w:lvl>
+    <w:lvl w:ilvl="3" w:tplc="20000001" w:tentative="1">
+      <w:start w:val="1"/>
+      <w:numFmt w:val="bullet"/>
+      <w:lvlText w:val=""/>
+      <w:lvlJc w:val="left"/>
+      <w:pPr>
+        <w:ind w:left="2880" w:hanging="360"/>
+      </w:pPr>
+      <w:rPr>
+        <w:rFonts w:ascii="Symbol" w:hAnsi="Symbol" w:hint="default"/>
+      </w:rPr>
+    </w:lvl>
+    <w:lvl w:ilvl="4" w:tplc="20000003" w:tentative="1">
+      <w:start w:val="1"/>
+      <w:numFmt w:val="bullet"/>
+      <w:lvlText w:val="o"/>
+      <w:lvlJc w:val="left"/>
+      <w:pPr>
+        <w:ind w:left="3600" w:hanging="360"/>
+      </w:pPr>
+      <w:rPr>
+        <w:rFonts w:ascii="Courier New" w:hAnsi="Courier New" w:cs="Courier New" w:hint="default"/>
+      </w:rPr>
+    </w:lvl>
+    <w:lvl w:ilvl="5" w:tplc="20000005" w:tentative="1">
+      <w:start w:val="1"/>
+      <w:numFmt w:val="bullet"/>
+      <w:lvlText w:val=""/>
+      <w:lvlJc w:val="left"/>
+      <w:pPr>
+        <w:ind w:left="4320" w:hanging="360"/>
+      </w:pPr>
+      <w:rPr>
+        <w:rFonts w:ascii="Wingdings" w:hAnsi="Wingdings" w:hint="default"/>
+      </w:rPr>
+    </w:lvl>
+    <w:lvl w:ilvl="6" w:tplc="20000001" w:tentative="1">
+      <w:start w:val="1"/>
+      <w:numFmt w:val="bullet"/>
+      <w:lvlText w:val=""/>
+      <w:lvlJc w:val="left"/>
+      <w:pPr>
+        <w:ind w:left="5040" w:hanging="360"/>
+      </w:pPr>
+      <w:rPr>
+        <w:rFonts w:ascii="Symbol" w:hAnsi="Symbol" w:hint="default"/>
+      </w:rPr>
+    </w:lvl>
+    <w:lvl w:ilvl="7" w:tplc="20000003" w:tentative="1">
+      <w:start w:val="1"/>
+      <w:numFmt w:val="bullet"/>
+      <w:lvlText w:val="o"/>
+      <w:lvlJc w:val="left"/>
+      <w:pPr>
+        <w:ind w:left="5760" w:hanging="360"/>
+      </w:pPr>
+      <w:rPr>
+        <w:rFonts w:ascii="Courier New" w:hAnsi="Courier New" w:cs="Courier New" w:hint="default"/>
+      </w:rPr>
+    </w:lvl>
+    <w:lvl w:ilvl="8" w:tplc="20000005" w:tentative="1">
+      <w:start w:val="1"/>
+      <w:numFmt w:val="bullet"/>
+      <w:lvlText w:val=""/>
+      <w:lvlJc w:val="left"/>
+      <w:pPr>
+        <w:ind w:left="6480" w:hanging="360"/>
+      </w:pPr>
+      <w:rPr>
+        <w:rFonts w:ascii="Wingdings" w:hAnsi="Wingdings" w:hint="default"/>
+      </w:rPr>
+    </w:lvl>
+  </w:abstractNum>
+  <w:abstractNum w:abstractNumId="17" w15:restartNumberingAfterBreak="0">
+    <w:nsid w:val="7C8E36A2"/>
+    <w:multiLevelType w:val="hybridMultilevel"/>
+    <w:tmpl w:val="4F445D5C"/>
     <w:lvl w:ilvl="0" w:tplc="20000001">
       <w:start w:val="1"/>
       <w:numFmt w:val="bullet"/>
@@ -5655,9 +6434,30 @@
     <w:abstractNumId w:val="0"/>
   </w:num>
   <w:num w:numId="10" w16cid:durableId="1281649198">
+    <w:abstractNumId w:val="11"/>
+  </w:num>
+  <w:num w:numId="11" w16cid:durableId="1549800027">
+    <w:abstractNumId w:val="15"/>
+  </w:num>
+  <w:num w:numId="12" w16cid:durableId="2018656423">
+    <w:abstractNumId w:val="17"/>
+  </w:num>
+  <w:num w:numId="13" w16cid:durableId="1684240111">
+    <w:abstractNumId w:val="16"/>
+  </w:num>
+  <w:num w:numId="14" w16cid:durableId="300967747">
+    <w:abstractNumId w:val="13"/>
+  </w:num>
+  <w:num w:numId="15" w16cid:durableId="577522626">
     <w:abstractNumId w:val="9"/>
   </w:num>
-  <w:num w:numId="11" w16cid:durableId="1549800027">
+  <w:num w:numId="16" w16cid:durableId="2091846995">
+    <w:abstractNumId w:val="14"/>
+  </w:num>
+  <w:num w:numId="17" w16cid:durableId="149253999">
+    <w:abstractNumId w:val="12"/>
+  </w:num>
+  <w:num w:numId="18" w16cid:durableId="237204815">
     <w:abstractNumId w:val="10"/>
   </w:num>
 </w:numbering>
